--- a/8 семестр/Криптографическая защита/Практика/ПР_2/Практическая работа 2 Ковалец.docx
+++ b/8 семестр/Криптографическая защита/Практика/ПР_2/Практическая работа 2 Ковалец.docx
@@ -1442,23 +1442,7 @@
             <w:sz w:val="28"/>
             <w:szCs w:val="28"/>
           </w:rPr>
-          <m:t>(</m:t>
-        </m:r>
-        <m:r>
-          <w:rPr>
-            <w:rFonts w:ascii="Cambria Math" w:hAnsi="Cambria Math" w:cs="Times New Roman"/>
-            <w:sz w:val="28"/>
-            <w:szCs w:val="28"/>
-          </w:rPr>
-          <m:t>x</m:t>
-        </m:r>
-        <m:r>
-          <w:rPr>
-            <w:rFonts w:ascii="Cambria Math" w:hAnsi="Cambria Math" w:cs="Times New Roman"/>
-            <w:sz w:val="28"/>
-            <w:szCs w:val="28"/>
-          </w:rPr>
-          <m:t>)</m:t>
+          <m:t>(x)</m:t>
         </m:r>
       </m:oMath>
       <w:r>
@@ -1583,23 +1567,7 @@
             <w:sz w:val="28"/>
             <w:szCs w:val="28"/>
           </w:rPr>
-          <m:t>{</m:t>
-        </m:r>
-        <m:r>
-          <w:rPr>
-            <w:rFonts w:ascii="Cambria Math" w:hAnsi="Cambria Math" w:cs="Times New Roman"/>
-            <w:sz w:val="28"/>
-            <w:szCs w:val="28"/>
-          </w:rPr>
-          <m:t>k</m:t>
-        </m:r>
-        <m:r>
-          <w:rPr>
-            <w:rFonts w:ascii="Cambria Math" w:hAnsi="Cambria Math" w:cs="Times New Roman"/>
-            <w:sz w:val="28"/>
-            <w:szCs w:val="28"/>
-          </w:rPr>
-          <m:t>}</m:t>
+          <m:t>{k}</m:t>
         </m:r>
       </m:oMath>
       <w:r>
@@ -1772,23 +1740,7 @@
             <w:sz w:val="28"/>
             <w:szCs w:val="28"/>
           </w:rPr>
-          <m:t>={10, 15, 20, 30, 3</m:t>
-        </m:r>
-        <m:r>
-          <w:rPr>
-            <w:rFonts w:ascii="Cambria Math" w:hAnsi="Cambria Math" w:cs="Times New Roman"/>
-            <w:sz w:val="28"/>
-            <w:szCs w:val="28"/>
-          </w:rPr>
-          <m:t>5</m:t>
-        </m:r>
-        <m:r>
-          <w:rPr>
-            <w:rFonts w:ascii="Cambria Math" w:hAnsi="Cambria Math" w:cs="Times New Roman"/>
-            <w:sz w:val="28"/>
-            <w:szCs w:val="28"/>
-          </w:rPr>
-          <m:t>}</m:t>
+          <m:t>={10, 15, 20, 30, 35}</m:t>
         </m:r>
       </m:oMath>
       <w:r>
@@ -2192,7 +2144,6 @@
                 <w:rFonts w:ascii="Cambria Math" w:hAnsi="Cambria Math" w:cs="Times New Roman"/>
                 <w:sz w:val="28"/>
                 <w:szCs w:val="28"/>
-                <w:lang w:val="en-US"/>
               </w:rPr>
               <m:t>2</m:t>
             </m:r>
@@ -2204,7 +2155,6 @@
           <w:rFonts w:ascii="Times New Roman" w:eastAsiaTheme="minorEastAsia" w:hAnsi="Times New Roman" w:cs="Times New Roman"/>
           <w:sz w:val="28"/>
           <w:szCs w:val="28"/>
-          <w:lang w:val="en-US"/>
         </w:rPr>
         <w:t xml:space="preserve"> </w:t>
       </w:r>
@@ -2815,6 +2765,7 @@
       <w:r>
         <w:rPr>
           <w:rFonts w:ascii="Times New Roman" w:hAnsi="Times New Roman" w:cs="Times New Roman"/>
+          <w:noProof/>
           <w:sz w:val="28"/>
           <w:szCs w:val="28"/>
         </w:rPr>
@@ -3076,6 +3027,7 @@
       <w:r>
         <w:rPr>
           <w:rFonts w:ascii="Times New Roman" w:hAnsi="Times New Roman" w:cs="Times New Roman"/>
+          <w:noProof/>
           <w:sz w:val="28"/>
           <w:szCs w:val="28"/>
         </w:rPr>
@@ -3199,6 +3151,7 @@
       <w:r>
         <w:rPr>
           <w:rFonts w:ascii="Times New Roman" w:hAnsi="Times New Roman" w:cs="Times New Roman"/>
+          <w:noProof/>
           <w:sz w:val="28"/>
           <w:szCs w:val="28"/>
         </w:rPr>
@@ -3282,31 +3235,7 @@
             <w:sz w:val="28"/>
             <w:szCs w:val="28"/>
           </w:rPr>
-          <m:t>L</m:t>
-        </m:r>
-        <m:r>
-          <w:rPr>
-            <w:rFonts w:ascii="Cambria Math" w:hAnsi="Cambria Math" w:cs="Times New Roman"/>
-            <w:sz w:val="28"/>
-            <w:szCs w:val="28"/>
-          </w:rPr>
-          <m:t>/</m:t>
-        </m:r>
-        <m:r>
-          <w:rPr>
-            <w:rFonts w:ascii="Cambria Math" w:hAnsi="Cambria Math" w:cs="Times New Roman"/>
-            <w:sz w:val="28"/>
-            <w:szCs w:val="28"/>
-          </w:rPr>
-          <m:t>ln</m:t>
-        </m:r>
-        <m:r>
-          <w:rPr>
-            <w:rFonts w:ascii="Cambria Math" w:hAnsi="Cambria Math" w:cs="Times New Roman"/>
-            <w:sz w:val="28"/>
-            <w:szCs w:val="28"/>
-          </w:rPr>
-          <m:t>(</m:t>
+          <m:t>L/ln(</m:t>
         </m:r>
         <m:r>
           <w:rPr>
@@ -3342,31 +3271,7 @@
             <w:sz w:val="28"/>
             <w:szCs w:val="28"/>
           </w:rPr>
-          <m:t>⁡(</m:t>
-        </m:r>
-        <m:r>
-          <w:rPr>
-            <w:rFonts w:ascii="Cambria Math" w:hAnsi="Cambria Math" w:cs="Times New Roman"/>
-            <w:sz w:val="28"/>
-            <w:szCs w:val="28"/>
-          </w:rPr>
-          <m:t>2000</m:t>
-        </m:r>
-        <m:r>
-          <w:rPr>
-            <w:rFonts w:ascii="Cambria Math" w:hAnsi="Cambria Math" w:cs="Times New Roman"/>
-            <w:sz w:val="28"/>
-            <w:szCs w:val="28"/>
-          </w:rPr>
-          <m:t>) =</m:t>
-        </m:r>
-        <m:r>
-          <w:rPr>
-            <w:rFonts w:ascii="Cambria Math" w:hAnsi="Cambria Math" w:cs="Times New Roman"/>
-            <w:sz w:val="28"/>
-            <w:szCs w:val="28"/>
-          </w:rPr>
-          <m:t>500/7,60=65,78</m:t>
+          <m:t>⁡(2000) =500/7,60=65,78</m:t>
         </m:r>
       </m:oMath>
       <w:r>
@@ -3402,87 +3307,7 @@
             <w:sz w:val="28"/>
             <w:szCs w:val="28"/>
           </w:rPr>
-          <m:t>П</m:t>
-        </m:r>
-        <m:r>
-          <w:rPr>
-            <w:rFonts w:ascii="Cambria Math" w:hAnsi="Cambria Math" w:cs="Times New Roman"/>
-            <w:sz w:val="28"/>
-            <w:szCs w:val="28"/>
-          </w:rPr>
-          <m:t>(</m:t>
-        </m:r>
-        <m:r>
-          <w:rPr>
-            <w:rFonts w:ascii="Cambria Math" w:hAnsi="Cambria Math" w:cs="Times New Roman"/>
-            <w:sz w:val="28"/>
-            <w:szCs w:val="28"/>
-          </w:rPr>
-          <m:t>х,L</m:t>
-        </m:r>
-        <m:r>
-          <w:rPr>
-            <w:rFonts w:ascii="Cambria Math" w:hAnsi="Cambria Math" w:cs="Times New Roman"/>
-            <w:sz w:val="28"/>
-            <w:szCs w:val="28"/>
-          </w:rPr>
-          <m:t>)/</m:t>
-        </m:r>
-        <m:r>
-          <w:rPr>
-            <w:rFonts w:ascii="Cambria Math" w:hAnsi="Cambria Math" w:cs="Times New Roman"/>
-            <w:sz w:val="28"/>
-            <w:szCs w:val="28"/>
-          </w:rPr>
-          <m:t>L</m:t>
-        </m:r>
-        <m:r>
-          <w:rPr>
-            <w:rFonts w:ascii="Cambria Math" w:hAnsi="Cambria Math" w:cs="Times New Roman"/>
-            <w:sz w:val="28"/>
-            <w:szCs w:val="28"/>
-          </w:rPr>
-          <m:t>=64</m:t>
-        </m:r>
-        <m:r>
-          <w:rPr>
-            <w:rFonts w:ascii="Cambria Math" w:hAnsi="Cambria Math" w:cs="Times New Roman"/>
-            <w:sz w:val="28"/>
-            <w:szCs w:val="28"/>
-          </w:rPr>
-          <m:t>/</m:t>
-        </m:r>
-        <m:r>
-          <w:rPr>
-            <w:rFonts w:ascii="Cambria Math" w:hAnsi="Cambria Math" w:cs="Times New Roman"/>
-            <w:sz w:val="28"/>
-            <w:szCs w:val="28"/>
-          </w:rPr>
-          <m:t>500</m:t>
-        </m:r>
-        <m:r>
-          <w:rPr>
-            <w:rFonts w:ascii="Cambria Math" w:hAnsi="Cambria Math" w:cs="Times New Roman"/>
-            <w:sz w:val="28"/>
-            <w:szCs w:val="28"/>
-          </w:rPr>
-          <m:t>=</m:t>
-        </m:r>
-        <m:r>
-          <w:rPr>
-            <w:rFonts w:ascii="Cambria Math" w:hAnsi="Cambria Math" w:cs="Times New Roman"/>
-            <w:sz w:val="28"/>
-            <w:szCs w:val="28"/>
-          </w:rPr>
-          <m:t>0</m:t>
-        </m:r>
-        <m:r>
-          <w:rPr>
-            <w:rFonts w:ascii="Cambria Math" w:hAnsi="Cambria Math" w:cs="Times New Roman"/>
-            <w:sz w:val="28"/>
-            <w:szCs w:val="28"/>
-          </w:rPr>
-          <m:t>,128</m:t>
+          <m:t>П(х,L)/L=64/500=0,128</m:t>
         </m:r>
       </m:oMath>
       <w:r>
@@ -3508,55 +3333,7 @@
             <w:sz w:val="28"/>
             <w:szCs w:val="28"/>
           </w:rPr>
-          <m:t>1</m:t>
-        </m:r>
-        <m:r>
-          <w:rPr>
-            <w:rFonts w:ascii="Cambria Math" w:hAnsi="Cambria Math" w:cs="Times New Roman"/>
-            <w:sz w:val="28"/>
-            <w:szCs w:val="28"/>
-          </w:rPr>
-          <m:t>/</m:t>
-        </m:r>
-        <m:r>
-          <w:rPr>
-            <w:rFonts w:ascii="Cambria Math" w:hAnsi="Cambria Math" w:cs="Times New Roman"/>
-            <w:sz w:val="28"/>
-            <w:szCs w:val="28"/>
-          </w:rPr>
-          <m:t>ln</m:t>
-        </m:r>
-        <m:r>
-          <w:rPr>
-            <w:rFonts w:ascii="Cambria Math" w:hAnsi="Cambria Math" w:cs="Times New Roman"/>
-            <w:sz w:val="28"/>
-            <w:szCs w:val="28"/>
-          </w:rPr>
-          <m:t>(</m:t>
-        </m:r>
-        <m:r>
-          <w:rPr>
-            <w:rFonts w:ascii="Cambria Math" w:hAnsi="Cambria Math" w:cs="Times New Roman"/>
-            <w:sz w:val="28"/>
-            <w:szCs w:val="28"/>
-          </w:rPr>
-          <m:t>х</m:t>
-        </m:r>
-        <m:r>
-          <w:rPr>
-            <w:rFonts w:ascii="Cambria Math" w:hAnsi="Cambria Math" w:cs="Times New Roman"/>
-            <w:sz w:val="28"/>
-            <w:szCs w:val="28"/>
-          </w:rPr>
-          <m:t>) =1</m:t>
-        </m:r>
-        <m:r>
-          <w:rPr>
-            <w:rFonts w:ascii="Cambria Math" w:hAnsi="Cambria Math" w:cs="Times New Roman"/>
-            <w:sz w:val="28"/>
-            <w:szCs w:val="28"/>
-          </w:rPr>
-          <m:t>/7,6= 0,131</m:t>
+          <m:t>1/ln(х) =1/7,6= 0,131</m:t>
         </m:r>
       </m:oMath>
       <w:r>
@@ -3565,23 +3342,7 @@
           <w:sz w:val="28"/>
           <w:szCs w:val="28"/>
         </w:rPr>
-        <w:t xml:space="preserve">. </w:t>
-      </w:r>
-      <w:r>
-        <w:rPr>
-          <w:rFonts w:ascii="Times New Roman" w:eastAsiaTheme="minorEastAsia" w:hAnsi="Times New Roman" w:cs="Times New Roman"/>
-          <w:sz w:val="28"/>
-          <w:szCs w:val="28"/>
-        </w:rPr>
-        <w:t>Условия близости выполняются, когда</w:t>
-      </w:r>
-      <w:r>
-        <w:rPr>
-          <w:rFonts w:ascii="Times New Roman" w:eastAsiaTheme="minorEastAsia" w:hAnsi="Times New Roman" w:cs="Times New Roman"/>
-          <w:sz w:val="28"/>
-          <w:szCs w:val="28"/>
-        </w:rPr>
-        <w:t xml:space="preserve"> </w:t>
+        <w:t xml:space="preserve">. Условия близости выполняются, когда </w:t>
       </w:r>
       <w:r>
         <w:rPr>
@@ -3766,6 +3527,7 @@
       <w:r>
         <w:rPr>
           <w:rFonts w:ascii="Times New Roman" w:hAnsi="Times New Roman" w:cs="Times New Roman"/>
+          <w:noProof/>
           <w:sz w:val="28"/>
           <w:szCs w:val="28"/>
         </w:rPr>
@@ -3854,6 +3616,7 @@
       <w:r>
         <w:rPr>
           <w:rFonts w:ascii="Times New Roman" w:hAnsi="Times New Roman" w:cs="Times New Roman"/>
+          <w:noProof/>
           <w:sz w:val="28"/>
           <w:szCs w:val="28"/>
         </w:rPr>
@@ -3916,23 +3679,306 @@
     <w:p>
       <w:pPr>
         <w:ind w:left="567" w:firstLine="425"/>
+        <w:rPr>
+          <w:rFonts w:ascii="Times New Roman" w:hAnsi="Times New Roman" w:cs="Times New Roman"/>
+          <w:sz w:val="28"/>
+          <w:szCs w:val="28"/>
+        </w:rPr>
+      </w:pPr>
+      <w:r>
+        <w:rPr>
+          <w:rFonts w:ascii="Times New Roman" w:hAnsi="Times New Roman" w:cs="Times New Roman"/>
+          <w:sz w:val="28"/>
+          <w:szCs w:val="28"/>
+        </w:rPr>
+        <w:t xml:space="preserve">Разности между соседними простыми числами </w:t>
+      </w:r>
+      <m:oMath>
+        <m:r>
+          <w:rPr>
+            <w:rFonts w:ascii="Cambria Math" w:hAnsi="Cambria Math" w:cs="Times New Roman"/>
+            <w:sz w:val="28"/>
+            <w:szCs w:val="28"/>
+            <w:lang w:val="en-US"/>
+          </w:rPr>
+          <m:t>L</m:t>
+        </m:r>
+        <m:r>
+          <w:rPr>
+            <w:rFonts w:ascii="Cambria Math" w:hAnsi="Cambria Math" w:cs="Times New Roman"/>
+            <w:sz w:val="28"/>
+            <w:szCs w:val="28"/>
+          </w:rPr>
+          <m:t>(</m:t>
+        </m:r>
+        <m:r>
+          <w:rPr>
+            <w:rFonts w:ascii="Cambria Math" w:hAnsi="Cambria Math" w:cs="Times New Roman"/>
+            <w:sz w:val="28"/>
+            <w:szCs w:val="28"/>
+            <w:lang w:val="en-US"/>
+          </w:rPr>
+          <m:t>i</m:t>
+        </m:r>
+        <m:r>
+          <w:rPr>
+            <w:rFonts w:ascii="Cambria Math" w:hAnsi="Cambria Math" w:cs="Times New Roman"/>
+            <w:sz w:val="28"/>
+            <w:szCs w:val="28"/>
+          </w:rPr>
+          <m:t>)</m:t>
+        </m:r>
+      </m:oMath>
+      <w:r>
+        <w:rPr>
+          <w:rFonts w:ascii="Times New Roman" w:hAnsi="Times New Roman" w:cs="Times New Roman"/>
+          <w:sz w:val="28"/>
+          <w:szCs w:val="28"/>
+        </w:rPr>
+        <w:t xml:space="preserve"> составляют</w:t>
+      </w:r>
+      <w:r>
+        <w:rPr>
+          <w:rFonts w:ascii="Times New Roman" w:hAnsi="Times New Roman" w:cs="Times New Roman"/>
+          <w:sz w:val="28"/>
+          <w:szCs w:val="28"/>
+        </w:rPr>
+        <w:t>: [4, 6, 2, 10, 2, 6, 10, 2, 10, 2, 6, 18, 4, 2, 4, 6, 6, 8, 6, 6, 22, 2, 10, 8, 10, 6, 6, 8, 12, 4, 6, 6, 2, 6, 12, 10, 18, 2, 4, 6, 2, 6]</w:t>
+      </w:r>
+      <w:r>
+        <w:rPr>
+          <w:rFonts w:ascii="Times New Roman" w:hAnsi="Times New Roman" w:cs="Times New Roman"/>
+          <w:sz w:val="28"/>
+          <w:szCs w:val="28"/>
+        </w:rPr>
+        <w:t xml:space="preserve">. </w:t>
+      </w:r>
+      <w:r>
+        <w:rPr>
+          <w:rFonts w:ascii="Times New Roman" w:hAnsi="Times New Roman" w:cs="Times New Roman"/>
+          <w:sz w:val="28"/>
+          <w:szCs w:val="28"/>
+        </w:rPr>
+        <w:t xml:space="preserve">Выборочное среднее </w:t>
+      </w:r>
+      <m:oMath>
+        <m:sSub>
+          <m:sSubPr>
+            <m:ctrlPr>
+              <w:rPr>
+                <w:rFonts w:ascii="Cambria Math" w:hAnsi="Cambria Math" w:cs="Times New Roman"/>
+                <w:i/>
+                <w:sz w:val="28"/>
+                <w:szCs w:val="28"/>
+              </w:rPr>
+            </m:ctrlPr>
+          </m:sSubPr>
+          <m:e>
+            <m:r>
+              <w:rPr>
+                <w:rFonts w:ascii="Cambria Math" w:hAnsi="Cambria Math" w:cs="Times New Roman"/>
+                <w:sz w:val="28"/>
+                <w:szCs w:val="28"/>
+              </w:rPr>
+              <m:t>L</m:t>
+            </m:r>
+          </m:e>
+          <m:sub>
+            <m:r>
+              <w:rPr>
+                <w:rFonts w:ascii="Cambria Math" w:hAnsi="Cambria Math" w:cs="Times New Roman"/>
+                <w:sz w:val="28"/>
+                <w:szCs w:val="28"/>
+              </w:rPr>
+              <m:t>сред</m:t>
+            </m:r>
+          </m:sub>
+        </m:sSub>
+        <m:r>
+          <w:rPr>
+            <w:rFonts w:ascii="Cambria Math" w:hAnsi="Cambria Math" w:cs="Times New Roman"/>
+            <w:sz w:val="28"/>
+            <w:szCs w:val="28"/>
+          </w:rPr>
+          <m:t xml:space="preserve"> = 6,8571</m:t>
+        </m:r>
+      </m:oMath>
+      <w:r>
+        <w:rPr>
+          <w:rFonts w:ascii="Times New Roman" w:eastAsiaTheme="minorEastAsia" w:hAnsi="Times New Roman" w:cs="Times New Roman"/>
+          <w:sz w:val="28"/>
+          <w:szCs w:val="28"/>
+        </w:rPr>
+        <w:t xml:space="preserve">. Вычислим </w:t>
+      </w:r>
+      <m:oMath>
+        <m:r>
+          <w:rPr>
+            <w:rFonts w:ascii="Cambria Math" w:eastAsiaTheme="minorEastAsia" w:hAnsi="Cambria Math" w:cs="Times New Roman"/>
+            <w:sz w:val="28"/>
+            <w:szCs w:val="28"/>
+          </w:rPr>
+          <m:t>ln(x)</m:t>
+        </m:r>
+      </m:oMath>
+      <w:r>
+        <w:rPr>
+          <w:rFonts w:ascii="Times New Roman" w:eastAsiaTheme="minorEastAsia" w:hAnsi="Times New Roman" w:cs="Times New Roman"/>
+          <w:sz w:val="28"/>
+          <w:szCs w:val="28"/>
+        </w:rPr>
+        <w:t xml:space="preserve"> для </w:t>
+      </w:r>
+      <m:oMath>
+        <m:r>
+          <w:rPr>
+            <w:rFonts w:ascii="Cambria Math" w:eastAsiaTheme="minorEastAsia" w:hAnsi="Cambria Math" w:cs="Times New Roman"/>
+            <w:sz w:val="28"/>
+            <w:szCs w:val="28"/>
+          </w:rPr>
+          <m:t>x = 1150</m:t>
+        </m:r>
+      </m:oMath>
+      <w:r>
+        <w:rPr>
+          <w:rFonts w:ascii="Times New Roman" w:eastAsiaTheme="minorEastAsia" w:hAnsi="Times New Roman" w:cs="Times New Roman"/>
+          <w:sz w:val="28"/>
+          <w:szCs w:val="28"/>
+        </w:rPr>
+        <w:t xml:space="preserve"> (середина интервала) = 7.0475</w:t>
+      </w:r>
+      <w:r>
+        <w:rPr>
+          <w:rFonts w:ascii="Times New Roman" w:eastAsiaTheme="minorEastAsia" w:hAnsi="Times New Roman" w:cs="Times New Roman"/>
+          <w:sz w:val="28"/>
+          <w:szCs w:val="28"/>
+        </w:rPr>
+        <w:t xml:space="preserve">. </w:t>
+      </w:r>
+      <w:r>
+        <w:rPr>
+          <w:rFonts w:ascii="Times New Roman" w:eastAsiaTheme="minorEastAsia" w:hAnsi="Times New Roman" w:cs="Times New Roman"/>
+          <w:sz w:val="28"/>
+          <w:szCs w:val="28"/>
+        </w:rPr>
+        <w:t xml:space="preserve">Отношение </w:t>
+      </w:r>
+      <m:oMath>
+        <m:sSub>
+          <m:sSubPr>
+            <m:ctrlPr>
+              <w:rPr>
+                <w:rFonts w:ascii="Cambria Math" w:eastAsiaTheme="minorEastAsia" w:hAnsi="Cambria Math" w:cs="Times New Roman"/>
+                <w:i/>
+                <w:sz w:val="28"/>
+                <w:szCs w:val="28"/>
+              </w:rPr>
+            </m:ctrlPr>
+          </m:sSubPr>
+          <m:e>
+            <m:r>
+              <w:rPr>
+                <w:rFonts w:ascii="Cambria Math" w:eastAsiaTheme="minorEastAsia" w:hAnsi="Cambria Math" w:cs="Times New Roman"/>
+                <w:sz w:val="28"/>
+                <w:szCs w:val="28"/>
+              </w:rPr>
+              <m:t>L</m:t>
+            </m:r>
+          </m:e>
+          <m:sub>
+            <m:r>
+              <w:rPr>
+                <w:rFonts w:ascii="Cambria Math" w:eastAsiaTheme="minorEastAsia" w:hAnsi="Cambria Math" w:cs="Times New Roman"/>
+                <w:sz w:val="28"/>
+                <w:szCs w:val="28"/>
+              </w:rPr>
+              <m:t>сред</m:t>
+            </m:r>
+          </m:sub>
+        </m:sSub>
+        <m:r>
+          <w:rPr>
+            <w:rFonts w:ascii="Cambria Math" w:eastAsiaTheme="minorEastAsia" w:hAnsi="Cambria Math" w:cs="Times New Roman"/>
+            <w:sz w:val="28"/>
+            <w:szCs w:val="28"/>
+          </w:rPr>
+          <m:t xml:space="preserve"> / ln(x) = 0.9730</m:t>
+        </m:r>
+      </m:oMath>
+    </w:p>
+    <w:p>
+      <w:pPr>
+        <w:ind w:left="567" w:firstLine="425"/>
         <w:jc w:val="center"/>
         <w:rPr>
           <w:rFonts w:ascii="Times New Roman" w:hAnsi="Times New Roman" w:cs="Times New Roman"/>
           <w:sz w:val="28"/>
           <w:szCs w:val="28"/>
-        </w:rPr>
-      </w:pPr>
-    </w:p>
-    <w:p>
-      <w:pPr>
-        <w:ind w:left="426" w:firstLine="425"/>
-        <w:rPr>
-          <w:rFonts w:ascii="Times New Roman" w:hAnsi="Times New Roman" w:cs="Times New Roman"/>
-          <w:sz w:val="28"/>
-          <w:szCs w:val="28"/>
-        </w:rPr>
-      </w:pPr>
+          <w:lang w:val="en-US"/>
+        </w:rPr>
+      </w:pPr>
+      <w:r>
+        <w:rPr>
+          <w:rFonts w:ascii="Times New Roman" w:hAnsi="Times New Roman" w:cs="Times New Roman"/>
+          <w:sz w:val="28"/>
+          <w:szCs w:val="28"/>
+          <w:lang w:val="en-US"/>
+        </w:rPr>
+        <w:drawing>
+          <wp:inline distT="0" distB="0" distL="0" distR="0" wp14:anchorId="4E58FABB" wp14:editId="1CE0616C">
+            <wp:extent cx="5177790" cy="3092614"/>
+            <wp:effectExtent l="0" t="0" r="0" b="0"/>
+            <wp:docPr id="1462062960" name="Рисунок 1"/>
+            <wp:cNvGraphicFramePr>
+              <a:graphicFrameLocks xmlns:a="http://schemas.openxmlformats.org/drawingml/2006/main" noChangeAspect="1"/>
+            </wp:cNvGraphicFramePr>
+            <a:graphic xmlns:a="http://schemas.openxmlformats.org/drawingml/2006/main">
+              <a:graphicData uri="http://schemas.openxmlformats.org/drawingml/2006/picture">
+                <pic:pic xmlns:pic="http://schemas.openxmlformats.org/drawingml/2006/picture">
+                  <pic:nvPicPr>
+                    <pic:cNvPr id="1462062960" name=""/>
+                    <pic:cNvPicPr/>
+                  </pic:nvPicPr>
+                  <pic:blipFill>
+                    <a:blip r:embed="rId12"/>
+                    <a:stretch>
+                      <a:fillRect/>
+                    </a:stretch>
+                  </pic:blipFill>
+                  <pic:spPr>
+                    <a:xfrm>
+                      <a:off x="0" y="0"/>
+                      <a:ext cx="5188658" cy="3099105"/>
+                    </a:xfrm>
+                    <a:prstGeom prst="rect">
+                      <a:avLst/>
+                    </a:prstGeom>
+                  </pic:spPr>
+                </pic:pic>
+              </a:graphicData>
+            </a:graphic>
+          </wp:inline>
+        </w:drawing>
+      </w:r>
+    </w:p>
+    <w:p>
+      <w:pPr>
+        <w:ind w:left="567" w:firstLine="425"/>
+        <w:jc w:val="center"/>
+        <w:rPr>
+          <w:rFonts w:ascii="Times New Roman" w:hAnsi="Times New Roman" w:cs="Times New Roman"/>
+          <w:sz w:val="28"/>
+          <w:szCs w:val="28"/>
+        </w:rPr>
+      </w:pPr>
+      <w:r>
+        <w:rPr>
+          <w:rFonts w:ascii="Times New Roman" w:hAnsi="Times New Roman" w:cs="Times New Roman"/>
+          <w:sz w:val="28"/>
+          <w:szCs w:val="28"/>
+        </w:rPr>
+        <w:t>Рисунок 7 – Готовая гистограмма</w:t>
+      </w:r>
     </w:p>
     <w:p>
       <w:pPr>
@@ -3963,73 +4009,2177 @@
             <w:sz w:val="28"/>
             <w:szCs w:val="28"/>
           </w:rPr>
-          <m:t>p(k)=k/ln⁡(k) ,k={10,</m:t>
-        </m:r>
-        <m:r>
-          <w:rPr>
-            <w:rFonts w:ascii="Cambria Math" w:hAnsi="Cambria Math" w:cs="Times New Roman"/>
-            <w:sz w:val="28"/>
-            <w:szCs w:val="28"/>
-          </w:rPr>
-          <m:t xml:space="preserve"> </m:t>
-        </m:r>
-        <m:r>
-          <w:rPr>
-            <w:rFonts w:ascii="Cambria Math" w:hAnsi="Cambria Math" w:cs="Times New Roman"/>
-            <w:sz w:val="28"/>
-            <w:szCs w:val="28"/>
-          </w:rPr>
-          <m:t>15,</m:t>
-        </m:r>
-        <m:r>
-          <w:rPr>
-            <w:rFonts w:ascii="Cambria Math" w:hAnsi="Cambria Math" w:cs="Times New Roman"/>
-            <w:sz w:val="28"/>
-            <w:szCs w:val="28"/>
-          </w:rPr>
-          <m:t xml:space="preserve"> </m:t>
-        </m:r>
-        <m:r>
-          <w:rPr>
-            <w:rFonts w:ascii="Cambria Math" w:hAnsi="Cambria Math" w:cs="Times New Roman"/>
-            <w:sz w:val="28"/>
-            <w:szCs w:val="28"/>
-          </w:rPr>
-          <m:t>20,</m:t>
-        </m:r>
-        <m:r>
-          <w:rPr>
-            <w:rFonts w:ascii="Cambria Math" w:hAnsi="Cambria Math" w:cs="Times New Roman"/>
-            <w:sz w:val="28"/>
-            <w:szCs w:val="28"/>
-          </w:rPr>
-          <m:t xml:space="preserve"> </m:t>
-        </m:r>
-        <m:r>
-          <w:rPr>
-            <w:rFonts w:ascii="Cambria Math" w:hAnsi="Cambria Math" w:cs="Times New Roman"/>
-            <w:sz w:val="28"/>
-            <w:szCs w:val="28"/>
-          </w:rPr>
-          <m:t>30,</m:t>
-        </m:r>
-        <m:r>
-          <w:rPr>
-            <w:rFonts w:ascii="Cambria Math" w:hAnsi="Cambria Math" w:cs="Times New Roman"/>
-            <w:sz w:val="28"/>
-            <w:szCs w:val="28"/>
-          </w:rPr>
-          <m:t xml:space="preserve"> </m:t>
-        </m:r>
-        <m:r>
-          <w:rPr>
-            <w:rFonts w:ascii="Cambria Math" w:hAnsi="Cambria Math" w:cs="Times New Roman"/>
-            <w:sz w:val="28"/>
-            <w:szCs w:val="28"/>
-          </w:rPr>
-          <m:t>35}.</m:t>
+          <m:t>p(k)=k/ln⁡(k) ,k={10, 15, 20, 30, 35}.</m:t>
         </m:r>
       </m:oMath>
+    </w:p>
+    <w:p>
+      <w:pPr>
+        <w:spacing w:after="0" w:line="240" w:lineRule="auto"/>
+        <w:ind w:left="708"/>
+        <w:rPr>
+          <w:rFonts w:ascii="Times New Roman" w:hAnsi="Times New Roman" w:cs="Times New Roman"/>
+          <w:sz w:val="28"/>
+          <w:szCs w:val="28"/>
+        </w:rPr>
+      </w:pPr>
+      <w:r>
+        <w:rPr>
+          <w:rFonts w:ascii="Times New Roman" w:hAnsi="Times New Roman" w:cs="Times New Roman"/>
+          <w:sz w:val="28"/>
+          <w:szCs w:val="28"/>
+        </w:rPr>
+        <w:t>Оценим</w:t>
+      </w:r>
+      <w:r>
+        <w:rPr>
+          <w:rFonts w:ascii="Times New Roman" w:hAnsi="Times New Roman" w:cs="Times New Roman"/>
+          <w:sz w:val="28"/>
+          <w:szCs w:val="28"/>
+        </w:rPr>
+        <w:t xml:space="preserve"> относительную погрешность формулы </w:t>
+      </w:r>
+      <m:oMath>
+        <m:r>
+          <w:rPr>
+            <w:rFonts w:ascii="Cambria Math" w:hAnsi="Cambria Math" w:cs="Times New Roman"/>
+            <w:sz w:val="28"/>
+            <w:szCs w:val="28"/>
+          </w:rPr>
+          <m:t>p(k)=</m:t>
+        </m:r>
+        <m:f>
+          <m:fPr>
+            <m:ctrlPr>
+              <w:rPr>
+                <w:rFonts w:ascii="Cambria Math" w:hAnsi="Cambria Math" w:cs="Times New Roman"/>
+                <w:sz w:val="28"/>
+                <w:szCs w:val="28"/>
+              </w:rPr>
+            </m:ctrlPr>
+          </m:fPr>
+          <m:num>
+            <m:r>
+              <w:rPr>
+                <w:rFonts w:ascii="Cambria Math" w:hAnsi="Cambria Math" w:cs="Times New Roman"/>
+                <w:sz w:val="28"/>
+                <w:szCs w:val="28"/>
+              </w:rPr>
+              <m:t>k</m:t>
+            </m:r>
+          </m:num>
+          <m:den>
+            <m:r>
+              <m:rPr>
+                <m:sty m:val="p"/>
+              </m:rPr>
+              <w:rPr>
+                <w:rFonts w:ascii="Cambria Math" w:hAnsi="Cambria Math" w:cs="Times New Roman"/>
+                <w:sz w:val="28"/>
+                <w:szCs w:val="28"/>
+              </w:rPr>
+              <m:t>ln</m:t>
+            </m:r>
+            <m:r>
+              <w:rPr>
+                <w:rFonts w:ascii="Cambria Math" w:hAnsi="Cambria Math" w:cs="Times New Roman"/>
+                <w:sz w:val="28"/>
+                <w:szCs w:val="28"/>
+              </w:rPr>
+              <m:t>⁡(k)</m:t>
+            </m:r>
+          </m:den>
+        </m:f>
+      </m:oMath>
+      <w:r>
+        <w:rPr>
+          <w:rFonts w:ascii="Times New Roman" w:hAnsi="Times New Roman" w:cs="Times New Roman"/>
+          <w:sz w:val="28"/>
+          <w:szCs w:val="28"/>
+        </w:rPr>
+        <w:t> для</w:t>
+      </w:r>
+      <w:r>
+        <w:rPr>
+          <w:rFonts w:ascii="Times New Roman" w:hAnsi="Times New Roman" w:cs="Times New Roman"/>
+          <w:sz w:val="28"/>
+          <w:szCs w:val="28"/>
+        </w:rPr>
+        <w:t xml:space="preserve"> </w:t>
+      </w:r>
+      <w:r>
+        <w:rPr>
+          <w:rFonts w:ascii="Times New Roman" w:hAnsi="Times New Roman" w:cs="Times New Roman"/>
+          <w:sz w:val="28"/>
+          <w:szCs w:val="28"/>
+        </w:rPr>
+        <w:t>каждого значения k.</w:t>
+      </w:r>
+    </w:p>
+    <w:p>
+      <w:pPr>
+        <w:spacing w:after="0" w:line="240" w:lineRule="auto"/>
+        <w:ind w:left="708"/>
+        <w:rPr>
+          <w:rFonts w:ascii="Times New Roman" w:hAnsi="Times New Roman" w:cs="Times New Roman"/>
+          <w:sz w:val="28"/>
+          <w:szCs w:val="28"/>
+        </w:rPr>
+      </w:pPr>
+    </w:p>
+    <w:p>
+      <w:pPr>
+        <w:spacing w:after="0" w:line="240" w:lineRule="auto"/>
+        <w:ind w:left="708"/>
+        <w:rPr>
+          <w:rFonts w:ascii="Times New Roman" w:hAnsi="Times New Roman" w:cs="Times New Roman"/>
+          <w:sz w:val="28"/>
+          <w:szCs w:val="28"/>
+        </w:rPr>
+      </w:pPr>
+    </w:p>
+    <w:p>
+      <w:pPr>
+        <w:spacing w:after="0" w:line="240" w:lineRule="auto"/>
+        <w:ind w:left="708"/>
+        <w:rPr>
+          <w:rFonts w:ascii="Times New Roman" w:hAnsi="Times New Roman" w:cs="Times New Roman"/>
+          <w:sz w:val="28"/>
+          <w:szCs w:val="28"/>
+        </w:rPr>
+      </w:pPr>
+      <w:r>
+        <w:rPr>
+          <w:rFonts w:ascii="Times New Roman" w:hAnsi="Times New Roman" w:cs="Times New Roman"/>
+          <w:b/>
+          <w:bCs/>
+          <w:sz w:val="28"/>
+          <w:szCs w:val="28"/>
+        </w:rPr>
+        <w:lastRenderedPageBreak/>
+        <w:t>Формула относительной погрешности:</w:t>
+      </w:r>
+    </w:p>
+    <w:p>
+      <w:pPr>
+        <w:spacing w:after="0" w:line="240" w:lineRule="auto"/>
+        <w:ind w:left="708"/>
+        <w:rPr>
+          <w:rFonts w:ascii="Times New Roman" w:hAnsi="Times New Roman" w:cs="Times New Roman"/>
+          <w:sz w:val="28"/>
+          <w:szCs w:val="28"/>
+        </w:rPr>
+      </w:pPr>
+      <m:oMathPara>
+        <m:oMath>
+          <m:r>
+            <w:rPr>
+              <w:rFonts w:ascii="Cambria Math" w:hAnsi="Cambria Math" w:cs="Times New Roman"/>
+              <w:sz w:val="28"/>
+              <w:szCs w:val="28"/>
+            </w:rPr>
+            <m:t>δ=</m:t>
+          </m:r>
+          <m:f>
+            <m:fPr>
+              <m:ctrlPr>
+                <w:rPr>
+                  <w:rFonts w:ascii="Cambria Math" w:hAnsi="Cambria Math" w:cs="Times New Roman"/>
+                  <w:sz w:val="28"/>
+                  <w:szCs w:val="28"/>
+                </w:rPr>
+              </m:ctrlPr>
+            </m:fPr>
+            <m:num>
+              <m:r>
+                <m:rPr>
+                  <m:sty m:val="p"/>
+                </m:rPr>
+                <w:rPr>
+                  <w:rFonts w:ascii="Cambria Math" w:hAnsi="Cambria Math" w:cs="Times New Roman"/>
+                  <w:sz w:val="28"/>
+                  <w:szCs w:val="28"/>
+                </w:rPr>
+                <m:t>∣</m:t>
+              </m:r>
+              <m:sSub>
+                <m:sSubPr>
+                  <m:ctrlPr>
+                    <w:rPr>
+                      <w:rFonts w:ascii="Cambria Math" w:hAnsi="Cambria Math" w:cs="Times New Roman"/>
+                      <w:sz w:val="28"/>
+                      <w:szCs w:val="28"/>
+                    </w:rPr>
+                  </m:ctrlPr>
+                </m:sSubPr>
+                <m:e>
+                  <m:r>
+                    <w:rPr>
+                      <w:rFonts w:ascii="Cambria Math" w:hAnsi="Cambria Math" w:cs="Times New Roman"/>
+                      <w:sz w:val="28"/>
+                      <w:szCs w:val="28"/>
+                    </w:rPr>
+                    <m:t>p</m:t>
+                  </m:r>
+                </m:e>
+                <m:sub>
+                  <m:r>
+                    <m:rPr>
+                      <m:nor/>
+                    </m:rPr>
+                    <w:rPr>
+                      <w:rFonts w:ascii="Times New Roman" w:hAnsi="Times New Roman" w:cs="Times New Roman"/>
+                      <w:sz w:val="28"/>
+                      <w:szCs w:val="28"/>
+                    </w:rPr>
+                    <m:t>теор</m:t>
+                  </m:r>
+                </m:sub>
+              </m:sSub>
+              <m:r>
+                <w:rPr>
+                  <w:rFonts w:ascii="Cambria Math" w:hAnsi="Cambria Math" w:cs="Times New Roman"/>
+                  <w:sz w:val="28"/>
+                  <w:szCs w:val="28"/>
+                </w:rPr>
+                <m:t>-</m:t>
+              </m:r>
+              <m:sSub>
+                <m:sSubPr>
+                  <m:ctrlPr>
+                    <w:rPr>
+                      <w:rFonts w:ascii="Cambria Math" w:hAnsi="Cambria Math" w:cs="Times New Roman"/>
+                      <w:sz w:val="28"/>
+                      <w:szCs w:val="28"/>
+                    </w:rPr>
+                  </m:ctrlPr>
+                </m:sSubPr>
+                <m:e>
+                  <m:r>
+                    <w:rPr>
+                      <w:rFonts w:ascii="Cambria Math" w:hAnsi="Cambria Math" w:cs="Times New Roman"/>
+                      <w:sz w:val="28"/>
+                      <w:szCs w:val="28"/>
+                    </w:rPr>
+                    <m:t>p</m:t>
+                  </m:r>
+                </m:e>
+                <m:sub>
+                  <m:r>
+                    <m:rPr>
+                      <m:nor/>
+                    </m:rPr>
+                    <w:rPr>
+                      <w:rFonts w:ascii="Times New Roman" w:hAnsi="Times New Roman" w:cs="Times New Roman"/>
+                      <w:sz w:val="28"/>
+                      <w:szCs w:val="28"/>
+                    </w:rPr>
+                    <m:t>ист</m:t>
+                  </m:r>
+                </m:sub>
+              </m:sSub>
+              <m:r>
+                <m:rPr>
+                  <m:sty m:val="p"/>
+                </m:rPr>
+                <w:rPr>
+                  <w:rFonts w:ascii="Cambria Math" w:hAnsi="Cambria Math" w:cs="Times New Roman"/>
+                  <w:sz w:val="28"/>
+                  <w:szCs w:val="28"/>
+                </w:rPr>
+                <m:t>∣</m:t>
+              </m:r>
+            </m:num>
+            <m:den>
+              <m:sSub>
+                <m:sSubPr>
+                  <m:ctrlPr>
+                    <w:rPr>
+                      <w:rFonts w:ascii="Cambria Math" w:hAnsi="Cambria Math" w:cs="Times New Roman"/>
+                      <w:sz w:val="28"/>
+                      <w:szCs w:val="28"/>
+                    </w:rPr>
+                  </m:ctrlPr>
+                </m:sSubPr>
+                <m:e>
+                  <m:r>
+                    <w:rPr>
+                      <w:rFonts w:ascii="Cambria Math" w:hAnsi="Cambria Math" w:cs="Times New Roman"/>
+                      <w:sz w:val="28"/>
+                      <w:szCs w:val="28"/>
+                    </w:rPr>
+                    <m:t>p</m:t>
+                  </m:r>
+                </m:e>
+                <m:sub>
+                  <m:r>
+                    <m:rPr>
+                      <m:nor/>
+                    </m:rPr>
+                    <w:rPr>
+                      <w:rFonts w:ascii="Times New Roman" w:hAnsi="Times New Roman" w:cs="Times New Roman"/>
+                      <w:sz w:val="28"/>
+                      <w:szCs w:val="28"/>
+                    </w:rPr>
+                    <m:t>ист</m:t>
+                  </m:r>
+                </m:sub>
+              </m:sSub>
+            </m:den>
+          </m:f>
+          <m:r>
+            <w:rPr>
+              <w:rFonts w:ascii="Cambria Math" w:hAnsi="Cambria Math" w:cs="Times New Roman"/>
+              <w:sz w:val="28"/>
+              <w:szCs w:val="28"/>
+            </w:rPr>
+            <m:t>×100</m:t>
+          </m:r>
+          <m:r>
+            <m:rPr>
+              <m:sty m:val="p"/>
+            </m:rPr>
+            <w:rPr>
+              <w:rFonts w:ascii="Cambria Math" w:hAnsi="Cambria Math" w:cs="Times New Roman"/>
+              <w:sz w:val="28"/>
+              <w:szCs w:val="28"/>
+            </w:rPr>
+            <m:t>%</m:t>
+          </m:r>
+          <m:r>
+            <w:rPr>
+              <w:rFonts w:ascii="Times New Roman" w:hAnsi="Times New Roman" w:cs="Times New Roman"/>
+              <w:sz w:val="28"/>
+              <w:szCs w:val="28"/>
+            </w:rPr>
+            <w:br/>
+          </m:r>
+        </m:oMath>
+      </m:oMathPara>
+    </w:p>
+    <w:p>
+      <w:pPr>
+        <w:spacing w:after="0" w:line="240" w:lineRule="auto"/>
+        <w:ind w:left="708"/>
+        <w:rPr>
+          <w:rFonts w:ascii="Times New Roman" w:hAnsi="Times New Roman" w:cs="Times New Roman"/>
+          <w:sz w:val="28"/>
+          <w:szCs w:val="28"/>
+        </w:rPr>
+      </w:pPr>
+      <w:r>
+        <w:rPr>
+          <w:rFonts w:ascii="Times New Roman" w:hAnsi="Times New Roman" w:cs="Times New Roman"/>
+          <w:b/>
+          <w:bCs/>
+          <w:sz w:val="28"/>
+          <w:szCs w:val="28"/>
+        </w:rPr>
+        <w:t>Исходные данные (истинные значения простых чисел):</w:t>
+      </w:r>
+    </w:p>
+    <w:p>
+      <w:pPr>
+        <w:numPr>
+          <w:ilvl w:val="0"/>
+          <w:numId w:val="17"/>
+        </w:numPr>
+        <w:spacing w:after="0" w:line="240" w:lineRule="auto"/>
+        <w:rPr>
+          <w:rFonts w:ascii="Times New Roman" w:hAnsi="Times New Roman" w:cs="Times New Roman"/>
+          <w:sz w:val="28"/>
+          <w:szCs w:val="28"/>
+        </w:rPr>
+      </w:pPr>
+      <m:oMath>
+        <m:r>
+          <w:rPr>
+            <w:rFonts w:ascii="Cambria Math" w:hAnsi="Cambria Math" w:cs="Times New Roman"/>
+            <w:sz w:val="28"/>
+            <w:szCs w:val="28"/>
+          </w:rPr>
+          <m:t>p(10)=29</m:t>
+        </m:r>
+      </m:oMath>
+      <w:r>
+        <w:rPr>
+          <w:rFonts w:ascii="Times New Roman" w:hAnsi="Times New Roman" w:cs="Times New Roman"/>
+          <w:sz w:val="28"/>
+          <w:szCs w:val="28"/>
+        </w:rPr>
+        <w:t> (10-е простое число)</w:t>
+      </w:r>
+    </w:p>
+    <w:p>
+      <w:pPr>
+        <w:numPr>
+          <w:ilvl w:val="0"/>
+          <w:numId w:val="17"/>
+        </w:numPr>
+        <w:spacing w:after="0" w:line="240" w:lineRule="auto"/>
+        <w:rPr>
+          <w:rFonts w:ascii="Times New Roman" w:hAnsi="Times New Roman" w:cs="Times New Roman"/>
+          <w:sz w:val="28"/>
+          <w:szCs w:val="28"/>
+        </w:rPr>
+      </w:pPr>
+      <m:oMath>
+        <m:r>
+          <w:rPr>
+            <w:rFonts w:ascii="Cambria Math" w:hAnsi="Cambria Math" w:cs="Times New Roman"/>
+            <w:sz w:val="28"/>
+            <w:szCs w:val="28"/>
+          </w:rPr>
+          <m:t>p(15)=47</m:t>
+        </m:r>
+      </m:oMath>
+      <w:r>
+        <w:rPr>
+          <w:rFonts w:ascii="Times New Roman" w:hAnsi="Times New Roman" w:cs="Times New Roman"/>
+          <w:sz w:val="28"/>
+          <w:szCs w:val="28"/>
+        </w:rPr>
+        <w:t> (15-е простое число)</w:t>
+      </w:r>
+    </w:p>
+    <w:p>
+      <w:pPr>
+        <w:numPr>
+          <w:ilvl w:val="0"/>
+          <w:numId w:val="17"/>
+        </w:numPr>
+        <w:spacing w:after="0" w:line="240" w:lineRule="auto"/>
+        <w:rPr>
+          <w:rFonts w:ascii="Times New Roman" w:hAnsi="Times New Roman" w:cs="Times New Roman"/>
+          <w:sz w:val="28"/>
+          <w:szCs w:val="28"/>
+        </w:rPr>
+      </w:pPr>
+      <m:oMath>
+        <m:r>
+          <w:rPr>
+            <w:rFonts w:ascii="Cambria Math" w:hAnsi="Cambria Math" w:cs="Times New Roman"/>
+            <w:sz w:val="28"/>
+            <w:szCs w:val="28"/>
+          </w:rPr>
+          <m:t>p(20)=71</m:t>
+        </m:r>
+      </m:oMath>
+      <w:r>
+        <w:rPr>
+          <w:rFonts w:ascii="Times New Roman" w:hAnsi="Times New Roman" w:cs="Times New Roman"/>
+          <w:sz w:val="28"/>
+          <w:szCs w:val="28"/>
+        </w:rPr>
+        <w:t> (20-е простое число)</w:t>
+      </w:r>
+    </w:p>
+    <w:p>
+      <w:pPr>
+        <w:numPr>
+          <w:ilvl w:val="0"/>
+          <w:numId w:val="17"/>
+        </w:numPr>
+        <w:spacing w:after="0" w:line="240" w:lineRule="auto"/>
+        <w:rPr>
+          <w:rFonts w:ascii="Times New Roman" w:hAnsi="Times New Roman" w:cs="Times New Roman"/>
+          <w:sz w:val="28"/>
+          <w:szCs w:val="28"/>
+        </w:rPr>
+      </w:pPr>
+      <m:oMath>
+        <m:r>
+          <w:rPr>
+            <w:rFonts w:ascii="Cambria Math" w:hAnsi="Cambria Math" w:cs="Times New Roman"/>
+            <w:sz w:val="28"/>
+            <w:szCs w:val="28"/>
+          </w:rPr>
+          <m:t>p(30)=113</m:t>
+        </m:r>
+      </m:oMath>
+      <w:r>
+        <w:rPr>
+          <w:rFonts w:ascii="Times New Roman" w:hAnsi="Times New Roman" w:cs="Times New Roman"/>
+          <w:sz w:val="28"/>
+          <w:szCs w:val="28"/>
+        </w:rPr>
+        <w:t> (30-е простое число)</w:t>
+      </w:r>
+    </w:p>
+    <w:p>
+      <w:pPr>
+        <w:numPr>
+          <w:ilvl w:val="0"/>
+          <w:numId w:val="17"/>
+        </w:numPr>
+        <w:spacing w:after="0" w:line="240" w:lineRule="auto"/>
+        <w:rPr>
+          <w:rFonts w:ascii="Times New Roman" w:hAnsi="Times New Roman" w:cs="Times New Roman"/>
+          <w:sz w:val="28"/>
+          <w:szCs w:val="28"/>
+        </w:rPr>
+      </w:pPr>
+      <m:oMath>
+        <m:r>
+          <w:rPr>
+            <w:rFonts w:ascii="Cambria Math" w:hAnsi="Cambria Math" w:cs="Times New Roman"/>
+            <w:sz w:val="28"/>
+            <w:szCs w:val="28"/>
+          </w:rPr>
+          <m:t>p(35)=149</m:t>
+        </m:r>
+      </m:oMath>
+      <w:r>
+        <w:rPr>
+          <w:rFonts w:ascii="Times New Roman" w:hAnsi="Times New Roman" w:cs="Times New Roman"/>
+          <w:sz w:val="28"/>
+          <w:szCs w:val="28"/>
+        </w:rPr>
+        <w:t> (35-е простое число)</w:t>
+      </w:r>
+    </w:p>
+    <w:p>
+      <w:pPr>
+        <w:spacing w:after="0" w:line="240" w:lineRule="auto"/>
+        <w:ind w:left="708"/>
+        <w:rPr>
+          <w:rFonts w:ascii="Times New Roman" w:hAnsi="Times New Roman" w:cs="Times New Roman"/>
+          <w:sz w:val="28"/>
+          <w:szCs w:val="28"/>
+        </w:rPr>
+      </w:pPr>
+      <w:r>
+        <w:rPr>
+          <w:rFonts w:ascii="Times New Roman" w:hAnsi="Times New Roman" w:cs="Times New Roman"/>
+          <w:b/>
+          <w:bCs/>
+          <w:sz w:val="28"/>
+          <w:szCs w:val="28"/>
+        </w:rPr>
+        <w:t>Расчеты:</w:t>
+      </w:r>
+    </w:p>
+    <w:p>
+      <w:pPr>
+        <w:numPr>
+          <w:ilvl w:val="0"/>
+          <w:numId w:val="18"/>
+        </w:numPr>
+        <w:spacing w:after="0" w:line="240" w:lineRule="auto"/>
+        <w:rPr>
+          <w:rFonts w:ascii="Times New Roman" w:hAnsi="Times New Roman" w:cs="Times New Roman"/>
+          <w:sz w:val="28"/>
+          <w:szCs w:val="28"/>
+        </w:rPr>
+      </w:pPr>
+      <w:r>
+        <w:rPr>
+          <w:rFonts w:ascii="Times New Roman" w:hAnsi="Times New Roman" w:cs="Times New Roman"/>
+          <w:b/>
+          <w:bCs/>
+          <w:sz w:val="28"/>
+          <w:szCs w:val="28"/>
+        </w:rPr>
+        <w:t>Для k = 10:</w:t>
+      </w:r>
+    </w:p>
+    <w:p>
+      <w:pPr>
+        <w:numPr>
+          <w:ilvl w:val="1"/>
+          <w:numId w:val="18"/>
+        </w:numPr>
+        <w:spacing w:after="0" w:line="240" w:lineRule="auto"/>
+        <w:rPr>
+          <w:rFonts w:ascii="Times New Roman" w:hAnsi="Times New Roman" w:cs="Times New Roman"/>
+          <w:sz w:val="28"/>
+          <w:szCs w:val="28"/>
+        </w:rPr>
+      </w:pPr>
+      <m:oMath>
+        <m:r>
+          <m:rPr>
+            <m:sty m:val="p"/>
+          </m:rPr>
+          <w:rPr>
+            <w:rFonts w:ascii="Cambria Math" w:hAnsi="Cambria Math" w:cs="Times New Roman"/>
+            <w:sz w:val="28"/>
+            <w:szCs w:val="28"/>
+          </w:rPr>
+          <m:t>ln</m:t>
+        </m:r>
+        <m:r>
+          <w:rPr>
+            <w:rFonts w:ascii="Cambria Math" w:hAnsi="Cambria Math" w:cs="Times New Roman"/>
+            <w:sz w:val="28"/>
+            <w:szCs w:val="28"/>
+          </w:rPr>
+          <m:t>⁡(10)≈2.3026</m:t>
+        </m:r>
+      </m:oMath>
+    </w:p>
+    <w:p>
+      <w:pPr>
+        <w:numPr>
+          <w:ilvl w:val="1"/>
+          <w:numId w:val="18"/>
+        </w:numPr>
+        <w:spacing w:after="0" w:line="240" w:lineRule="auto"/>
+        <w:rPr>
+          <w:rFonts w:ascii="Times New Roman" w:hAnsi="Times New Roman" w:cs="Times New Roman"/>
+          <w:sz w:val="28"/>
+          <w:szCs w:val="28"/>
+        </w:rPr>
+      </w:pPr>
+      <m:oMath>
+        <m:sSub>
+          <m:sSubPr>
+            <m:ctrlPr>
+              <w:rPr>
+                <w:rFonts w:ascii="Cambria Math" w:hAnsi="Cambria Math" w:cs="Times New Roman"/>
+                <w:sz w:val="28"/>
+                <w:szCs w:val="28"/>
+              </w:rPr>
+            </m:ctrlPr>
+          </m:sSubPr>
+          <m:e>
+            <m:r>
+              <w:rPr>
+                <w:rFonts w:ascii="Cambria Math" w:hAnsi="Cambria Math" w:cs="Times New Roman"/>
+                <w:sz w:val="28"/>
+                <w:szCs w:val="28"/>
+              </w:rPr>
+              <m:t>p</m:t>
+            </m:r>
+          </m:e>
+          <m:sub>
+            <m:r>
+              <m:rPr>
+                <m:nor/>
+              </m:rPr>
+              <w:rPr>
+                <w:rFonts w:ascii="Times New Roman" w:hAnsi="Times New Roman" w:cs="Times New Roman"/>
+                <w:sz w:val="28"/>
+                <w:szCs w:val="28"/>
+              </w:rPr>
+              <m:t>теор</m:t>
+            </m:r>
+          </m:sub>
+        </m:sSub>
+        <m:r>
+          <w:rPr>
+            <w:rFonts w:ascii="Cambria Math" w:hAnsi="Cambria Math" w:cs="Times New Roman"/>
+            <w:sz w:val="28"/>
+            <w:szCs w:val="28"/>
+          </w:rPr>
+          <m:t>=10</m:t>
+        </m:r>
+        <m:r>
+          <m:rPr>
+            <m:sty m:val="p"/>
+          </m:rPr>
+          <w:rPr>
+            <w:rFonts w:ascii="Cambria Math" w:hAnsi="Cambria Math" w:cs="Times New Roman"/>
+            <w:sz w:val="28"/>
+            <w:szCs w:val="28"/>
+          </w:rPr>
+          <m:t>/</m:t>
+        </m:r>
+        <m:r>
+          <w:rPr>
+            <w:rFonts w:ascii="Cambria Math" w:hAnsi="Cambria Math" w:cs="Times New Roman"/>
+            <w:sz w:val="28"/>
+            <w:szCs w:val="28"/>
+          </w:rPr>
+          <m:t>2.3026≈4.34</m:t>
+        </m:r>
+      </m:oMath>
+    </w:p>
+    <w:p>
+      <w:pPr>
+        <w:numPr>
+          <w:ilvl w:val="1"/>
+          <w:numId w:val="18"/>
+        </w:numPr>
+        <w:spacing w:after="0" w:line="240" w:lineRule="auto"/>
+        <w:rPr>
+          <w:rFonts w:ascii="Times New Roman" w:hAnsi="Times New Roman" w:cs="Times New Roman"/>
+          <w:sz w:val="28"/>
+          <w:szCs w:val="28"/>
+        </w:rPr>
+      </w:pPr>
+      <m:oMath>
+        <m:r>
+          <w:rPr>
+            <w:rFonts w:ascii="Cambria Math" w:hAnsi="Cambria Math" w:cs="Times New Roman"/>
+            <w:sz w:val="28"/>
+            <w:szCs w:val="28"/>
+          </w:rPr>
+          <m:t>δ=</m:t>
+        </m:r>
+        <m:f>
+          <m:fPr>
+            <m:ctrlPr>
+              <w:rPr>
+                <w:rFonts w:ascii="Cambria Math" w:hAnsi="Cambria Math" w:cs="Times New Roman"/>
+                <w:sz w:val="28"/>
+                <w:szCs w:val="28"/>
+              </w:rPr>
+            </m:ctrlPr>
+          </m:fPr>
+          <m:num>
+            <m:r>
+              <m:rPr>
+                <m:sty m:val="p"/>
+              </m:rPr>
+              <w:rPr>
+                <w:rFonts w:ascii="Cambria Math" w:hAnsi="Cambria Math" w:cs="Times New Roman"/>
+                <w:sz w:val="28"/>
+                <w:szCs w:val="28"/>
+              </w:rPr>
+              <m:t>∣</m:t>
+            </m:r>
+            <m:r>
+              <w:rPr>
+                <w:rFonts w:ascii="Cambria Math" w:hAnsi="Cambria Math" w:cs="Times New Roman"/>
+                <w:sz w:val="28"/>
+                <w:szCs w:val="28"/>
+              </w:rPr>
+              <m:t>4.34-29</m:t>
+            </m:r>
+            <m:r>
+              <m:rPr>
+                <m:sty m:val="p"/>
+              </m:rPr>
+              <w:rPr>
+                <w:rFonts w:ascii="Cambria Math" w:hAnsi="Cambria Math" w:cs="Times New Roman"/>
+                <w:sz w:val="28"/>
+                <w:szCs w:val="28"/>
+              </w:rPr>
+              <m:t>∣</m:t>
+            </m:r>
+          </m:num>
+          <m:den>
+            <m:r>
+              <w:rPr>
+                <w:rFonts w:ascii="Cambria Math" w:hAnsi="Cambria Math" w:cs="Times New Roman"/>
+                <w:sz w:val="28"/>
+                <w:szCs w:val="28"/>
+              </w:rPr>
+              <m:t>29</m:t>
+            </m:r>
+          </m:den>
+        </m:f>
+        <m:r>
+          <w:rPr>
+            <w:rFonts w:ascii="Cambria Math" w:hAnsi="Cambria Math" w:cs="Times New Roman"/>
+            <w:sz w:val="28"/>
+            <w:szCs w:val="28"/>
+          </w:rPr>
+          <m:t>×100</m:t>
+        </m:r>
+        <m:r>
+          <m:rPr>
+            <m:sty m:val="p"/>
+          </m:rPr>
+          <w:rPr>
+            <w:rFonts w:ascii="Cambria Math" w:hAnsi="Cambria Math" w:cs="Times New Roman"/>
+            <w:sz w:val="28"/>
+            <w:szCs w:val="28"/>
+          </w:rPr>
+          <m:t>%</m:t>
+        </m:r>
+        <m:r>
+          <w:rPr>
+            <w:rFonts w:ascii="Cambria Math" w:hAnsi="Cambria Math" w:cs="Times New Roman"/>
+            <w:sz w:val="28"/>
+            <w:szCs w:val="28"/>
+          </w:rPr>
+          <m:t>≈</m:t>
+        </m:r>
+        <m:f>
+          <m:fPr>
+            <m:ctrlPr>
+              <w:rPr>
+                <w:rFonts w:ascii="Cambria Math" w:hAnsi="Cambria Math" w:cs="Times New Roman"/>
+                <w:sz w:val="28"/>
+                <w:szCs w:val="28"/>
+              </w:rPr>
+            </m:ctrlPr>
+          </m:fPr>
+          <m:num>
+            <m:r>
+              <w:rPr>
+                <w:rFonts w:ascii="Cambria Math" w:hAnsi="Cambria Math" w:cs="Times New Roman"/>
+                <w:sz w:val="28"/>
+                <w:szCs w:val="28"/>
+              </w:rPr>
+              <m:t>24.66</m:t>
+            </m:r>
+          </m:num>
+          <m:den>
+            <m:r>
+              <w:rPr>
+                <w:rFonts w:ascii="Cambria Math" w:hAnsi="Cambria Math" w:cs="Times New Roman"/>
+                <w:sz w:val="28"/>
+                <w:szCs w:val="28"/>
+              </w:rPr>
+              <m:t>29</m:t>
+            </m:r>
+          </m:den>
+        </m:f>
+        <m:r>
+          <w:rPr>
+            <w:rFonts w:ascii="Cambria Math" w:hAnsi="Cambria Math" w:cs="Times New Roman"/>
+            <w:sz w:val="28"/>
+            <w:szCs w:val="28"/>
+          </w:rPr>
+          <m:t>×100</m:t>
+        </m:r>
+        <m:r>
+          <m:rPr>
+            <m:sty m:val="p"/>
+          </m:rPr>
+          <w:rPr>
+            <w:rFonts w:ascii="Cambria Math" w:hAnsi="Cambria Math" w:cs="Times New Roman"/>
+            <w:sz w:val="28"/>
+            <w:szCs w:val="28"/>
+          </w:rPr>
+          <m:t>%</m:t>
+        </m:r>
+        <m:r>
+          <w:rPr>
+            <w:rFonts w:ascii="Cambria Math" w:hAnsi="Cambria Math" w:cs="Times New Roman"/>
+            <w:sz w:val="28"/>
+            <w:szCs w:val="28"/>
+          </w:rPr>
+          <m:t>≈85.03</m:t>
+        </m:r>
+        <m:r>
+          <m:rPr>
+            <m:sty m:val="p"/>
+          </m:rPr>
+          <w:rPr>
+            <w:rFonts w:ascii="Cambria Math" w:hAnsi="Cambria Math" w:cs="Times New Roman"/>
+            <w:sz w:val="28"/>
+            <w:szCs w:val="28"/>
+          </w:rPr>
+          <m:t>%</m:t>
+        </m:r>
+      </m:oMath>
+    </w:p>
+    <w:p>
+      <w:pPr>
+        <w:numPr>
+          <w:ilvl w:val="0"/>
+          <w:numId w:val="18"/>
+        </w:numPr>
+        <w:spacing w:after="0" w:line="240" w:lineRule="auto"/>
+        <w:rPr>
+          <w:rFonts w:ascii="Times New Roman" w:hAnsi="Times New Roman" w:cs="Times New Roman"/>
+          <w:sz w:val="28"/>
+          <w:szCs w:val="28"/>
+        </w:rPr>
+      </w:pPr>
+      <w:r>
+        <w:rPr>
+          <w:rFonts w:ascii="Times New Roman" w:hAnsi="Times New Roman" w:cs="Times New Roman"/>
+          <w:b/>
+          <w:bCs/>
+          <w:sz w:val="28"/>
+          <w:szCs w:val="28"/>
+        </w:rPr>
+        <w:t>Для k = 15:</w:t>
+      </w:r>
+    </w:p>
+    <w:p>
+      <w:pPr>
+        <w:numPr>
+          <w:ilvl w:val="1"/>
+          <w:numId w:val="18"/>
+        </w:numPr>
+        <w:spacing w:after="0" w:line="240" w:lineRule="auto"/>
+        <w:rPr>
+          <w:rFonts w:ascii="Times New Roman" w:hAnsi="Times New Roman" w:cs="Times New Roman"/>
+          <w:sz w:val="28"/>
+          <w:szCs w:val="28"/>
+        </w:rPr>
+      </w:pPr>
+      <m:oMath>
+        <m:r>
+          <m:rPr>
+            <m:sty m:val="p"/>
+          </m:rPr>
+          <w:rPr>
+            <w:rFonts w:ascii="Cambria Math" w:hAnsi="Cambria Math" w:cs="Times New Roman"/>
+            <w:sz w:val="28"/>
+            <w:szCs w:val="28"/>
+          </w:rPr>
+          <m:t>ln</m:t>
+        </m:r>
+        <m:r>
+          <w:rPr>
+            <w:rFonts w:ascii="Cambria Math" w:hAnsi="Cambria Math" w:cs="Times New Roman"/>
+            <w:sz w:val="28"/>
+            <w:szCs w:val="28"/>
+          </w:rPr>
+          <m:t>⁡(15)≈2.7081</m:t>
+        </m:r>
+      </m:oMath>
+    </w:p>
+    <w:p>
+      <w:pPr>
+        <w:numPr>
+          <w:ilvl w:val="1"/>
+          <w:numId w:val="18"/>
+        </w:numPr>
+        <w:spacing w:after="0" w:line="240" w:lineRule="auto"/>
+        <w:rPr>
+          <w:rFonts w:ascii="Times New Roman" w:hAnsi="Times New Roman" w:cs="Times New Roman"/>
+          <w:sz w:val="28"/>
+          <w:szCs w:val="28"/>
+        </w:rPr>
+      </w:pPr>
+      <m:oMath>
+        <m:sSub>
+          <m:sSubPr>
+            <m:ctrlPr>
+              <w:rPr>
+                <w:rFonts w:ascii="Cambria Math" w:hAnsi="Cambria Math" w:cs="Times New Roman"/>
+                <w:sz w:val="28"/>
+                <w:szCs w:val="28"/>
+              </w:rPr>
+            </m:ctrlPr>
+          </m:sSubPr>
+          <m:e>
+            <m:r>
+              <w:rPr>
+                <w:rFonts w:ascii="Cambria Math" w:hAnsi="Cambria Math" w:cs="Times New Roman"/>
+                <w:sz w:val="28"/>
+                <w:szCs w:val="28"/>
+              </w:rPr>
+              <m:t>p</m:t>
+            </m:r>
+          </m:e>
+          <m:sub>
+            <m:r>
+              <m:rPr>
+                <m:nor/>
+              </m:rPr>
+              <w:rPr>
+                <w:rFonts w:ascii="Times New Roman" w:hAnsi="Times New Roman" w:cs="Times New Roman"/>
+                <w:sz w:val="28"/>
+                <w:szCs w:val="28"/>
+              </w:rPr>
+              <m:t>теор</m:t>
+            </m:r>
+          </m:sub>
+        </m:sSub>
+        <m:r>
+          <w:rPr>
+            <w:rFonts w:ascii="Cambria Math" w:hAnsi="Cambria Math" w:cs="Times New Roman"/>
+            <w:sz w:val="28"/>
+            <w:szCs w:val="28"/>
+          </w:rPr>
+          <m:t>=15</m:t>
+        </m:r>
+        <m:r>
+          <m:rPr>
+            <m:sty m:val="p"/>
+          </m:rPr>
+          <w:rPr>
+            <w:rFonts w:ascii="Cambria Math" w:hAnsi="Cambria Math" w:cs="Times New Roman"/>
+            <w:sz w:val="28"/>
+            <w:szCs w:val="28"/>
+          </w:rPr>
+          <m:t>/</m:t>
+        </m:r>
+        <m:r>
+          <w:rPr>
+            <w:rFonts w:ascii="Cambria Math" w:hAnsi="Cambria Math" w:cs="Times New Roman"/>
+            <w:sz w:val="28"/>
+            <w:szCs w:val="28"/>
+          </w:rPr>
+          <m:t>2.7081≈5.54</m:t>
+        </m:r>
+      </m:oMath>
+    </w:p>
+    <w:p>
+      <w:pPr>
+        <w:numPr>
+          <w:ilvl w:val="1"/>
+          <w:numId w:val="18"/>
+        </w:numPr>
+        <w:spacing w:after="0" w:line="240" w:lineRule="auto"/>
+        <w:rPr>
+          <w:rFonts w:ascii="Times New Roman" w:hAnsi="Times New Roman" w:cs="Times New Roman"/>
+          <w:sz w:val="28"/>
+          <w:szCs w:val="28"/>
+        </w:rPr>
+      </w:pPr>
+      <m:oMath>
+        <m:r>
+          <w:rPr>
+            <w:rFonts w:ascii="Cambria Math" w:hAnsi="Cambria Math" w:cs="Times New Roman"/>
+            <w:sz w:val="28"/>
+            <w:szCs w:val="28"/>
+          </w:rPr>
+          <m:t>δ=</m:t>
+        </m:r>
+        <m:f>
+          <m:fPr>
+            <m:ctrlPr>
+              <w:rPr>
+                <w:rFonts w:ascii="Cambria Math" w:hAnsi="Cambria Math" w:cs="Times New Roman"/>
+                <w:sz w:val="28"/>
+                <w:szCs w:val="28"/>
+              </w:rPr>
+            </m:ctrlPr>
+          </m:fPr>
+          <m:num>
+            <m:r>
+              <m:rPr>
+                <m:sty m:val="p"/>
+              </m:rPr>
+              <w:rPr>
+                <w:rFonts w:ascii="Cambria Math" w:hAnsi="Cambria Math" w:cs="Times New Roman"/>
+                <w:sz w:val="28"/>
+                <w:szCs w:val="28"/>
+              </w:rPr>
+              <m:t>∣</m:t>
+            </m:r>
+            <m:r>
+              <w:rPr>
+                <w:rFonts w:ascii="Cambria Math" w:hAnsi="Cambria Math" w:cs="Times New Roman"/>
+                <w:sz w:val="28"/>
+                <w:szCs w:val="28"/>
+              </w:rPr>
+              <m:t>5.54-47</m:t>
+            </m:r>
+            <m:r>
+              <m:rPr>
+                <m:sty m:val="p"/>
+              </m:rPr>
+              <w:rPr>
+                <w:rFonts w:ascii="Cambria Math" w:hAnsi="Cambria Math" w:cs="Times New Roman"/>
+                <w:sz w:val="28"/>
+                <w:szCs w:val="28"/>
+              </w:rPr>
+              <m:t>∣</m:t>
+            </m:r>
+          </m:num>
+          <m:den>
+            <m:r>
+              <w:rPr>
+                <w:rFonts w:ascii="Cambria Math" w:hAnsi="Cambria Math" w:cs="Times New Roman"/>
+                <w:sz w:val="28"/>
+                <w:szCs w:val="28"/>
+              </w:rPr>
+              <m:t>47</m:t>
+            </m:r>
+          </m:den>
+        </m:f>
+        <m:r>
+          <w:rPr>
+            <w:rFonts w:ascii="Cambria Math" w:hAnsi="Cambria Math" w:cs="Times New Roman"/>
+            <w:sz w:val="28"/>
+            <w:szCs w:val="28"/>
+          </w:rPr>
+          <m:t>×100</m:t>
+        </m:r>
+        <m:r>
+          <m:rPr>
+            <m:sty m:val="p"/>
+          </m:rPr>
+          <w:rPr>
+            <w:rFonts w:ascii="Cambria Math" w:hAnsi="Cambria Math" w:cs="Times New Roman"/>
+            <w:sz w:val="28"/>
+            <w:szCs w:val="28"/>
+          </w:rPr>
+          <m:t>%</m:t>
+        </m:r>
+        <m:r>
+          <w:rPr>
+            <w:rFonts w:ascii="Cambria Math" w:hAnsi="Cambria Math" w:cs="Times New Roman"/>
+            <w:sz w:val="28"/>
+            <w:szCs w:val="28"/>
+          </w:rPr>
+          <m:t>≈</m:t>
+        </m:r>
+        <m:f>
+          <m:fPr>
+            <m:ctrlPr>
+              <w:rPr>
+                <w:rFonts w:ascii="Cambria Math" w:hAnsi="Cambria Math" w:cs="Times New Roman"/>
+                <w:sz w:val="28"/>
+                <w:szCs w:val="28"/>
+              </w:rPr>
+            </m:ctrlPr>
+          </m:fPr>
+          <m:num>
+            <m:r>
+              <w:rPr>
+                <w:rFonts w:ascii="Cambria Math" w:hAnsi="Cambria Math" w:cs="Times New Roman"/>
+                <w:sz w:val="28"/>
+                <w:szCs w:val="28"/>
+              </w:rPr>
+              <m:t>41.46</m:t>
+            </m:r>
+          </m:num>
+          <m:den>
+            <m:r>
+              <w:rPr>
+                <w:rFonts w:ascii="Cambria Math" w:hAnsi="Cambria Math" w:cs="Times New Roman"/>
+                <w:sz w:val="28"/>
+                <w:szCs w:val="28"/>
+              </w:rPr>
+              <m:t>47</m:t>
+            </m:r>
+          </m:den>
+        </m:f>
+        <m:r>
+          <w:rPr>
+            <w:rFonts w:ascii="Cambria Math" w:hAnsi="Cambria Math" w:cs="Times New Roman"/>
+            <w:sz w:val="28"/>
+            <w:szCs w:val="28"/>
+          </w:rPr>
+          <m:t>×100</m:t>
+        </m:r>
+        <m:r>
+          <m:rPr>
+            <m:sty m:val="p"/>
+          </m:rPr>
+          <w:rPr>
+            <w:rFonts w:ascii="Cambria Math" w:hAnsi="Cambria Math" w:cs="Times New Roman"/>
+            <w:sz w:val="28"/>
+            <w:szCs w:val="28"/>
+          </w:rPr>
+          <m:t>%</m:t>
+        </m:r>
+        <m:r>
+          <w:rPr>
+            <w:rFonts w:ascii="Cambria Math" w:hAnsi="Cambria Math" w:cs="Times New Roman"/>
+            <w:sz w:val="28"/>
+            <w:szCs w:val="28"/>
+          </w:rPr>
+          <m:t>≈88.21</m:t>
+        </m:r>
+        <m:r>
+          <m:rPr>
+            <m:sty m:val="p"/>
+          </m:rPr>
+          <w:rPr>
+            <w:rFonts w:ascii="Cambria Math" w:hAnsi="Cambria Math" w:cs="Times New Roman"/>
+            <w:sz w:val="28"/>
+            <w:szCs w:val="28"/>
+          </w:rPr>
+          <m:t>%</m:t>
+        </m:r>
+      </m:oMath>
+    </w:p>
+    <w:p>
+      <w:pPr>
+        <w:numPr>
+          <w:ilvl w:val="0"/>
+          <w:numId w:val="18"/>
+        </w:numPr>
+        <w:spacing w:after="0" w:line="240" w:lineRule="auto"/>
+        <w:rPr>
+          <w:rFonts w:ascii="Times New Roman" w:hAnsi="Times New Roman" w:cs="Times New Roman"/>
+          <w:sz w:val="28"/>
+          <w:szCs w:val="28"/>
+        </w:rPr>
+      </w:pPr>
+      <w:r>
+        <w:rPr>
+          <w:rFonts w:ascii="Times New Roman" w:hAnsi="Times New Roman" w:cs="Times New Roman"/>
+          <w:b/>
+          <w:bCs/>
+          <w:sz w:val="28"/>
+          <w:szCs w:val="28"/>
+        </w:rPr>
+        <w:t>Для k = 20:</w:t>
+      </w:r>
+    </w:p>
+    <w:p>
+      <w:pPr>
+        <w:numPr>
+          <w:ilvl w:val="1"/>
+          <w:numId w:val="18"/>
+        </w:numPr>
+        <w:spacing w:after="0" w:line="240" w:lineRule="auto"/>
+        <w:rPr>
+          <w:rFonts w:ascii="Times New Roman" w:hAnsi="Times New Roman" w:cs="Times New Roman"/>
+          <w:sz w:val="28"/>
+          <w:szCs w:val="28"/>
+        </w:rPr>
+      </w:pPr>
+      <m:oMath>
+        <m:r>
+          <m:rPr>
+            <m:sty m:val="p"/>
+          </m:rPr>
+          <w:rPr>
+            <w:rFonts w:ascii="Cambria Math" w:hAnsi="Cambria Math" w:cs="Times New Roman"/>
+            <w:sz w:val="28"/>
+            <w:szCs w:val="28"/>
+          </w:rPr>
+          <m:t>ln</m:t>
+        </m:r>
+        <m:r>
+          <w:rPr>
+            <w:rFonts w:ascii="Cambria Math" w:hAnsi="Cambria Math" w:cs="Times New Roman"/>
+            <w:sz w:val="28"/>
+            <w:szCs w:val="28"/>
+          </w:rPr>
+          <m:t>⁡(20)≈2.9957</m:t>
+        </m:r>
+      </m:oMath>
+    </w:p>
+    <w:p>
+      <w:pPr>
+        <w:numPr>
+          <w:ilvl w:val="1"/>
+          <w:numId w:val="18"/>
+        </w:numPr>
+        <w:spacing w:after="0" w:line="240" w:lineRule="auto"/>
+        <w:rPr>
+          <w:rFonts w:ascii="Times New Roman" w:hAnsi="Times New Roman" w:cs="Times New Roman"/>
+          <w:sz w:val="28"/>
+          <w:szCs w:val="28"/>
+        </w:rPr>
+      </w:pPr>
+      <m:oMath>
+        <m:sSub>
+          <m:sSubPr>
+            <m:ctrlPr>
+              <w:rPr>
+                <w:rFonts w:ascii="Cambria Math" w:hAnsi="Cambria Math" w:cs="Times New Roman"/>
+                <w:sz w:val="28"/>
+                <w:szCs w:val="28"/>
+              </w:rPr>
+            </m:ctrlPr>
+          </m:sSubPr>
+          <m:e>
+            <m:r>
+              <w:rPr>
+                <w:rFonts w:ascii="Cambria Math" w:hAnsi="Cambria Math" w:cs="Times New Roman"/>
+                <w:sz w:val="28"/>
+                <w:szCs w:val="28"/>
+              </w:rPr>
+              <m:t>p</m:t>
+            </m:r>
+          </m:e>
+          <m:sub>
+            <m:r>
+              <m:rPr>
+                <m:nor/>
+              </m:rPr>
+              <w:rPr>
+                <w:rFonts w:ascii="Times New Roman" w:hAnsi="Times New Roman" w:cs="Times New Roman"/>
+                <w:sz w:val="28"/>
+                <w:szCs w:val="28"/>
+              </w:rPr>
+              <m:t>теор</m:t>
+            </m:r>
+          </m:sub>
+        </m:sSub>
+        <m:r>
+          <w:rPr>
+            <w:rFonts w:ascii="Cambria Math" w:hAnsi="Cambria Math" w:cs="Times New Roman"/>
+            <w:sz w:val="28"/>
+            <w:szCs w:val="28"/>
+          </w:rPr>
+          <m:t>=20</m:t>
+        </m:r>
+        <m:r>
+          <m:rPr>
+            <m:sty m:val="p"/>
+          </m:rPr>
+          <w:rPr>
+            <w:rFonts w:ascii="Cambria Math" w:hAnsi="Cambria Math" w:cs="Times New Roman"/>
+            <w:sz w:val="28"/>
+            <w:szCs w:val="28"/>
+          </w:rPr>
+          <m:t>/</m:t>
+        </m:r>
+        <m:r>
+          <w:rPr>
+            <w:rFonts w:ascii="Cambria Math" w:hAnsi="Cambria Math" w:cs="Times New Roman"/>
+            <w:sz w:val="28"/>
+            <w:szCs w:val="28"/>
+          </w:rPr>
+          <m:t>2.9957≈6.68</m:t>
+        </m:r>
+      </m:oMath>
+    </w:p>
+    <w:p>
+      <w:pPr>
+        <w:numPr>
+          <w:ilvl w:val="1"/>
+          <w:numId w:val="18"/>
+        </w:numPr>
+        <w:spacing w:after="0" w:line="240" w:lineRule="auto"/>
+        <w:rPr>
+          <w:rFonts w:ascii="Times New Roman" w:hAnsi="Times New Roman" w:cs="Times New Roman"/>
+          <w:sz w:val="28"/>
+          <w:szCs w:val="28"/>
+        </w:rPr>
+      </w:pPr>
+      <m:oMath>
+        <m:r>
+          <w:rPr>
+            <w:rFonts w:ascii="Cambria Math" w:hAnsi="Cambria Math" w:cs="Times New Roman"/>
+            <w:sz w:val="28"/>
+            <w:szCs w:val="28"/>
+          </w:rPr>
+          <m:t>δ=</m:t>
+        </m:r>
+        <m:f>
+          <m:fPr>
+            <m:ctrlPr>
+              <w:rPr>
+                <w:rFonts w:ascii="Cambria Math" w:hAnsi="Cambria Math" w:cs="Times New Roman"/>
+                <w:sz w:val="28"/>
+                <w:szCs w:val="28"/>
+              </w:rPr>
+            </m:ctrlPr>
+          </m:fPr>
+          <m:num>
+            <m:r>
+              <m:rPr>
+                <m:sty m:val="p"/>
+              </m:rPr>
+              <w:rPr>
+                <w:rFonts w:ascii="Cambria Math" w:hAnsi="Cambria Math" w:cs="Times New Roman"/>
+                <w:sz w:val="28"/>
+                <w:szCs w:val="28"/>
+              </w:rPr>
+              <m:t>∣</m:t>
+            </m:r>
+            <m:r>
+              <w:rPr>
+                <w:rFonts w:ascii="Cambria Math" w:hAnsi="Cambria Math" w:cs="Times New Roman"/>
+                <w:sz w:val="28"/>
+                <w:szCs w:val="28"/>
+              </w:rPr>
+              <m:t>6.68-71</m:t>
+            </m:r>
+            <m:r>
+              <m:rPr>
+                <m:sty m:val="p"/>
+              </m:rPr>
+              <w:rPr>
+                <w:rFonts w:ascii="Cambria Math" w:hAnsi="Cambria Math" w:cs="Times New Roman"/>
+                <w:sz w:val="28"/>
+                <w:szCs w:val="28"/>
+              </w:rPr>
+              <m:t>∣</m:t>
+            </m:r>
+          </m:num>
+          <m:den>
+            <m:r>
+              <w:rPr>
+                <w:rFonts w:ascii="Cambria Math" w:hAnsi="Cambria Math" w:cs="Times New Roman"/>
+                <w:sz w:val="28"/>
+                <w:szCs w:val="28"/>
+              </w:rPr>
+              <m:t>71</m:t>
+            </m:r>
+          </m:den>
+        </m:f>
+        <m:r>
+          <w:rPr>
+            <w:rFonts w:ascii="Cambria Math" w:hAnsi="Cambria Math" w:cs="Times New Roman"/>
+            <w:sz w:val="28"/>
+            <w:szCs w:val="28"/>
+          </w:rPr>
+          <m:t>×100</m:t>
+        </m:r>
+        <m:r>
+          <m:rPr>
+            <m:sty m:val="p"/>
+          </m:rPr>
+          <w:rPr>
+            <w:rFonts w:ascii="Cambria Math" w:hAnsi="Cambria Math" w:cs="Times New Roman"/>
+            <w:sz w:val="28"/>
+            <w:szCs w:val="28"/>
+          </w:rPr>
+          <m:t>%</m:t>
+        </m:r>
+        <m:r>
+          <w:rPr>
+            <w:rFonts w:ascii="Cambria Math" w:hAnsi="Cambria Math" w:cs="Times New Roman"/>
+            <w:sz w:val="28"/>
+            <w:szCs w:val="28"/>
+          </w:rPr>
+          <m:t>≈</m:t>
+        </m:r>
+        <m:f>
+          <m:fPr>
+            <m:ctrlPr>
+              <w:rPr>
+                <w:rFonts w:ascii="Cambria Math" w:hAnsi="Cambria Math" w:cs="Times New Roman"/>
+                <w:sz w:val="28"/>
+                <w:szCs w:val="28"/>
+              </w:rPr>
+            </m:ctrlPr>
+          </m:fPr>
+          <m:num>
+            <m:r>
+              <w:rPr>
+                <w:rFonts w:ascii="Cambria Math" w:hAnsi="Cambria Math" w:cs="Times New Roman"/>
+                <w:sz w:val="28"/>
+                <w:szCs w:val="28"/>
+              </w:rPr>
+              <m:t>64.32</m:t>
+            </m:r>
+          </m:num>
+          <m:den>
+            <m:r>
+              <w:rPr>
+                <w:rFonts w:ascii="Cambria Math" w:hAnsi="Cambria Math" w:cs="Times New Roman"/>
+                <w:sz w:val="28"/>
+                <w:szCs w:val="28"/>
+              </w:rPr>
+              <m:t>71</m:t>
+            </m:r>
+          </m:den>
+        </m:f>
+        <m:r>
+          <w:rPr>
+            <w:rFonts w:ascii="Cambria Math" w:hAnsi="Cambria Math" w:cs="Times New Roman"/>
+            <w:sz w:val="28"/>
+            <w:szCs w:val="28"/>
+          </w:rPr>
+          <m:t>×100</m:t>
+        </m:r>
+        <m:r>
+          <m:rPr>
+            <m:sty m:val="p"/>
+          </m:rPr>
+          <w:rPr>
+            <w:rFonts w:ascii="Cambria Math" w:hAnsi="Cambria Math" w:cs="Times New Roman"/>
+            <w:sz w:val="28"/>
+            <w:szCs w:val="28"/>
+          </w:rPr>
+          <m:t>%</m:t>
+        </m:r>
+        <m:r>
+          <w:rPr>
+            <w:rFonts w:ascii="Cambria Math" w:hAnsi="Cambria Math" w:cs="Times New Roman"/>
+            <w:sz w:val="28"/>
+            <w:szCs w:val="28"/>
+          </w:rPr>
+          <m:t>≈90.59</m:t>
+        </m:r>
+        <m:r>
+          <m:rPr>
+            <m:sty m:val="p"/>
+          </m:rPr>
+          <w:rPr>
+            <w:rFonts w:ascii="Cambria Math" w:hAnsi="Cambria Math" w:cs="Times New Roman"/>
+            <w:sz w:val="28"/>
+            <w:szCs w:val="28"/>
+          </w:rPr>
+          <m:t>%</m:t>
+        </m:r>
+      </m:oMath>
+    </w:p>
+    <w:p>
+      <w:pPr>
+        <w:numPr>
+          <w:ilvl w:val="0"/>
+          <w:numId w:val="18"/>
+        </w:numPr>
+        <w:spacing w:after="0" w:line="240" w:lineRule="auto"/>
+        <w:rPr>
+          <w:rFonts w:ascii="Times New Roman" w:hAnsi="Times New Roman" w:cs="Times New Roman"/>
+          <w:sz w:val="28"/>
+          <w:szCs w:val="28"/>
+        </w:rPr>
+      </w:pPr>
+      <w:r>
+        <w:rPr>
+          <w:rFonts w:ascii="Times New Roman" w:hAnsi="Times New Roman" w:cs="Times New Roman"/>
+          <w:b/>
+          <w:bCs/>
+          <w:sz w:val="28"/>
+          <w:szCs w:val="28"/>
+        </w:rPr>
+        <w:t>Для k = 30:</w:t>
+      </w:r>
+    </w:p>
+    <w:p>
+      <w:pPr>
+        <w:numPr>
+          <w:ilvl w:val="1"/>
+          <w:numId w:val="18"/>
+        </w:numPr>
+        <w:spacing w:after="0" w:line="240" w:lineRule="auto"/>
+        <w:rPr>
+          <w:rFonts w:ascii="Times New Roman" w:hAnsi="Times New Roman" w:cs="Times New Roman"/>
+          <w:sz w:val="28"/>
+          <w:szCs w:val="28"/>
+        </w:rPr>
+      </w:pPr>
+      <m:oMath>
+        <m:r>
+          <m:rPr>
+            <m:sty m:val="p"/>
+          </m:rPr>
+          <w:rPr>
+            <w:rFonts w:ascii="Cambria Math" w:hAnsi="Cambria Math" w:cs="Times New Roman"/>
+            <w:sz w:val="28"/>
+            <w:szCs w:val="28"/>
+          </w:rPr>
+          <m:t>ln</m:t>
+        </m:r>
+        <m:r>
+          <w:rPr>
+            <w:rFonts w:ascii="Cambria Math" w:hAnsi="Cambria Math" w:cs="Times New Roman"/>
+            <w:sz w:val="28"/>
+            <w:szCs w:val="28"/>
+          </w:rPr>
+          <m:t>⁡(30)≈3.4012</m:t>
+        </m:r>
+      </m:oMath>
+    </w:p>
+    <w:p>
+      <w:pPr>
+        <w:numPr>
+          <w:ilvl w:val="1"/>
+          <w:numId w:val="18"/>
+        </w:numPr>
+        <w:spacing w:after="0" w:line="240" w:lineRule="auto"/>
+        <w:rPr>
+          <w:rFonts w:ascii="Times New Roman" w:hAnsi="Times New Roman" w:cs="Times New Roman"/>
+          <w:sz w:val="28"/>
+          <w:szCs w:val="28"/>
+        </w:rPr>
+      </w:pPr>
+      <m:oMath>
+        <m:sSub>
+          <m:sSubPr>
+            <m:ctrlPr>
+              <w:rPr>
+                <w:rFonts w:ascii="Cambria Math" w:hAnsi="Cambria Math" w:cs="Times New Roman"/>
+                <w:sz w:val="28"/>
+                <w:szCs w:val="28"/>
+              </w:rPr>
+            </m:ctrlPr>
+          </m:sSubPr>
+          <m:e>
+            <m:r>
+              <w:rPr>
+                <w:rFonts w:ascii="Cambria Math" w:hAnsi="Cambria Math" w:cs="Times New Roman"/>
+                <w:sz w:val="28"/>
+                <w:szCs w:val="28"/>
+              </w:rPr>
+              <m:t>p</m:t>
+            </m:r>
+          </m:e>
+          <m:sub>
+            <m:r>
+              <m:rPr>
+                <m:nor/>
+              </m:rPr>
+              <w:rPr>
+                <w:rFonts w:ascii="Times New Roman" w:hAnsi="Times New Roman" w:cs="Times New Roman"/>
+                <w:sz w:val="28"/>
+                <w:szCs w:val="28"/>
+              </w:rPr>
+              <m:t>теор</m:t>
+            </m:r>
+          </m:sub>
+        </m:sSub>
+        <m:r>
+          <w:rPr>
+            <w:rFonts w:ascii="Cambria Math" w:hAnsi="Cambria Math" w:cs="Times New Roman"/>
+            <w:sz w:val="28"/>
+            <w:szCs w:val="28"/>
+          </w:rPr>
+          <m:t>=30</m:t>
+        </m:r>
+        <m:r>
+          <m:rPr>
+            <m:sty m:val="p"/>
+          </m:rPr>
+          <w:rPr>
+            <w:rFonts w:ascii="Cambria Math" w:hAnsi="Cambria Math" w:cs="Times New Roman"/>
+            <w:sz w:val="28"/>
+            <w:szCs w:val="28"/>
+          </w:rPr>
+          <m:t>/</m:t>
+        </m:r>
+        <m:r>
+          <w:rPr>
+            <w:rFonts w:ascii="Cambria Math" w:hAnsi="Cambria Math" w:cs="Times New Roman"/>
+            <w:sz w:val="28"/>
+            <w:szCs w:val="28"/>
+          </w:rPr>
+          <m:t>3.4012≈8.82</m:t>
+        </m:r>
+      </m:oMath>
+    </w:p>
+    <w:p>
+      <w:pPr>
+        <w:numPr>
+          <w:ilvl w:val="1"/>
+          <w:numId w:val="18"/>
+        </w:numPr>
+        <w:spacing w:after="0" w:line="240" w:lineRule="auto"/>
+        <w:rPr>
+          <w:rFonts w:ascii="Times New Roman" w:hAnsi="Times New Roman" w:cs="Times New Roman"/>
+          <w:sz w:val="28"/>
+          <w:szCs w:val="28"/>
+        </w:rPr>
+      </w:pPr>
+      <m:oMath>
+        <m:r>
+          <w:rPr>
+            <w:rFonts w:ascii="Cambria Math" w:hAnsi="Cambria Math" w:cs="Times New Roman"/>
+            <w:sz w:val="28"/>
+            <w:szCs w:val="28"/>
+          </w:rPr>
+          <m:t>δ=</m:t>
+        </m:r>
+        <m:f>
+          <m:fPr>
+            <m:ctrlPr>
+              <w:rPr>
+                <w:rFonts w:ascii="Cambria Math" w:hAnsi="Cambria Math" w:cs="Times New Roman"/>
+                <w:sz w:val="28"/>
+                <w:szCs w:val="28"/>
+              </w:rPr>
+            </m:ctrlPr>
+          </m:fPr>
+          <m:num>
+            <m:r>
+              <m:rPr>
+                <m:sty m:val="p"/>
+              </m:rPr>
+              <w:rPr>
+                <w:rFonts w:ascii="Cambria Math" w:hAnsi="Cambria Math" w:cs="Times New Roman"/>
+                <w:sz w:val="28"/>
+                <w:szCs w:val="28"/>
+              </w:rPr>
+              <m:t>∣</m:t>
+            </m:r>
+            <m:r>
+              <w:rPr>
+                <w:rFonts w:ascii="Cambria Math" w:hAnsi="Cambria Math" w:cs="Times New Roman"/>
+                <w:sz w:val="28"/>
+                <w:szCs w:val="28"/>
+              </w:rPr>
+              <m:t>8.82-113</m:t>
+            </m:r>
+            <m:r>
+              <m:rPr>
+                <m:sty m:val="p"/>
+              </m:rPr>
+              <w:rPr>
+                <w:rFonts w:ascii="Cambria Math" w:hAnsi="Cambria Math" w:cs="Times New Roman"/>
+                <w:sz w:val="28"/>
+                <w:szCs w:val="28"/>
+              </w:rPr>
+              <m:t>∣</m:t>
+            </m:r>
+          </m:num>
+          <m:den>
+            <m:r>
+              <w:rPr>
+                <w:rFonts w:ascii="Cambria Math" w:hAnsi="Cambria Math" w:cs="Times New Roman"/>
+                <w:sz w:val="28"/>
+                <w:szCs w:val="28"/>
+              </w:rPr>
+              <m:t>113</m:t>
+            </m:r>
+          </m:den>
+        </m:f>
+        <m:r>
+          <w:rPr>
+            <w:rFonts w:ascii="Cambria Math" w:hAnsi="Cambria Math" w:cs="Times New Roman"/>
+            <w:sz w:val="28"/>
+            <w:szCs w:val="28"/>
+          </w:rPr>
+          <m:t>×100</m:t>
+        </m:r>
+        <m:r>
+          <m:rPr>
+            <m:sty m:val="p"/>
+          </m:rPr>
+          <w:rPr>
+            <w:rFonts w:ascii="Cambria Math" w:hAnsi="Cambria Math" w:cs="Times New Roman"/>
+            <w:sz w:val="28"/>
+            <w:szCs w:val="28"/>
+          </w:rPr>
+          <m:t>%</m:t>
+        </m:r>
+        <m:r>
+          <w:rPr>
+            <w:rFonts w:ascii="Cambria Math" w:hAnsi="Cambria Math" w:cs="Times New Roman"/>
+            <w:sz w:val="28"/>
+            <w:szCs w:val="28"/>
+          </w:rPr>
+          <m:t>≈</m:t>
+        </m:r>
+        <m:f>
+          <m:fPr>
+            <m:ctrlPr>
+              <w:rPr>
+                <w:rFonts w:ascii="Cambria Math" w:hAnsi="Cambria Math" w:cs="Times New Roman"/>
+                <w:sz w:val="28"/>
+                <w:szCs w:val="28"/>
+              </w:rPr>
+            </m:ctrlPr>
+          </m:fPr>
+          <m:num>
+            <m:r>
+              <w:rPr>
+                <w:rFonts w:ascii="Cambria Math" w:hAnsi="Cambria Math" w:cs="Times New Roman"/>
+                <w:sz w:val="28"/>
+                <w:szCs w:val="28"/>
+              </w:rPr>
+              <m:t>104.18</m:t>
+            </m:r>
+          </m:num>
+          <m:den>
+            <m:r>
+              <w:rPr>
+                <w:rFonts w:ascii="Cambria Math" w:hAnsi="Cambria Math" w:cs="Times New Roman"/>
+                <w:sz w:val="28"/>
+                <w:szCs w:val="28"/>
+              </w:rPr>
+              <m:t>113</m:t>
+            </m:r>
+          </m:den>
+        </m:f>
+        <m:r>
+          <w:rPr>
+            <w:rFonts w:ascii="Cambria Math" w:hAnsi="Cambria Math" w:cs="Times New Roman"/>
+            <w:sz w:val="28"/>
+            <w:szCs w:val="28"/>
+          </w:rPr>
+          <m:t>×100</m:t>
+        </m:r>
+        <m:r>
+          <m:rPr>
+            <m:sty m:val="p"/>
+          </m:rPr>
+          <w:rPr>
+            <w:rFonts w:ascii="Cambria Math" w:hAnsi="Cambria Math" w:cs="Times New Roman"/>
+            <w:sz w:val="28"/>
+            <w:szCs w:val="28"/>
+          </w:rPr>
+          <m:t>%</m:t>
+        </m:r>
+        <m:r>
+          <w:rPr>
+            <w:rFonts w:ascii="Cambria Math" w:hAnsi="Cambria Math" w:cs="Times New Roman"/>
+            <w:sz w:val="28"/>
+            <w:szCs w:val="28"/>
+          </w:rPr>
+          <m:t>≈92.19</m:t>
+        </m:r>
+        <m:r>
+          <m:rPr>
+            <m:sty m:val="p"/>
+          </m:rPr>
+          <w:rPr>
+            <w:rFonts w:ascii="Cambria Math" w:hAnsi="Cambria Math" w:cs="Times New Roman"/>
+            <w:sz w:val="28"/>
+            <w:szCs w:val="28"/>
+          </w:rPr>
+          <m:t>%</m:t>
+        </m:r>
+      </m:oMath>
+    </w:p>
+    <w:p>
+      <w:pPr>
+        <w:numPr>
+          <w:ilvl w:val="0"/>
+          <w:numId w:val="18"/>
+        </w:numPr>
+        <w:spacing w:after="0" w:line="240" w:lineRule="auto"/>
+        <w:rPr>
+          <w:rFonts w:ascii="Times New Roman" w:hAnsi="Times New Roman" w:cs="Times New Roman"/>
+          <w:sz w:val="28"/>
+          <w:szCs w:val="28"/>
+        </w:rPr>
+      </w:pPr>
+      <w:r>
+        <w:rPr>
+          <w:rFonts w:ascii="Times New Roman" w:hAnsi="Times New Roman" w:cs="Times New Roman"/>
+          <w:b/>
+          <w:bCs/>
+          <w:sz w:val="28"/>
+          <w:szCs w:val="28"/>
+        </w:rPr>
+        <w:t>Для k = 35:</w:t>
+      </w:r>
+    </w:p>
+    <w:p>
+      <w:pPr>
+        <w:numPr>
+          <w:ilvl w:val="1"/>
+          <w:numId w:val="18"/>
+        </w:numPr>
+        <w:spacing w:after="0" w:line="240" w:lineRule="auto"/>
+        <w:rPr>
+          <w:rFonts w:ascii="Times New Roman" w:hAnsi="Times New Roman" w:cs="Times New Roman"/>
+          <w:sz w:val="28"/>
+          <w:szCs w:val="28"/>
+        </w:rPr>
+      </w:pPr>
+      <m:oMath>
+        <m:r>
+          <m:rPr>
+            <m:sty m:val="p"/>
+          </m:rPr>
+          <w:rPr>
+            <w:rFonts w:ascii="Cambria Math" w:hAnsi="Cambria Math" w:cs="Times New Roman"/>
+            <w:sz w:val="28"/>
+            <w:szCs w:val="28"/>
+          </w:rPr>
+          <m:t>ln</m:t>
+        </m:r>
+        <m:r>
+          <w:rPr>
+            <w:rFonts w:ascii="Cambria Math" w:hAnsi="Cambria Math" w:cs="Times New Roman"/>
+            <w:sz w:val="28"/>
+            <w:szCs w:val="28"/>
+          </w:rPr>
+          <m:t>⁡(35)≈3.5553</m:t>
+        </m:r>
+      </m:oMath>
+    </w:p>
+    <w:p>
+      <w:pPr>
+        <w:numPr>
+          <w:ilvl w:val="1"/>
+          <w:numId w:val="18"/>
+        </w:numPr>
+        <w:spacing w:after="0" w:line="240" w:lineRule="auto"/>
+        <w:rPr>
+          <w:rFonts w:ascii="Times New Roman" w:hAnsi="Times New Roman" w:cs="Times New Roman"/>
+          <w:sz w:val="28"/>
+          <w:szCs w:val="28"/>
+        </w:rPr>
+      </w:pPr>
+      <m:oMath>
+        <m:sSub>
+          <m:sSubPr>
+            <m:ctrlPr>
+              <w:rPr>
+                <w:rFonts w:ascii="Cambria Math" w:hAnsi="Cambria Math" w:cs="Times New Roman"/>
+                <w:sz w:val="28"/>
+                <w:szCs w:val="28"/>
+              </w:rPr>
+            </m:ctrlPr>
+          </m:sSubPr>
+          <m:e>
+            <m:r>
+              <w:rPr>
+                <w:rFonts w:ascii="Cambria Math" w:hAnsi="Cambria Math" w:cs="Times New Roman"/>
+                <w:sz w:val="28"/>
+                <w:szCs w:val="28"/>
+              </w:rPr>
+              <m:t>p</m:t>
+            </m:r>
+          </m:e>
+          <m:sub>
+            <m:r>
+              <m:rPr>
+                <m:nor/>
+              </m:rPr>
+              <w:rPr>
+                <w:rFonts w:ascii="Times New Roman" w:hAnsi="Times New Roman" w:cs="Times New Roman"/>
+                <w:sz w:val="28"/>
+                <w:szCs w:val="28"/>
+              </w:rPr>
+              <m:t>теор</m:t>
+            </m:r>
+          </m:sub>
+        </m:sSub>
+        <m:r>
+          <w:rPr>
+            <w:rFonts w:ascii="Cambria Math" w:hAnsi="Cambria Math" w:cs="Times New Roman"/>
+            <w:sz w:val="28"/>
+            <w:szCs w:val="28"/>
+          </w:rPr>
+          <m:t>=35</m:t>
+        </m:r>
+        <m:r>
+          <m:rPr>
+            <m:sty m:val="p"/>
+          </m:rPr>
+          <w:rPr>
+            <w:rFonts w:ascii="Cambria Math" w:hAnsi="Cambria Math" w:cs="Times New Roman"/>
+            <w:sz w:val="28"/>
+            <w:szCs w:val="28"/>
+          </w:rPr>
+          <m:t>/</m:t>
+        </m:r>
+        <m:r>
+          <w:rPr>
+            <w:rFonts w:ascii="Cambria Math" w:hAnsi="Cambria Math" w:cs="Times New Roman"/>
+            <w:sz w:val="28"/>
+            <w:szCs w:val="28"/>
+          </w:rPr>
+          <m:t>3.5553≈9.84</m:t>
+        </m:r>
+      </m:oMath>
+    </w:p>
+    <w:p>
+      <w:pPr>
+        <w:numPr>
+          <w:ilvl w:val="1"/>
+          <w:numId w:val="18"/>
+        </w:numPr>
+        <w:spacing w:after="0" w:line="240" w:lineRule="auto"/>
+        <w:rPr>
+          <w:rFonts w:ascii="Times New Roman" w:hAnsi="Times New Roman" w:cs="Times New Roman"/>
+          <w:sz w:val="28"/>
+          <w:szCs w:val="28"/>
+        </w:rPr>
+      </w:pPr>
+      <m:oMath>
+        <m:r>
+          <w:rPr>
+            <w:rFonts w:ascii="Cambria Math" w:hAnsi="Cambria Math" w:cs="Times New Roman"/>
+            <w:sz w:val="28"/>
+            <w:szCs w:val="28"/>
+          </w:rPr>
+          <m:t>δ=</m:t>
+        </m:r>
+        <m:f>
+          <m:fPr>
+            <m:ctrlPr>
+              <w:rPr>
+                <w:rFonts w:ascii="Cambria Math" w:hAnsi="Cambria Math" w:cs="Times New Roman"/>
+                <w:sz w:val="28"/>
+                <w:szCs w:val="28"/>
+              </w:rPr>
+            </m:ctrlPr>
+          </m:fPr>
+          <m:num>
+            <m:r>
+              <m:rPr>
+                <m:sty m:val="p"/>
+              </m:rPr>
+              <w:rPr>
+                <w:rFonts w:ascii="Cambria Math" w:hAnsi="Cambria Math" w:cs="Times New Roman"/>
+                <w:sz w:val="28"/>
+                <w:szCs w:val="28"/>
+              </w:rPr>
+              <m:t>∣</m:t>
+            </m:r>
+            <m:r>
+              <w:rPr>
+                <w:rFonts w:ascii="Cambria Math" w:hAnsi="Cambria Math" w:cs="Times New Roman"/>
+                <w:sz w:val="28"/>
+                <w:szCs w:val="28"/>
+              </w:rPr>
+              <m:t>9.84-149</m:t>
+            </m:r>
+            <m:r>
+              <m:rPr>
+                <m:sty m:val="p"/>
+              </m:rPr>
+              <w:rPr>
+                <w:rFonts w:ascii="Cambria Math" w:hAnsi="Cambria Math" w:cs="Times New Roman"/>
+                <w:sz w:val="28"/>
+                <w:szCs w:val="28"/>
+              </w:rPr>
+              <m:t>∣</m:t>
+            </m:r>
+          </m:num>
+          <m:den>
+            <m:r>
+              <w:rPr>
+                <w:rFonts w:ascii="Cambria Math" w:hAnsi="Cambria Math" w:cs="Times New Roman"/>
+                <w:sz w:val="28"/>
+                <w:szCs w:val="28"/>
+              </w:rPr>
+              <m:t>149</m:t>
+            </m:r>
+          </m:den>
+        </m:f>
+        <m:r>
+          <w:rPr>
+            <w:rFonts w:ascii="Cambria Math" w:hAnsi="Cambria Math" w:cs="Times New Roman"/>
+            <w:sz w:val="28"/>
+            <w:szCs w:val="28"/>
+          </w:rPr>
+          <m:t>×100</m:t>
+        </m:r>
+        <m:r>
+          <m:rPr>
+            <m:sty m:val="p"/>
+          </m:rPr>
+          <w:rPr>
+            <w:rFonts w:ascii="Cambria Math" w:hAnsi="Cambria Math" w:cs="Times New Roman"/>
+            <w:sz w:val="28"/>
+            <w:szCs w:val="28"/>
+          </w:rPr>
+          <m:t>%</m:t>
+        </m:r>
+        <m:r>
+          <w:rPr>
+            <w:rFonts w:ascii="Cambria Math" w:hAnsi="Cambria Math" w:cs="Times New Roman"/>
+            <w:sz w:val="28"/>
+            <w:szCs w:val="28"/>
+          </w:rPr>
+          <m:t>≈</m:t>
+        </m:r>
+        <m:f>
+          <m:fPr>
+            <m:ctrlPr>
+              <w:rPr>
+                <w:rFonts w:ascii="Cambria Math" w:hAnsi="Cambria Math" w:cs="Times New Roman"/>
+                <w:sz w:val="28"/>
+                <w:szCs w:val="28"/>
+              </w:rPr>
+            </m:ctrlPr>
+          </m:fPr>
+          <m:num>
+            <m:r>
+              <w:rPr>
+                <w:rFonts w:ascii="Cambria Math" w:hAnsi="Cambria Math" w:cs="Times New Roman"/>
+                <w:sz w:val="28"/>
+                <w:szCs w:val="28"/>
+              </w:rPr>
+              <m:t>139.16</m:t>
+            </m:r>
+          </m:num>
+          <m:den>
+            <m:r>
+              <w:rPr>
+                <w:rFonts w:ascii="Cambria Math" w:hAnsi="Cambria Math" w:cs="Times New Roman"/>
+                <w:sz w:val="28"/>
+                <w:szCs w:val="28"/>
+              </w:rPr>
+              <m:t>149</m:t>
+            </m:r>
+          </m:den>
+        </m:f>
+        <m:r>
+          <w:rPr>
+            <w:rFonts w:ascii="Cambria Math" w:hAnsi="Cambria Math" w:cs="Times New Roman"/>
+            <w:sz w:val="28"/>
+            <w:szCs w:val="28"/>
+          </w:rPr>
+          <m:t>×100</m:t>
+        </m:r>
+        <m:r>
+          <m:rPr>
+            <m:sty m:val="p"/>
+          </m:rPr>
+          <w:rPr>
+            <w:rFonts w:ascii="Cambria Math" w:hAnsi="Cambria Math" w:cs="Times New Roman"/>
+            <w:sz w:val="28"/>
+            <w:szCs w:val="28"/>
+          </w:rPr>
+          <m:t>%</m:t>
+        </m:r>
+        <m:r>
+          <w:rPr>
+            <w:rFonts w:ascii="Cambria Math" w:hAnsi="Cambria Math" w:cs="Times New Roman"/>
+            <w:sz w:val="28"/>
+            <w:szCs w:val="28"/>
+          </w:rPr>
+          <m:t>≈93.40</m:t>
+        </m:r>
+        <m:r>
+          <m:rPr>
+            <m:sty m:val="p"/>
+          </m:rPr>
+          <w:rPr>
+            <w:rFonts w:ascii="Cambria Math" w:hAnsi="Cambria Math" w:cs="Times New Roman"/>
+            <w:sz w:val="28"/>
+            <w:szCs w:val="28"/>
+          </w:rPr>
+          <m:t>%</m:t>
+        </m:r>
+      </m:oMath>
+    </w:p>
+    <w:p>
+      <w:pPr>
+        <w:rPr>
+          <w:rFonts w:ascii="Times New Roman" w:hAnsi="Times New Roman" w:cs="Times New Roman"/>
+          <w:sz w:val="28"/>
+          <w:szCs w:val="28"/>
+        </w:rPr>
+      </w:pPr>
+      <w:r>
+        <w:rPr>
+          <w:rFonts w:ascii="Times New Roman" w:hAnsi="Times New Roman" w:cs="Times New Roman"/>
+          <w:sz w:val="28"/>
+          <w:szCs w:val="28"/>
+        </w:rPr>
+        <w:t>Формула </w:t>
+      </w:r>
+      <m:oMath>
+        <m:r>
+          <w:rPr>
+            <w:rFonts w:ascii="Cambria Math" w:hAnsi="Cambria Math" w:cs="Times New Roman"/>
+            <w:sz w:val="28"/>
+            <w:szCs w:val="28"/>
+          </w:rPr>
+          <m:t>p(k)=</m:t>
+        </m:r>
+        <m:f>
+          <m:fPr>
+            <m:ctrlPr>
+              <w:rPr>
+                <w:rFonts w:ascii="Cambria Math" w:hAnsi="Cambria Math" w:cs="Times New Roman"/>
+                <w:sz w:val="28"/>
+                <w:szCs w:val="28"/>
+              </w:rPr>
+            </m:ctrlPr>
+          </m:fPr>
+          <m:num>
+            <m:r>
+              <w:rPr>
+                <w:rFonts w:ascii="Cambria Math" w:hAnsi="Cambria Math" w:cs="Times New Roman"/>
+                <w:sz w:val="28"/>
+                <w:szCs w:val="28"/>
+              </w:rPr>
+              <m:t>k</m:t>
+            </m:r>
+          </m:num>
+          <m:den>
+            <m:r>
+              <m:rPr>
+                <m:sty m:val="p"/>
+              </m:rPr>
+              <w:rPr>
+                <w:rFonts w:ascii="Cambria Math" w:hAnsi="Cambria Math" w:cs="Times New Roman"/>
+                <w:sz w:val="28"/>
+                <w:szCs w:val="28"/>
+              </w:rPr>
+              <m:t>ln</m:t>
+            </m:r>
+            <m:r>
+              <w:rPr>
+                <w:rFonts w:ascii="Cambria Math" w:hAnsi="Cambria Math" w:cs="Times New Roman"/>
+                <w:sz w:val="28"/>
+                <w:szCs w:val="28"/>
+              </w:rPr>
+              <m:t>⁡(k)</m:t>
+            </m:r>
+          </m:den>
+        </m:f>
+      </m:oMath>
+      <w:r>
+        <w:rPr>
+          <w:rFonts w:ascii="Times New Roman" w:hAnsi="Times New Roman" w:cs="Times New Roman"/>
+          <w:sz w:val="28"/>
+          <w:szCs w:val="28"/>
+        </w:rPr>
+        <w:t> дает очень грубую оценку для небольших k, причем погрешность увеличивается с ростом k и превышает 85% для всех рассмотренных значений. Это связано с тем, что данная формула является асимптотической и работает хорошо только для очень больших k.</w:t>
+      </w:r>
     </w:p>
     <w:p>
       <w:pPr>
@@ -4053,6 +6203,83 @@
         </w:rPr>
         <w:t>Методы генерации простых чисел</w:t>
       </w:r>
+    </w:p>
+    <w:p>
+      <w:pPr>
+        <w:pStyle w:val="a6"/>
+        <w:numPr>
+          <w:ilvl w:val="1"/>
+          <w:numId w:val="15"/>
+        </w:numPr>
+        <w:ind w:left="142" w:firstLine="709"/>
+        <w:rPr>
+          <w:rFonts w:ascii="Times New Roman" w:hAnsi="Times New Roman" w:cs="Times New Roman"/>
+          <w:sz w:val="28"/>
+          <w:szCs w:val="28"/>
+        </w:rPr>
+      </w:pPr>
+      <w:r>
+        <w:rPr>
+          <w:rFonts w:ascii="Times New Roman" w:hAnsi="Times New Roman" w:cs="Times New Roman"/>
+          <w:sz w:val="28"/>
+          <w:szCs w:val="28"/>
+        </w:rPr>
+        <w:t>В интервале (500, 500 + 200) построить график относительного количества натуральных чисел, проходящих «решето Эратосфена», т.е. не делящихся на первые k простых. Расчет производится для всех k≤10.</w:t>
+      </w:r>
+      <w:r>
+        <w:rPr>
+          <w:rFonts w:ascii="Times New Roman" w:hAnsi="Times New Roman" w:cs="Times New Roman"/>
+          <w:sz w:val="28"/>
+          <w:szCs w:val="28"/>
+        </w:rPr>
+        <w:t xml:space="preserve"> </w:t>
+      </w:r>
+    </w:p>
+    <w:p>
+      <w:pPr>
+        <w:pStyle w:val="a6"/>
+        <w:numPr>
+          <w:ilvl w:val="1"/>
+          <w:numId w:val="15"/>
+        </w:numPr>
+        <w:ind w:left="142" w:firstLine="709"/>
+        <w:rPr>
+          <w:rFonts w:ascii="Times New Roman" w:hAnsi="Times New Roman" w:cs="Times New Roman"/>
+          <w:sz w:val="28"/>
+          <w:szCs w:val="28"/>
+        </w:rPr>
+      </w:pPr>
+      <w:r>
+        <w:rPr>
+          <w:rFonts w:ascii="Times New Roman" w:hAnsi="Times New Roman" w:cs="Times New Roman"/>
+          <w:sz w:val="28"/>
+          <w:szCs w:val="28"/>
+        </w:rPr>
+        <w:t>Для интервала (1500, 1500 + 300</w:t>
+      </w:r>
+      <w:r>
+        <w:rPr>
+          <w:rFonts w:ascii="Times New Roman" w:hAnsi="Times New Roman" w:cs="Times New Roman"/>
+          <w:sz w:val="28"/>
+          <w:szCs w:val="28"/>
+        </w:rPr>
+        <w:t>):</w:t>
+      </w:r>
+    </w:p>
+    <w:p>
+      <w:pPr>
+        <w:pStyle w:val="a6"/>
+        <w:numPr>
+          <w:ilvl w:val="2"/>
+          <w:numId w:val="15"/>
+        </w:numPr>
+        <w:ind w:left="851" w:firstLine="578"/>
+        <w:rPr>
+          <w:rFonts w:ascii="Times New Roman" w:hAnsi="Times New Roman" w:cs="Times New Roman"/>
+          <w:sz w:val="28"/>
+          <w:szCs w:val="28"/>
+        </w:rPr>
+      </w:pPr>
     </w:p>
     <w:sectPr>
       <w:pgSz w:w="11906" w:h="16838"/>
@@ -4067,6 +6294,123 @@
 <file path=word/numbering.xml><?xml version="1.0" encoding="utf-8"?>
 <w:numbering xmlns:wpc="http://schemas.microsoft.com/office/word/2010/wordprocessingCanvas" xmlns:cx="http://schemas.microsoft.com/office/drawing/2014/chartex" xmlns:cx1="http://schemas.microsoft.com/office/drawing/2015/9/8/chartex" xmlns:cx2="http://schemas.microsoft.com/office/drawing/2015/10/21/chartex" xmlns:cx3="http://schemas.microsoft.com/office/drawing/2016/5/9/chartex" xmlns:cx4="http://schemas.microsoft.com/office/drawing/2016/5/10/chartex" xmlns:cx5="http://schemas.microsoft.com/office/drawing/2016/5/11/chartex" xmlns:cx6="http://schemas.microsoft.com/office/drawing/2016/5/12/chartex" xmlns:cx7="http://schemas.microsoft.com/office/drawing/2016/5/13/chartex" xmlns:cx8="http://schemas.microsoft.com/office/drawing/2016/5/14/chartex" xmlns:mc="http://schemas.openxmlformats.org/markup-compatibility/2006" xmlns:aink="http://schemas.microsoft.com/office/drawing/2016/ink" xmlns:am3d="http://schemas.microsoft.com/office/drawing/2017/model3d" xmlns:o="urn:schemas-microsoft-com:office:office" xmlns:oel="http://schemas.microsoft.com/office/2019/extlst" xmlns:r="http://schemas.openxmlformats.org/officeDocument/2006/relationships" xmlns:m="http://schemas.openxmlformats.org/officeDocument/2006/math" xmlns:v="urn:schemas-microsoft-com:vml" xmlns:wp14="http://schemas.microsoft.com/office/word/2010/wordprocessingDrawing" xmlns:wp="http://schemas.openxmlformats.org/drawingml/2006/wordprocessingDrawing" xmlns:w10="urn:schemas-microsoft-com:office:word" xmlns:w="http://schemas.openxmlformats.org/wordprocessingml/2006/main" xmlns:w14="http://schemas.microsoft.com/office/word/2010/wordml" xmlns:w15="http://schemas.microsoft.com/office/word/2012/wordml" xmlns:w16cex="http://schemas.microsoft.com/office/word/2018/wordml/cex" xmlns:w16cid="http://schemas.microsoft.com/office/word/2016/wordml/cid" xmlns:w16="http://schemas.microsoft.com/office/word/2018/wordml" xmlns:w16du="http://schemas.microsoft.com/office/word/2023/wordml/word16du" xmlns:w16sdtdh="http://schemas.microsoft.com/office/word/2020/wordml/sdtdatahash" xmlns:w16sdtfl="http://schemas.microsoft.com/office/word/2024/wordml/sdtformatlock" xmlns:w16se="http://schemas.microsoft.com/office/word/2015/wordml/symex" xmlns:wpg="http://schemas.microsoft.com/office/word/2010/wordprocessingGroup" xmlns:wpi="http://schemas.microsoft.com/office/word/2010/wordprocessingInk" xmlns:wne="http://schemas.microsoft.com/office/word/2006/wordml" xmlns:wps="http://schemas.microsoft.com/office/word/2010/wordprocessingShape" mc:Ignorable="w14 w15 w16se w16cid w16 w16cex w16sdtdh w16sdtfl w16du wp14">
   <w:abstractNum w:abstractNumId="0" w15:restartNumberingAfterBreak="0">
+    <w:nsid w:val="136F455B"/>
+    <w:multiLevelType w:val="multilevel"/>
+    <w:tmpl w:val="08F4C28E"/>
+    <w:lvl w:ilvl="0">
+      <w:start w:val="1"/>
+      <w:numFmt w:val="decimal"/>
+      <w:lvlText w:val="%1."/>
+      <w:lvlJc w:val="left"/>
+      <w:pPr>
+        <w:tabs>
+          <w:tab w:val="num" w:pos="720"/>
+        </w:tabs>
+        <w:ind w:left="720" w:hanging="360"/>
+      </w:pPr>
+    </w:lvl>
+    <w:lvl w:ilvl="1">
+      <w:start w:val="1"/>
+      <w:numFmt w:val="bullet"/>
+      <w:lvlText w:val="o"/>
+      <w:lvlJc w:val="left"/>
+      <w:pPr>
+        <w:tabs>
+          <w:tab w:val="num" w:pos="1440"/>
+        </w:tabs>
+        <w:ind w:left="1440" w:hanging="360"/>
+      </w:pPr>
+      <w:rPr>
+        <w:rFonts w:ascii="Courier New" w:hAnsi="Courier New" w:hint="default"/>
+        <w:sz w:val="20"/>
+      </w:rPr>
+    </w:lvl>
+    <w:lvl w:ilvl="2" w:tentative="1">
+      <w:start w:val="1"/>
+      <w:numFmt w:val="decimal"/>
+      <w:lvlText w:val="%3."/>
+      <w:lvlJc w:val="left"/>
+      <w:pPr>
+        <w:tabs>
+          <w:tab w:val="num" w:pos="2160"/>
+        </w:tabs>
+        <w:ind w:left="2160" w:hanging="360"/>
+      </w:pPr>
+    </w:lvl>
+    <w:lvl w:ilvl="3" w:tentative="1">
+      <w:start w:val="1"/>
+      <w:numFmt w:val="decimal"/>
+      <w:lvlText w:val="%4."/>
+      <w:lvlJc w:val="left"/>
+      <w:pPr>
+        <w:tabs>
+          <w:tab w:val="num" w:pos="2880"/>
+        </w:tabs>
+        <w:ind w:left="2880" w:hanging="360"/>
+      </w:pPr>
+    </w:lvl>
+    <w:lvl w:ilvl="4" w:tentative="1">
+      <w:start w:val="1"/>
+      <w:numFmt w:val="decimal"/>
+      <w:lvlText w:val="%5."/>
+      <w:lvlJc w:val="left"/>
+      <w:pPr>
+        <w:tabs>
+          <w:tab w:val="num" w:pos="3600"/>
+        </w:tabs>
+        <w:ind w:left="3600" w:hanging="360"/>
+      </w:pPr>
+    </w:lvl>
+    <w:lvl w:ilvl="5" w:tentative="1">
+      <w:start w:val="1"/>
+      <w:numFmt w:val="decimal"/>
+      <w:lvlText w:val="%6."/>
+      <w:lvlJc w:val="left"/>
+      <w:pPr>
+        <w:tabs>
+          <w:tab w:val="num" w:pos="4320"/>
+        </w:tabs>
+        <w:ind w:left="4320" w:hanging="360"/>
+      </w:pPr>
+    </w:lvl>
+    <w:lvl w:ilvl="6" w:tentative="1">
+      <w:start w:val="1"/>
+      <w:numFmt w:val="decimal"/>
+      <w:lvlText w:val="%7."/>
+      <w:lvlJc w:val="left"/>
+      <w:pPr>
+        <w:tabs>
+          <w:tab w:val="num" w:pos="5040"/>
+        </w:tabs>
+        <w:ind w:left="5040" w:hanging="360"/>
+      </w:pPr>
+    </w:lvl>
+    <w:lvl w:ilvl="7" w:tentative="1">
+      <w:start w:val="1"/>
+      <w:numFmt w:val="decimal"/>
+      <w:lvlText w:val="%8."/>
+      <w:lvlJc w:val="left"/>
+      <w:pPr>
+        <w:tabs>
+          <w:tab w:val="num" w:pos="5760"/>
+        </w:tabs>
+        <w:ind w:left="5760" w:hanging="360"/>
+      </w:pPr>
+    </w:lvl>
+    <w:lvl w:ilvl="8" w:tentative="1">
+      <w:start w:val="1"/>
+      <w:numFmt w:val="decimal"/>
+      <w:lvlText w:val="%9."/>
+      <w:lvlJc w:val="left"/>
+      <w:pPr>
+        <w:tabs>
+          <w:tab w:val="num" w:pos="6480"/>
+        </w:tabs>
+        <w:ind w:left="6480" w:hanging="360"/>
+      </w:pPr>
+    </w:lvl>
+  </w:abstractNum>
+  <w:abstractNum w:abstractNumId="1" w15:restartNumberingAfterBreak="0">
     <w:nsid w:val="1A0C7636"/>
     <w:multiLevelType w:val="multilevel"/>
     <w:tmpl w:val="77CC356A"/>
@@ -4211,7 +6555,7 @@
       </w:rPr>
     </w:lvl>
   </w:abstractNum>
-  <w:abstractNum w:abstractNumId="1" w15:restartNumberingAfterBreak="0">
+  <w:abstractNum w:abstractNumId="2" w15:restartNumberingAfterBreak="0">
     <w:nsid w:val="1E636B18"/>
     <w:multiLevelType w:val="hybridMultilevel"/>
     <w:tmpl w:val="52E8191C"/>
@@ -4297,7 +6641,7 @@
       </w:pPr>
     </w:lvl>
   </w:abstractNum>
-  <w:abstractNum w:abstractNumId="2" w15:restartNumberingAfterBreak="0">
+  <w:abstractNum w:abstractNumId="3" w15:restartNumberingAfterBreak="0">
     <w:nsid w:val="24DB27FE"/>
     <w:multiLevelType w:val="multilevel"/>
     <w:tmpl w:val="8A16110A"/>
@@ -4414,7 +6758,156 @@
       </w:rPr>
     </w:lvl>
   </w:abstractNum>
-  <w:abstractNum w:abstractNumId="3" w15:restartNumberingAfterBreak="0">
+  <w:abstractNum w:abstractNumId="4" w15:restartNumberingAfterBreak="0">
+    <w:nsid w:val="29B07D07"/>
+    <w:multiLevelType w:val="multilevel"/>
+    <w:tmpl w:val="6E4A95C6"/>
+    <w:lvl w:ilvl="0">
+      <w:start w:val="1"/>
+      <w:numFmt w:val="bullet"/>
+      <w:lvlText w:val=""/>
+      <w:lvlJc w:val="left"/>
+      <w:pPr>
+        <w:tabs>
+          <w:tab w:val="num" w:pos="720"/>
+        </w:tabs>
+        <w:ind w:left="720" w:hanging="360"/>
+      </w:pPr>
+      <w:rPr>
+        <w:rFonts w:ascii="Symbol" w:hAnsi="Symbol" w:hint="default"/>
+        <w:sz w:val="20"/>
+      </w:rPr>
+    </w:lvl>
+    <w:lvl w:ilvl="1" w:tentative="1">
+      <w:start w:val="1"/>
+      <w:numFmt w:val="bullet"/>
+      <w:lvlText w:val="o"/>
+      <w:lvlJc w:val="left"/>
+      <w:pPr>
+        <w:tabs>
+          <w:tab w:val="num" w:pos="1440"/>
+        </w:tabs>
+        <w:ind w:left="1440" w:hanging="360"/>
+      </w:pPr>
+      <w:rPr>
+        <w:rFonts w:ascii="Courier New" w:hAnsi="Courier New" w:hint="default"/>
+        <w:sz w:val="20"/>
+      </w:rPr>
+    </w:lvl>
+    <w:lvl w:ilvl="2" w:tentative="1">
+      <w:start w:val="1"/>
+      <w:numFmt w:val="bullet"/>
+      <w:lvlText w:val=""/>
+      <w:lvlJc w:val="left"/>
+      <w:pPr>
+        <w:tabs>
+          <w:tab w:val="num" w:pos="2160"/>
+        </w:tabs>
+        <w:ind w:left="2160" w:hanging="360"/>
+      </w:pPr>
+      <w:rPr>
+        <w:rFonts w:ascii="Wingdings" w:hAnsi="Wingdings" w:hint="default"/>
+        <w:sz w:val="20"/>
+      </w:rPr>
+    </w:lvl>
+    <w:lvl w:ilvl="3" w:tentative="1">
+      <w:start w:val="1"/>
+      <w:numFmt w:val="bullet"/>
+      <w:lvlText w:val=""/>
+      <w:lvlJc w:val="left"/>
+      <w:pPr>
+        <w:tabs>
+          <w:tab w:val="num" w:pos="2880"/>
+        </w:tabs>
+        <w:ind w:left="2880" w:hanging="360"/>
+      </w:pPr>
+      <w:rPr>
+        <w:rFonts w:ascii="Wingdings" w:hAnsi="Wingdings" w:hint="default"/>
+        <w:sz w:val="20"/>
+      </w:rPr>
+    </w:lvl>
+    <w:lvl w:ilvl="4" w:tentative="1">
+      <w:start w:val="1"/>
+      <w:numFmt w:val="bullet"/>
+      <w:lvlText w:val=""/>
+      <w:lvlJc w:val="left"/>
+      <w:pPr>
+        <w:tabs>
+          <w:tab w:val="num" w:pos="3600"/>
+        </w:tabs>
+        <w:ind w:left="3600" w:hanging="360"/>
+      </w:pPr>
+      <w:rPr>
+        <w:rFonts w:ascii="Wingdings" w:hAnsi="Wingdings" w:hint="default"/>
+        <w:sz w:val="20"/>
+      </w:rPr>
+    </w:lvl>
+    <w:lvl w:ilvl="5" w:tentative="1">
+      <w:start w:val="1"/>
+      <w:numFmt w:val="bullet"/>
+      <w:lvlText w:val=""/>
+      <w:lvlJc w:val="left"/>
+      <w:pPr>
+        <w:tabs>
+          <w:tab w:val="num" w:pos="4320"/>
+        </w:tabs>
+        <w:ind w:left="4320" w:hanging="360"/>
+      </w:pPr>
+      <w:rPr>
+        <w:rFonts w:ascii="Wingdings" w:hAnsi="Wingdings" w:hint="default"/>
+        <w:sz w:val="20"/>
+      </w:rPr>
+    </w:lvl>
+    <w:lvl w:ilvl="6" w:tentative="1">
+      <w:start w:val="1"/>
+      <w:numFmt w:val="bullet"/>
+      <w:lvlText w:val=""/>
+      <w:lvlJc w:val="left"/>
+      <w:pPr>
+        <w:tabs>
+          <w:tab w:val="num" w:pos="5040"/>
+        </w:tabs>
+        <w:ind w:left="5040" w:hanging="360"/>
+      </w:pPr>
+      <w:rPr>
+        <w:rFonts w:ascii="Wingdings" w:hAnsi="Wingdings" w:hint="default"/>
+        <w:sz w:val="20"/>
+      </w:rPr>
+    </w:lvl>
+    <w:lvl w:ilvl="7" w:tentative="1">
+      <w:start w:val="1"/>
+      <w:numFmt w:val="bullet"/>
+      <w:lvlText w:val=""/>
+      <w:lvlJc w:val="left"/>
+      <w:pPr>
+        <w:tabs>
+          <w:tab w:val="num" w:pos="5760"/>
+        </w:tabs>
+        <w:ind w:left="5760" w:hanging="360"/>
+      </w:pPr>
+      <w:rPr>
+        <w:rFonts w:ascii="Wingdings" w:hAnsi="Wingdings" w:hint="default"/>
+        <w:sz w:val="20"/>
+      </w:rPr>
+    </w:lvl>
+    <w:lvl w:ilvl="8" w:tentative="1">
+      <w:start w:val="1"/>
+      <w:numFmt w:val="bullet"/>
+      <w:lvlText w:val=""/>
+      <w:lvlJc w:val="left"/>
+      <w:pPr>
+        <w:tabs>
+          <w:tab w:val="num" w:pos="6480"/>
+        </w:tabs>
+        <w:ind w:left="6480" w:hanging="360"/>
+      </w:pPr>
+      <w:rPr>
+        <w:rFonts w:ascii="Wingdings" w:hAnsi="Wingdings" w:hint="default"/>
+        <w:sz w:val="20"/>
+      </w:rPr>
+    </w:lvl>
+  </w:abstractNum>
+  <w:abstractNum w:abstractNumId="5" w15:restartNumberingAfterBreak="0">
     <w:nsid w:val="336C7800"/>
     <w:multiLevelType w:val="multilevel"/>
     <w:tmpl w:val="AF8AE06C"/>
@@ -4563,7 +7056,7 @@
       </w:rPr>
     </w:lvl>
   </w:abstractNum>
-  <w:abstractNum w:abstractNumId="4" w15:restartNumberingAfterBreak="0">
+  <w:abstractNum w:abstractNumId="6" w15:restartNumberingAfterBreak="0">
     <w:nsid w:val="38A963C1"/>
     <w:multiLevelType w:val="multilevel"/>
     <w:tmpl w:val="3B30F798"/>
@@ -4712,7 +7205,7 @@
       </w:rPr>
     </w:lvl>
   </w:abstractNum>
-  <w:abstractNum w:abstractNumId="5" w15:restartNumberingAfterBreak="0">
+  <w:abstractNum w:abstractNumId="7" w15:restartNumberingAfterBreak="0">
     <w:nsid w:val="3AFE5D5B"/>
     <w:multiLevelType w:val="multilevel"/>
     <w:tmpl w:val="54CA4B54"/>
@@ -4861,10 +7354,10 @@
       </w:rPr>
     </w:lvl>
   </w:abstractNum>
-  <w:abstractNum w:abstractNumId="6" w15:restartNumberingAfterBreak="0">
+  <w:abstractNum w:abstractNumId="8" w15:restartNumberingAfterBreak="0">
     <w:nsid w:val="3B2E16BF"/>
     <w:multiLevelType w:val="multilevel"/>
-    <w:tmpl w:val="0419001F"/>
+    <w:tmpl w:val="BC4A11E6"/>
     <w:lvl w:ilvl="0">
       <w:start w:val="1"/>
       <w:numFmt w:val="decimal"/>
@@ -4885,11 +7378,11 @@
     </w:lvl>
     <w:lvl w:ilvl="2">
       <w:start w:val="1"/>
-      <w:numFmt w:val="decimal"/>
-      <w:lvlText w:val="%1.%2.%3."/>
-      <w:lvlJc w:val="left"/>
-      <w:pPr>
-        <w:ind w:left="1224" w:hanging="504"/>
+      <w:numFmt w:val="lowerLetter"/>
+      <w:lvlText w:val="%3."/>
+      <w:lvlJc w:val="left"/>
+      <w:pPr>
+        <w:ind w:left="1080" w:hanging="360"/>
       </w:pPr>
     </w:lvl>
     <w:lvl w:ilvl="3">
@@ -4947,7 +7440,7 @@
       </w:pPr>
     </w:lvl>
   </w:abstractNum>
-  <w:abstractNum w:abstractNumId="7" w15:restartNumberingAfterBreak="0">
+  <w:abstractNum w:abstractNumId="9" w15:restartNumberingAfterBreak="0">
     <w:nsid w:val="3F991C2E"/>
     <w:multiLevelType w:val="hybridMultilevel"/>
     <w:tmpl w:val="AD3E8F86"/>
@@ -5033,7 +7526,7 @@
       </w:pPr>
     </w:lvl>
   </w:abstractNum>
-  <w:abstractNum w:abstractNumId="8" w15:restartNumberingAfterBreak="0">
+  <w:abstractNum w:abstractNumId="10" w15:restartNumberingAfterBreak="0">
     <w:nsid w:val="40F94492"/>
     <w:multiLevelType w:val="multilevel"/>
     <w:tmpl w:val="0419001F"/>
@@ -5119,7 +7612,7 @@
       </w:pPr>
     </w:lvl>
   </w:abstractNum>
-  <w:abstractNum w:abstractNumId="9" w15:restartNumberingAfterBreak="0">
+  <w:abstractNum w:abstractNumId="11" w15:restartNumberingAfterBreak="0">
     <w:nsid w:val="42A7545E"/>
     <w:multiLevelType w:val="hybridMultilevel"/>
     <w:tmpl w:val="6916F774"/>
@@ -5208,7 +7701,7 @@
       </w:pPr>
     </w:lvl>
   </w:abstractNum>
-  <w:abstractNum w:abstractNumId="10" w15:restartNumberingAfterBreak="0">
+  <w:abstractNum w:abstractNumId="12" w15:restartNumberingAfterBreak="0">
     <w:nsid w:val="4F373B30"/>
     <w:multiLevelType w:val="multilevel"/>
     <w:tmpl w:val="ACDA91E0"/>
@@ -5357,7 +7850,7 @@
       </w:rPr>
     </w:lvl>
   </w:abstractNum>
-  <w:abstractNum w:abstractNumId="11" w15:restartNumberingAfterBreak="0">
+  <w:abstractNum w:abstractNumId="13" w15:restartNumberingAfterBreak="0">
     <w:nsid w:val="593B7972"/>
     <w:multiLevelType w:val="hybridMultilevel"/>
     <w:tmpl w:val="C4601214"/>
@@ -5470,7 +7963,7 @@
       </w:rPr>
     </w:lvl>
   </w:abstractNum>
-  <w:abstractNum w:abstractNumId="12" w15:restartNumberingAfterBreak="0">
+  <w:abstractNum w:abstractNumId="14" w15:restartNumberingAfterBreak="0">
     <w:nsid w:val="5F033387"/>
     <w:multiLevelType w:val="multilevel"/>
     <w:tmpl w:val="13BC8F54"/>
@@ -5583,7 +8076,7 @@
       </w:pPr>
     </w:lvl>
   </w:abstractNum>
-  <w:abstractNum w:abstractNumId="13" w15:restartNumberingAfterBreak="0">
+  <w:abstractNum w:abstractNumId="15" w15:restartNumberingAfterBreak="0">
     <w:nsid w:val="78F81FC0"/>
     <w:multiLevelType w:val="multilevel"/>
     <w:tmpl w:val="8E1687CC"/>
@@ -5732,7 +8225,7 @@
       </w:rPr>
     </w:lvl>
   </w:abstractNum>
-  <w:abstractNum w:abstractNumId="14" w15:restartNumberingAfterBreak="0">
+  <w:abstractNum w:abstractNumId="16" w15:restartNumberingAfterBreak="0">
     <w:nsid w:val="7E2F1E90"/>
     <w:multiLevelType w:val="hybridMultilevel"/>
     <w:tmpl w:val="4680074A"/>
@@ -5846,55 +8339,61 @@
     </w:lvl>
   </w:abstractNum>
   <w:num w:numId="1" w16cid:durableId="316882807">
+    <w:abstractNumId w:val="16"/>
+  </w:num>
+  <w:num w:numId="2" w16cid:durableId="63577542">
+    <w:abstractNumId w:val="13"/>
+  </w:num>
+  <w:num w:numId="3" w16cid:durableId="461535768">
     <w:abstractNumId w:val="14"/>
   </w:num>
-  <w:num w:numId="2" w16cid:durableId="63577542">
-    <w:abstractNumId w:val="11"/>
-  </w:num>
-  <w:num w:numId="3" w16cid:durableId="461535768">
+  <w:num w:numId="4" w16cid:durableId="1679381934">
     <w:abstractNumId w:val="12"/>
   </w:num>
-  <w:num w:numId="4" w16cid:durableId="1679381934">
-    <w:abstractNumId w:val="10"/>
-  </w:num>
   <w:num w:numId="5" w16cid:durableId="322323694">
-    <w:abstractNumId w:val="3"/>
+    <w:abstractNumId w:val="5"/>
   </w:num>
   <w:num w:numId="6" w16cid:durableId="924345503">
-    <w:abstractNumId w:val="0"/>
+    <w:abstractNumId w:val="1"/>
   </w:num>
   <w:num w:numId="7" w16cid:durableId="1835946660">
-    <w:abstractNumId w:val="0"/>
+    <w:abstractNumId w:val="1"/>
     <w:lvlOverride w:ilvl="1">
       <w:startOverride w:val="1"/>
     </w:lvlOverride>
   </w:num>
   <w:num w:numId="8" w16cid:durableId="49305603">
+    <w:abstractNumId w:val="6"/>
+  </w:num>
+  <w:num w:numId="9" w16cid:durableId="896018153">
+    <w:abstractNumId w:val="7"/>
+  </w:num>
+  <w:num w:numId="10" w16cid:durableId="55664892">
+    <w:abstractNumId w:val="15"/>
+  </w:num>
+  <w:num w:numId="11" w16cid:durableId="1883705477">
+    <w:abstractNumId w:val="3"/>
+  </w:num>
+  <w:num w:numId="12" w16cid:durableId="532890386">
+    <w:abstractNumId w:val="9"/>
+  </w:num>
+  <w:num w:numId="13" w16cid:durableId="1323967484">
+    <w:abstractNumId w:val="11"/>
+  </w:num>
+  <w:num w:numId="14" w16cid:durableId="560944681">
+    <w:abstractNumId w:val="2"/>
+  </w:num>
+  <w:num w:numId="15" w16cid:durableId="351152919">
+    <w:abstractNumId w:val="8"/>
+  </w:num>
+  <w:num w:numId="16" w16cid:durableId="1020594791">
+    <w:abstractNumId w:val="10"/>
+  </w:num>
+  <w:num w:numId="17" w16cid:durableId="525873275">
     <w:abstractNumId w:val="4"/>
   </w:num>
-  <w:num w:numId="9" w16cid:durableId="896018153">
-    <w:abstractNumId w:val="5"/>
-  </w:num>
-  <w:num w:numId="10" w16cid:durableId="55664892">
-    <w:abstractNumId w:val="13"/>
-  </w:num>
-  <w:num w:numId="11" w16cid:durableId="1883705477">
-    <w:abstractNumId w:val="2"/>
-  </w:num>
-  <w:num w:numId="12" w16cid:durableId="532890386">
-    <w:abstractNumId w:val="7"/>
-  </w:num>
-  <w:num w:numId="13" w16cid:durableId="1323967484">
-    <w:abstractNumId w:val="9"/>
-  </w:num>
-  <w:num w:numId="14" w16cid:durableId="560944681">
-    <w:abstractNumId w:val="1"/>
-  </w:num>
-  <w:num w:numId="15" w16cid:durableId="351152919">
-    <w:abstractNumId w:val="6"/>
-  </w:num>
-  <w:num w:numId="16" w16cid:durableId="1020594791">
-    <w:abstractNumId w:val="8"/>
+  <w:num w:numId="18" w16cid:durableId="811362224">
+    <w:abstractNumId w:val="0"/>
   </w:num>
 </w:numbering>
 </file>
@@ -6302,7 +8801,6 @@
   <w:style w:type="character" w:default="1" w:styleId="a0">
     <w:name w:val="Default Paragraph Font"/>
     <w:uiPriority w:val="1"/>
-    <w:semiHidden/>
     <w:unhideWhenUsed/>
   </w:style>
   <w:style w:type="table" w:default="1" w:styleId="a1">

--- a/8 семестр/Криптографическая защита/Практика/ПР_2/Практическая работа 2 Ковалец.docx
+++ b/8 семестр/Криптографическая защита/Практика/ПР_2/Практическая работа 2 Ковалец.docx
@@ -749,29 +749,7 @@
           <w:szCs w:val="28"/>
           <w:lang w:eastAsia="ru-RU"/>
         </w:rPr>
-        <w:t xml:space="preserve">преподаватель </w:t>
-      </w:r>
-      <w:proofErr w:type="spellStart"/>
-      <w:r>
-        <w:rPr>
-          <w:rFonts w:ascii="Times New Roman" w:eastAsia="Times New Roman" w:hAnsi="Times New Roman" w:cs="Times New Roman"/>
-          <w:color w:val="000000"/>
-          <w:sz w:val="28"/>
-          <w:szCs w:val="28"/>
-          <w:lang w:eastAsia="ru-RU"/>
-        </w:rPr>
-        <w:t>Дедиченко</w:t>
-      </w:r>
-      <w:proofErr w:type="spellEnd"/>
-      <w:r>
-        <w:rPr>
-          <w:rFonts w:ascii="Times New Roman" w:eastAsia="Times New Roman" w:hAnsi="Times New Roman" w:cs="Times New Roman"/>
-          <w:color w:val="000000"/>
-          <w:sz w:val="28"/>
-          <w:szCs w:val="28"/>
-          <w:lang w:eastAsia="ru-RU"/>
-        </w:rPr>
-        <w:t xml:space="preserve"> Д. В.</w:t>
+        <w:t>преподаватель Дедиченко Д. В.</w:t>
       </w:r>
     </w:p>
     <w:p>
@@ -1966,6 +1944,14 @@
           </m:sub>
         </m:sSub>
       </m:oMath>
+      <w:r>
+        <w:rPr>
+          <w:rFonts w:ascii="Times New Roman" w:eastAsiaTheme="minorEastAsia" w:hAnsi="Times New Roman" w:cs="Times New Roman"/>
+          <w:sz w:val="28"/>
+          <w:szCs w:val="28"/>
+        </w:rPr>
+        <w:t xml:space="preserve"> </w:t>
+      </w:r>
       <w:r>
         <w:rPr>
           <w:rFonts w:ascii="Times New Roman" w:hAnsi="Times New Roman" w:cs="Times New Roman"/>
@@ -2204,25 +2190,7 @@
           <w:sz w:val="28"/>
           <w:szCs w:val="28"/>
         </w:rPr>
-        <w:t xml:space="preserve">Известно, что в заданном интервале имеются числа </w:t>
-      </w:r>
-      <w:proofErr w:type="spellStart"/>
-      <w:r>
-        <w:rPr>
-          <w:rFonts w:ascii="Times New Roman" w:hAnsi="Times New Roman" w:cs="Times New Roman"/>
-          <w:sz w:val="28"/>
-          <w:szCs w:val="28"/>
-        </w:rPr>
-        <w:t>Кармайкла</w:t>
-      </w:r>
-      <w:proofErr w:type="spellEnd"/>
-      <w:r>
-        <w:rPr>
-          <w:rFonts w:ascii="Times New Roman" w:hAnsi="Times New Roman" w:cs="Times New Roman"/>
-          <w:sz w:val="28"/>
-          <w:szCs w:val="28"/>
-        </w:rPr>
-        <w:t>. Найти их.</w:t>
+        <w:t>Известно, что в заданном интервале имеются числа Кармайкла. Найти их.</w:t>
       </w:r>
       <w:r>
         <w:rPr>
@@ -3920,6 +3888,7 @@
       <w:r>
         <w:rPr>
           <w:rFonts w:ascii="Times New Roman" w:hAnsi="Times New Roman" w:cs="Times New Roman"/>
+          <w:noProof/>
           <w:sz w:val="28"/>
           <w:szCs w:val="28"/>
           <w:lang w:val="en-US"/>
@@ -4347,6 +4316,9 @@
             <m:t>%</m:t>
           </m:r>
           <m:r>
+            <m:rPr>
+              <m:sty m:val="p"/>
+            </m:rPr>
             <w:rPr>
               <w:rFonts w:ascii="Times New Roman" w:hAnsi="Times New Roman" w:cs="Times New Roman"/>
               <w:sz w:val="28"/>
@@ -6129,48 +6101,857 @@
           </w:rPr>
           <m:t>p(k)=</m:t>
         </m:r>
-        <m:f>
-          <m:fPr>
+        <m:r>
+          <w:rPr>
+            <w:rFonts w:ascii="Cambria Math" w:hAnsi="Cambria Math" w:cs="Times New Roman"/>
+            <w:sz w:val="28"/>
+            <w:szCs w:val="28"/>
+          </w:rPr>
+          <m:t>k</m:t>
+        </m:r>
+        <m:r>
+          <m:rPr>
+            <m:sty m:val="p"/>
+          </m:rPr>
+          <w:rPr>
+            <w:rFonts w:ascii="Cambria Math" w:hAnsi="Cambria Math" w:cs="Times New Roman"/>
+            <w:sz w:val="28"/>
+            <w:szCs w:val="28"/>
+          </w:rPr>
+          <m:t>/(ln</m:t>
+        </m:r>
+        <m:r>
+          <w:rPr>
+            <w:rFonts w:ascii="Cambria Math" w:hAnsi="Cambria Math" w:cs="Times New Roman"/>
+            <w:sz w:val="28"/>
+            <w:szCs w:val="28"/>
+          </w:rPr>
+          <m:t>⁡(k)</m:t>
+        </m:r>
+        <m:r>
+          <m:rPr>
+            <m:sty m:val="p"/>
+          </m:rPr>
+          <w:rPr>
+            <w:rFonts w:ascii="Cambria Math" w:hAnsi="Cambria Math" w:cs="Times New Roman"/>
+            <w:sz w:val="28"/>
+            <w:szCs w:val="28"/>
+          </w:rPr>
+          <m:t>)</m:t>
+        </m:r>
+      </m:oMath>
+      <w:r>
+        <w:rPr>
+          <w:rFonts w:ascii="Times New Roman" w:hAnsi="Times New Roman" w:cs="Times New Roman"/>
+          <w:sz w:val="28"/>
+          <w:szCs w:val="28"/>
+        </w:rPr>
+        <w:t> дает очень грубую оценку для небольших k, причем погрешность увеличивается с ростом k и превышает 85% для всех рассмотренных значений. Это связано с тем, что данная формула является асимптотической и работает хорошо только для очень больших k.</w:t>
+      </w:r>
+    </w:p>
+    <w:p>
+      <w:pPr>
+        <w:pStyle w:val="a6"/>
+        <w:numPr>
+          <w:ilvl w:val="0"/>
+          <w:numId w:val="15"/>
+        </w:numPr>
+        <w:ind w:firstLine="425"/>
+        <w:rPr>
+          <w:rFonts w:ascii="Times New Roman" w:hAnsi="Times New Roman" w:cs="Times New Roman"/>
+          <w:sz w:val="28"/>
+          <w:szCs w:val="28"/>
+        </w:rPr>
+      </w:pPr>
+      <w:r>
+        <w:rPr>
+          <w:rFonts w:ascii="Times New Roman" w:hAnsi="Times New Roman" w:cs="Times New Roman"/>
+          <w:sz w:val="28"/>
+          <w:szCs w:val="28"/>
+        </w:rPr>
+        <w:t>Методы генерации простых чисел</w:t>
+      </w:r>
+    </w:p>
+    <w:p>
+      <w:pPr>
+        <w:pStyle w:val="a6"/>
+        <w:numPr>
+          <w:ilvl w:val="1"/>
+          <w:numId w:val="15"/>
+        </w:numPr>
+        <w:ind w:left="142" w:firstLine="709"/>
+        <w:rPr>
+          <w:rFonts w:ascii="Times New Roman" w:hAnsi="Times New Roman" w:cs="Times New Roman"/>
+          <w:sz w:val="28"/>
+          <w:szCs w:val="28"/>
+        </w:rPr>
+      </w:pPr>
+      <w:r>
+        <w:rPr>
+          <w:rFonts w:ascii="Times New Roman" w:hAnsi="Times New Roman" w:cs="Times New Roman"/>
+          <w:sz w:val="28"/>
+          <w:szCs w:val="28"/>
+        </w:rPr>
+        <w:t>В интервале (500, 500 + 200) построить график относительного количества натуральных чисел, проходящих «решето Эратосфена», т.е. не делящихся на первые k простых. Расчет производится для всех k≤10.</w:t>
+      </w:r>
+      <w:r>
+        <w:rPr>
+          <w:rFonts w:ascii="Times New Roman" w:hAnsi="Times New Roman" w:cs="Times New Roman"/>
+          <w:sz w:val="28"/>
+          <w:szCs w:val="28"/>
+        </w:rPr>
+        <w:t xml:space="preserve"> </w:t>
+      </w:r>
+    </w:p>
+    <w:p>
+      <w:pPr>
+        <w:rPr>
+          <w:rFonts w:ascii="Times New Roman" w:hAnsi="Times New Roman" w:cs="Times New Roman"/>
+          <w:sz w:val="28"/>
+          <w:szCs w:val="28"/>
+        </w:rPr>
+      </w:pPr>
+      <w:r>
+        <w:rPr>
+          <w:rFonts w:ascii="Times New Roman" w:hAnsi="Times New Roman" w:cs="Times New Roman"/>
+          <w:sz w:val="28"/>
+          <w:szCs w:val="28"/>
+        </w:rPr>
+        <w:t>Найду все простые числа на интервале в программе:</w:t>
+      </w:r>
+    </w:p>
+    <w:p>
+      <w:pPr>
+        <w:jc w:val="center"/>
+        <w:rPr>
+          <w:rFonts w:ascii="Times New Roman" w:hAnsi="Times New Roman" w:cs="Times New Roman"/>
+          <w:sz w:val="28"/>
+          <w:szCs w:val="28"/>
+        </w:rPr>
+      </w:pPr>
+      <w:r>
+        <w:rPr>
+          <w:rFonts w:ascii="Times New Roman" w:hAnsi="Times New Roman" w:cs="Times New Roman"/>
+          <w:sz w:val="28"/>
+          <w:szCs w:val="28"/>
+        </w:rPr>
+        <w:lastRenderedPageBreak/>
+        <w:br/>
+      </w:r>
+      <w:r>
+        <w:rPr>
+          <w:rFonts w:ascii="Times New Roman" w:hAnsi="Times New Roman" w:cs="Times New Roman"/>
+          <w:sz w:val="28"/>
+          <w:szCs w:val="28"/>
+        </w:rPr>
+        <w:drawing>
+          <wp:inline distT="0" distB="0" distL="0" distR="0" wp14:anchorId="0167CD39" wp14:editId="0638AE58">
+            <wp:extent cx="5029902" cy="1057423"/>
+            <wp:effectExtent l="0" t="0" r="0" b="9525"/>
+            <wp:docPr id="1125579280" name="Рисунок 1"/>
+            <wp:cNvGraphicFramePr>
+              <a:graphicFrameLocks xmlns:a="http://schemas.openxmlformats.org/drawingml/2006/main" noChangeAspect="1"/>
+            </wp:cNvGraphicFramePr>
+            <a:graphic xmlns:a="http://schemas.openxmlformats.org/drawingml/2006/main">
+              <a:graphicData uri="http://schemas.openxmlformats.org/drawingml/2006/picture">
+                <pic:pic xmlns:pic="http://schemas.openxmlformats.org/drawingml/2006/picture">
+                  <pic:nvPicPr>
+                    <pic:cNvPr id="1125579280" name=""/>
+                    <pic:cNvPicPr/>
+                  </pic:nvPicPr>
+                  <pic:blipFill>
+                    <a:blip r:embed="rId13"/>
+                    <a:stretch>
+                      <a:fillRect/>
+                    </a:stretch>
+                  </pic:blipFill>
+                  <pic:spPr>
+                    <a:xfrm>
+                      <a:off x="0" y="0"/>
+                      <a:ext cx="5029902" cy="1057423"/>
+                    </a:xfrm>
+                    <a:prstGeom prst="rect">
+                      <a:avLst/>
+                    </a:prstGeom>
+                  </pic:spPr>
+                </pic:pic>
+              </a:graphicData>
+            </a:graphic>
+          </wp:inline>
+        </w:drawing>
+      </w:r>
+    </w:p>
+    <w:p>
+      <w:pPr>
+        <w:jc w:val="center"/>
+        <w:rPr>
+          <w:rFonts w:ascii="Times New Roman" w:hAnsi="Times New Roman" w:cs="Times New Roman"/>
+          <w:sz w:val="28"/>
+          <w:szCs w:val="28"/>
+        </w:rPr>
+      </w:pPr>
+      <w:r>
+        <w:rPr>
+          <w:rFonts w:ascii="Times New Roman" w:hAnsi="Times New Roman" w:cs="Times New Roman"/>
+          <w:sz w:val="28"/>
+          <w:szCs w:val="28"/>
+        </w:rPr>
+        <w:t>Рисунок 8 – Все простые числа</w:t>
+      </w:r>
+    </w:p>
+    <w:p>
+      <w:pPr>
+        <w:spacing w:after="0" w:line="240" w:lineRule="auto"/>
+        <w:rPr>
+          <w:rFonts w:ascii="Times New Roman" w:hAnsi="Times New Roman" w:cs="Times New Roman"/>
+          <w:sz w:val="28"/>
+          <w:szCs w:val="28"/>
+        </w:rPr>
+      </w:pPr>
+      <w:r>
+        <w:rPr>
+          <w:rFonts w:ascii="Times New Roman" w:hAnsi="Times New Roman" w:cs="Times New Roman"/>
+          <w:sz w:val="28"/>
+          <w:szCs w:val="28"/>
+        </w:rPr>
+        <w:t xml:space="preserve">Теперь рассчитаю на данном интервале входящих в решето Эратосфена. </w:t>
+      </w:r>
+      <w:r>
+        <w:rPr>
+          <w:rFonts w:ascii="Times New Roman" w:hAnsi="Times New Roman" w:cs="Times New Roman"/>
+          <w:sz w:val="28"/>
+          <w:szCs w:val="28"/>
+        </w:rPr>
+        <w:t>Всего чисел в интервале: 199</w:t>
+      </w:r>
+      <w:r>
+        <w:rPr>
+          <w:rFonts w:ascii="Times New Roman" w:hAnsi="Times New Roman" w:cs="Times New Roman"/>
+          <w:sz w:val="28"/>
+          <w:szCs w:val="28"/>
+        </w:rPr>
+        <w:t xml:space="preserve">. </w:t>
+      </w:r>
+      <w:r>
+        <w:rPr>
+          <w:rFonts w:ascii="Times New Roman" w:hAnsi="Times New Roman" w:cs="Times New Roman"/>
+          <w:sz w:val="28"/>
+          <w:szCs w:val="28"/>
+        </w:rPr>
+        <w:t>Найдено простых чисел в интервале: 30</w:t>
+      </w:r>
+      <w:r>
+        <w:rPr>
+          <w:rFonts w:ascii="Times New Roman" w:hAnsi="Times New Roman" w:cs="Times New Roman"/>
+          <w:sz w:val="28"/>
+          <w:szCs w:val="28"/>
+        </w:rPr>
+        <w:t>.</w:t>
+      </w:r>
+    </w:p>
+    <w:p>
+      <w:pPr>
+        <w:spacing w:after="0" w:line="240" w:lineRule="auto"/>
+        <w:rPr>
+          <w:rFonts w:ascii="Times New Roman" w:hAnsi="Times New Roman" w:cs="Times New Roman"/>
+          <w:sz w:val="28"/>
+          <w:szCs w:val="28"/>
+        </w:rPr>
+      </w:pPr>
+      <w:r>
+        <w:rPr>
+          <w:rFonts w:ascii="Times New Roman" w:hAnsi="Times New Roman" w:cs="Times New Roman"/>
+          <w:sz w:val="28"/>
+          <w:szCs w:val="28"/>
+        </w:rPr>
+        <w:t>Первые 10 простых чисел: [2, 3, 5, 7, 11, 13, 17, 19, 23, 29]</w:t>
+      </w:r>
+      <w:r>
+        <w:rPr>
+          <w:rFonts w:ascii="Times New Roman" w:hAnsi="Times New Roman" w:cs="Times New Roman"/>
+          <w:sz w:val="28"/>
+          <w:szCs w:val="28"/>
+        </w:rPr>
+        <w:t xml:space="preserve">. </w:t>
+      </w:r>
+      <w:r>
+        <w:rPr>
+          <w:rFonts w:ascii="Times New Roman" w:hAnsi="Times New Roman" w:cs="Times New Roman"/>
+          <w:sz w:val="28"/>
+          <w:szCs w:val="28"/>
+        </w:rPr>
+        <w:t>Результаты:</w:t>
+      </w:r>
+    </w:p>
+    <w:p>
+      <w:pPr>
+        <w:spacing w:after="0" w:line="240" w:lineRule="auto"/>
+        <w:rPr>
+          <w:rFonts w:ascii="Times New Roman" w:hAnsi="Times New Roman" w:cs="Times New Roman"/>
+          <w:sz w:val="28"/>
+          <w:szCs w:val="28"/>
+        </w:rPr>
+      </w:pPr>
+      <w:r>
+        <w:rPr>
+          <w:rFonts w:ascii="Times New Roman" w:hAnsi="Times New Roman" w:cs="Times New Roman"/>
+          <w:sz w:val="28"/>
+          <w:szCs w:val="28"/>
+        </w:rPr>
+        <w:t xml:space="preserve">k </w:t>
+      </w:r>
+      <w:r>
+        <w:rPr>
+          <w:rFonts w:ascii="Times New Roman" w:hAnsi="Times New Roman" w:cs="Times New Roman"/>
+          <w:sz w:val="28"/>
+          <w:szCs w:val="28"/>
+        </w:rPr>
+        <w:t>= 1</w:t>
+      </w:r>
+      <w:r>
+        <w:rPr>
+          <w:rFonts w:ascii="Times New Roman" w:hAnsi="Times New Roman" w:cs="Times New Roman"/>
+          <w:sz w:val="28"/>
+          <w:szCs w:val="28"/>
+        </w:rPr>
+        <w:t xml:space="preserve">, </w:t>
+      </w:r>
+      <w:r>
+        <w:rPr>
+          <w:rFonts w:ascii="Times New Roman" w:hAnsi="Times New Roman" w:cs="Times New Roman"/>
+          <w:sz w:val="28"/>
+          <w:szCs w:val="28"/>
+        </w:rPr>
+        <w:t>первые 1</w:t>
+      </w:r>
+      <w:r>
+        <w:rPr>
+          <w:rFonts w:ascii="Times New Roman" w:hAnsi="Times New Roman" w:cs="Times New Roman"/>
+          <w:sz w:val="28"/>
+          <w:szCs w:val="28"/>
+        </w:rPr>
+        <w:t xml:space="preserve"> простых: [2], не делятся: 100 чисел, относительное количество: 0.5025</w:t>
+      </w:r>
+    </w:p>
+    <w:p>
+      <w:pPr>
+        <w:spacing w:after="0" w:line="240" w:lineRule="auto"/>
+        <w:rPr>
+          <w:rFonts w:ascii="Times New Roman" w:hAnsi="Times New Roman" w:cs="Times New Roman"/>
+          <w:sz w:val="28"/>
+          <w:szCs w:val="28"/>
+        </w:rPr>
+      </w:pPr>
+      <w:r>
+        <w:rPr>
+          <w:rFonts w:ascii="Times New Roman" w:hAnsi="Times New Roman" w:cs="Times New Roman"/>
+          <w:sz w:val="28"/>
+          <w:szCs w:val="28"/>
+        </w:rPr>
+        <w:t xml:space="preserve">k </w:t>
+      </w:r>
+      <w:r>
+        <w:rPr>
+          <w:rFonts w:ascii="Times New Roman" w:hAnsi="Times New Roman" w:cs="Times New Roman"/>
+          <w:sz w:val="28"/>
+          <w:szCs w:val="28"/>
+        </w:rPr>
+        <w:t>= 2</w:t>
+      </w:r>
+      <w:r>
+        <w:rPr>
+          <w:rFonts w:ascii="Times New Roman" w:hAnsi="Times New Roman" w:cs="Times New Roman"/>
+          <w:sz w:val="28"/>
+          <w:szCs w:val="28"/>
+        </w:rPr>
+        <w:t xml:space="preserve">, </w:t>
+      </w:r>
+      <w:r>
+        <w:rPr>
+          <w:rFonts w:ascii="Times New Roman" w:hAnsi="Times New Roman" w:cs="Times New Roman"/>
+          <w:sz w:val="28"/>
+          <w:szCs w:val="28"/>
+        </w:rPr>
+        <w:t>первые 2</w:t>
+      </w:r>
+      <w:r>
+        <w:rPr>
+          <w:rFonts w:ascii="Times New Roman" w:hAnsi="Times New Roman" w:cs="Times New Roman"/>
+          <w:sz w:val="28"/>
+          <w:szCs w:val="28"/>
+        </w:rPr>
+        <w:t xml:space="preserve"> простых: [2, 3], не </w:t>
+      </w:r>
+      <w:r>
+        <w:rPr>
+          <w:rFonts w:ascii="Times New Roman" w:hAnsi="Times New Roman" w:cs="Times New Roman"/>
+          <w:sz w:val="28"/>
+          <w:szCs w:val="28"/>
+        </w:rPr>
+        <w:t>делятся: 66</w:t>
+      </w:r>
+      <w:r>
+        <w:rPr>
+          <w:rFonts w:ascii="Times New Roman" w:hAnsi="Times New Roman" w:cs="Times New Roman"/>
+          <w:sz w:val="28"/>
+          <w:szCs w:val="28"/>
+        </w:rPr>
+        <w:t xml:space="preserve"> чисел, относительное количество: 0.3317</w:t>
+      </w:r>
+    </w:p>
+    <w:p>
+      <w:pPr>
+        <w:spacing w:after="0" w:line="240" w:lineRule="auto"/>
+        <w:rPr>
+          <w:rFonts w:ascii="Times New Roman" w:hAnsi="Times New Roman" w:cs="Times New Roman"/>
+          <w:sz w:val="28"/>
+          <w:szCs w:val="28"/>
+        </w:rPr>
+      </w:pPr>
+      <w:r>
+        <w:rPr>
+          <w:rFonts w:ascii="Times New Roman" w:hAnsi="Times New Roman" w:cs="Times New Roman"/>
+          <w:sz w:val="28"/>
+          <w:szCs w:val="28"/>
+        </w:rPr>
+        <w:t xml:space="preserve">k </w:t>
+      </w:r>
+      <w:r>
+        <w:rPr>
+          <w:rFonts w:ascii="Times New Roman" w:hAnsi="Times New Roman" w:cs="Times New Roman"/>
+          <w:sz w:val="28"/>
+          <w:szCs w:val="28"/>
+        </w:rPr>
+        <w:t>= 3</w:t>
+      </w:r>
+      <w:r>
+        <w:rPr>
+          <w:rFonts w:ascii="Times New Roman" w:hAnsi="Times New Roman" w:cs="Times New Roman"/>
+          <w:sz w:val="28"/>
+          <w:szCs w:val="28"/>
+        </w:rPr>
+        <w:t xml:space="preserve">, </w:t>
+      </w:r>
+      <w:r>
+        <w:rPr>
+          <w:rFonts w:ascii="Times New Roman" w:hAnsi="Times New Roman" w:cs="Times New Roman"/>
+          <w:sz w:val="28"/>
+          <w:szCs w:val="28"/>
+        </w:rPr>
+        <w:t>первые 3</w:t>
+      </w:r>
+      <w:r>
+        <w:rPr>
+          <w:rFonts w:ascii="Times New Roman" w:hAnsi="Times New Roman" w:cs="Times New Roman"/>
+          <w:sz w:val="28"/>
+          <w:szCs w:val="28"/>
+        </w:rPr>
+        <w:t xml:space="preserve"> простых: [2, 3, 5], не </w:t>
+      </w:r>
+      <w:r>
+        <w:rPr>
+          <w:rFonts w:ascii="Times New Roman" w:hAnsi="Times New Roman" w:cs="Times New Roman"/>
+          <w:sz w:val="28"/>
+          <w:szCs w:val="28"/>
+        </w:rPr>
+        <w:t>делятся: 52</w:t>
+      </w:r>
+      <w:r>
+        <w:rPr>
+          <w:rFonts w:ascii="Times New Roman" w:hAnsi="Times New Roman" w:cs="Times New Roman"/>
+          <w:sz w:val="28"/>
+          <w:szCs w:val="28"/>
+        </w:rPr>
+        <w:t xml:space="preserve"> чисел, относительное количество: 0.2613</w:t>
+      </w:r>
+    </w:p>
+    <w:p>
+      <w:pPr>
+        <w:spacing w:after="0" w:line="240" w:lineRule="auto"/>
+        <w:rPr>
+          <w:rFonts w:ascii="Times New Roman" w:hAnsi="Times New Roman" w:cs="Times New Roman"/>
+          <w:sz w:val="28"/>
+          <w:szCs w:val="28"/>
+        </w:rPr>
+      </w:pPr>
+      <w:r>
+        <w:rPr>
+          <w:rFonts w:ascii="Times New Roman" w:hAnsi="Times New Roman" w:cs="Times New Roman"/>
+          <w:sz w:val="28"/>
+          <w:szCs w:val="28"/>
+        </w:rPr>
+        <w:t xml:space="preserve">k </w:t>
+      </w:r>
+      <w:r>
+        <w:rPr>
+          <w:rFonts w:ascii="Times New Roman" w:hAnsi="Times New Roman" w:cs="Times New Roman"/>
+          <w:sz w:val="28"/>
+          <w:szCs w:val="28"/>
+        </w:rPr>
+        <w:t>= 4</w:t>
+      </w:r>
+      <w:r>
+        <w:rPr>
+          <w:rFonts w:ascii="Times New Roman" w:hAnsi="Times New Roman" w:cs="Times New Roman"/>
+          <w:sz w:val="28"/>
+          <w:szCs w:val="28"/>
+        </w:rPr>
+        <w:t xml:space="preserve">, </w:t>
+      </w:r>
+      <w:r>
+        <w:rPr>
+          <w:rFonts w:ascii="Times New Roman" w:hAnsi="Times New Roman" w:cs="Times New Roman"/>
+          <w:sz w:val="28"/>
+          <w:szCs w:val="28"/>
+        </w:rPr>
+        <w:t>первые 4</w:t>
+      </w:r>
+      <w:r>
+        <w:rPr>
+          <w:rFonts w:ascii="Times New Roman" w:hAnsi="Times New Roman" w:cs="Times New Roman"/>
+          <w:sz w:val="28"/>
+          <w:szCs w:val="28"/>
+        </w:rPr>
+        <w:t xml:space="preserve"> простых: [2, 3, 5, 7], не </w:t>
+      </w:r>
+      <w:r>
+        <w:rPr>
+          <w:rFonts w:ascii="Times New Roman" w:hAnsi="Times New Roman" w:cs="Times New Roman"/>
+          <w:sz w:val="28"/>
+          <w:szCs w:val="28"/>
+        </w:rPr>
+        <w:t>делятся: 45</w:t>
+      </w:r>
+      <w:r>
+        <w:rPr>
+          <w:rFonts w:ascii="Times New Roman" w:hAnsi="Times New Roman" w:cs="Times New Roman"/>
+          <w:sz w:val="28"/>
+          <w:szCs w:val="28"/>
+        </w:rPr>
+        <w:t xml:space="preserve"> чисел, относительное количество: 0.2261</w:t>
+      </w:r>
+    </w:p>
+    <w:p>
+      <w:pPr>
+        <w:spacing w:after="0" w:line="240" w:lineRule="auto"/>
+        <w:rPr>
+          <w:rFonts w:ascii="Times New Roman" w:hAnsi="Times New Roman" w:cs="Times New Roman"/>
+          <w:sz w:val="28"/>
+          <w:szCs w:val="28"/>
+        </w:rPr>
+      </w:pPr>
+      <w:r>
+        <w:rPr>
+          <w:rFonts w:ascii="Times New Roman" w:hAnsi="Times New Roman" w:cs="Times New Roman"/>
+          <w:sz w:val="28"/>
+          <w:szCs w:val="28"/>
+        </w:rPr>
+        <w:t xml:space="preserve">k </w:t>
+      </w:r>
+      <w:r>
+        <w:rPr>
+          <w:rFonts w:ascii="Times New Roman" w:hAnsi="Times New Roman" w:cs="Times New Roman"/>
+          <w:sz w:val="28"/>
+          <w:szCs w:val="28"/>
+        </w:rPr>
+        <w:t>= 5</w:t>
+      </w:r>
+      <w:r>
+        <w:rPr>
+          <w:rFonts w:ascii="Times New Roman" w:hAnsi="Times New Roman" w:cs="Times New Roman"/>
+          <w:sz w:val="28"/>
+          <w:szCs w:val="28"/>
+        </w:rPr>
+        <w:t xml:space="preserve">, </w:t>
+      </w:r>
+      <w:r>
+        <w:rPr>
+          <w:rFonts w:ascii="Times New Roman" w:hAnsi="Times New Roman" w:cs="Times New Roman"/>
+          <w:sz w:val="28"/>
+          <w:szCs w:val="28"/>
+        </w:rPr>
+        <w:t>первые 5</w:t>
+      </w:r>
+      <w:r>
+        <w:rPr>
+          <w:rFonts w:ascii="Times New Roman" w:hAnsi="Times New Roman" w:cs="Times New Roman"/>
+          <w:sz w:val="28"/>
+          <w:szCs w:val="28"/>
+        </w:rPr>
+        <w:t xml:space="preserve"> простых: [2, 3, 5, 7, 11], не </w:t>
+      </w:r>
+      <w:r>
+        <w:rPr>
+          <w:rFonts w:ascii="Times New Roman" w:hAnsi="Times New Roman" w:cs="Times New Roman"/>
+          <w:sz w:val="28"/>
+          <w:szCs w:val="28"/>
+        </w:rPr>
+        <w:t>делятся: 41</w:t>
+      </w:r>
+      <w:r>
+        <w:rPr>
+          <w:rFonts w:ascii="Times New Roman" w:hAnsi="Times New Roman" w:cs="Times New Roman"/>
+          <w:sz w:val="28"/>
+          <w:szCs w:val="28"/>
+        </w:rPr>
+        <w:t xml:space="preserve"> чисел, относительное количество: 0.2060</w:t>
+      </w:r>
+    </w:p>
+    <w:p>
+      <w:pPr>
+        <w:spacing w:after="0" w:line="240" w:lineRule="auto"/>
+        <w:rPr>
+          <w:rFonts w:ascii="Times New Roman" w:hAnsi="Times New Roman" w:cs="Times New Roman"/>
+          <w:sz w:val="28"/>
+          <w:szCs w:val="28"/>
+        </w:rPr>
+      </w:pPr>
+      <w:r>
+        <w:rPr>
+          <w:rFonts w:ascii="Times New Roman" w:hAnsi="Times New Roman" w:cs="Times New Roman"/>
+          <w:sz w:val="28"/>
+          <w:szCs w:val="28"/>
+        </w:rPr>
+        <w:t>k = 6, первые 6 простых: [2, 3, 5, 7, 11, 13], не делятся:  37 чисел, относительное количество: 0.1859</w:t>
+      </w:r>
+    </w:p>
+    <w:p>
+      <w:pPr>
+        <w:spacing w:after="0" w:line="240" w:lineRule="auto"/>
+        <w:rPr>
+          <w:rFonts w:ascii="Times New Roman" w:hAnsi="Times New Roman" w:cs="Times New Roman"/>
+          <w:sz w:val="28"/>
+          <w:szCs w:val="28"/>
+        </w:rPr>
+      </w:pPr>
+      <w:r>
+        <w:rPr>
+          <w:rFonts w:ascii="Times New Roman" w:hAnsi="Times New Roman" w:cs="Times New Roman"/>
+          <w:sz w:val="28"/>
+          <w:szCs w:val="28"/>
+        </w:rPr>
+        <w:t>k = 7, первые 7 простых: [2, 3, 5, 7, 11, 13, 17], не делятся:  34 чисел, относительное количество: 0.1709</w:t>
+      </w:r>
+    </w:p>
+    <w:p>
+      <w:pPr>
+        <w:spacing w:after="0" w:line="240" w:lineRule="auto"/>
+        <w:rPr>
+          <w:rFonts w:ascii="Times New Roman" w:hAnsi="Times New Roman" w:cs="Times New Roman"/>
+          <w:sz w:val="28"/>
+          <w:szCs w:val="28"/>
+        </w:rPr>
+      </w:pPr>
+      <w:r>
+        <w:rPr>
+          <w:rFonts w:ascii="Times New Roman" w:hAnsi="Times New Roman" w:cs="Times New Roman"/>
+          <w:sz w:val="28"/>
+          <w:szCs w:val="28"/>
+        </w:rPr>
+        <w:t xml:space="preserve">k = 8, первые 8 простых: [2, 3, 5, 7, 11, 13, 17, 19], не делятся:  32 чисел, относительное количество: 0.1608        </w:t>
+      </w:r>
+    </w:p>
+    <w:p>
+      <w:pPr>
+        <w:spacing w:after="0" w:line="240" w:lineRule="auto"/>
+        <w:rPr>
+          <w:rFonts w:ascii="Times New Roman" w:hAnsi="Times New Roman" w:cs="Times New Roman"/>
+          <w:sz w:val="28"/>
+          <w:szCs w:val="28"/>
+        </w:rPr>
+      </w:pPr>
+      <w:r>
+        <w:rPr>
+          <w:rFonts w:ascii="Times New Roman" w:hAnsi="Times New Roman" w:cs="Times New Roman"/>
+          <w:sz w:val="28"/>
+          <w:szCs w:val="28"/>
+        </w:rPr>
+        <w:t xml:space="preserve">k = 9, первые 9 простых: [2, 3, 5, 7, 11, 13, 17, 19, 23], не делятся:  30 чисел, относительное количество: 0.1508    </w:t>
+      </w:r>
+    </w:p>
+    <w:p>
+      <w:pPr>
+        <w:spacing w:after="0" w:line="240" w:lineRule="auto"/>
+        <w:rPr>
+          <w:rFonts w:ascii="Times New Roman" w:hAnsi="Times New Roman" w:cs="Times New Roman"/>
+          <w:sz w:val="28"/>
+          <w:szCs w:val="28"/>
+        </w:rPr>
+      </w:pPr>
+      <w:r>
+        <w:rPr>
+          <w:rFonts w:ascii="Times New Roman" w:hAnsi="Times New Roman" w:cs="Times New Roman"/>
+          <w:sz w:val="28"/>
+          <w:szCs w:val="28"/>
+        </w:rPr>
+        <w:t>k = 10, первые 10 простых: [2, 3, 5, 7, 11, 13, 17, 19, 23, 29], не делятся:  30 чисел, относительное количество: 0.1508</w:t>
+      </w:r>
+    </w:p>
+    <w:p>
+      <w:pPr>
+        <w:rPr>
+          <w:rFonts w:ascii="Times New Roman" w:hAnsi="Times New Roman" w:cs="Times New Roman"/>
+          <w:sz w:val="28"/>
+          <w:szCs w:val="28"/>
+        </w:rPr>
+      </w:pPr>
+    </w:p>
+    <w:p>
+      <w:pPr>
+        <w:rPr>
+          <w:rFonts w:ascii="Times New Roman" w:hAnsi="Times New Roman" w:cs="Times New Roman"/>
+          <w:sz w:val="28"/>
+          <w:szCs w:val="28"/>
+        </w:rPr>
+      </w:pPr>
+      <w:r>
+        <w:rPr>
+          <w:rFonts w:ascii="Times New Roman" w:hAnsi="Times New Roman" w:cs="Times New Roman"/>
+          <w:sz w:val="28"/>
+          <w:szCs w:val="28"/>
+        </w:rPr>
+        <w:lastRenderedPageBreak/>
+        <w:drawing>
+          <wp:inline distT="0" distB="0" distL="0" distR="0" wp14:anchorId="4324A7A4" wp14:editId="6A7DCD73">
+            <wp:extent cx="5939790" cy="3401060"/>
+            <wp:effectExtent l="0" t="0" r="0" b="0"/>
+            <wp:docPr id="1541238432" name="Рисунок 1"/>
+            <wp:cNvGraphicFramePr>
+              <a:graphicFrameLocks xmlns:a="http://schemas.openxmlformats.org/drawingml/2006/main" noChangeAspect="1"/>
+            </wp:cNvGraphicFramePr>
+            <a:graphic xmlns:a="http://schemas.openxmlformats.org/drawingml/2006/main">
+              <a:graphicData uri="http://schemas.openxmlformats.org/drawingml/2006/picture">
+                <pic:pic xmlns:pic="http://schemas.openxmlformats.org/drawingml/2006/picture">
+                  <pic:nvPicPr>
+                    <pic:cNvPr id="1541238432" name=""/>
+                    <pic:cNvPicPr/>
+                  </pic:nvPicPr>
+                  <pic:blipFill>
+                    <a:blip r:embed="rId14"/>
+                    <a:stretch>
+                      <a:fillRect/>
+                    </a:stretch>
+                  </pic:blipFill>
+                  <pic:spPr>
+                    <a:xfrm>
+                      <a:off x="0" y="0"/>
+                      <a:ext cx="5939790" cy="3401060"/>
+                    </a:xfrm>
+                    <a:prstGeom prst="rect">
+                      <a:avLst/>
+                    </a:prstGeom>
+                  </pic:spPr>
+                </pic:pic>
+              </a:graphicData>
+            </a:graphic>
+          </wp:inline>
+        </w:drawing>
+      </w:r>
+    </w:p>
+    <w:p>
+      <w:pPr>
+        <w:jc w:val="center"/>
+        <w:rPr>
+          <w:rFonts w:ascii="Times New Roman" w:hAnsi="Times New Roman" w:cs="Times New Roman"/>
+          <w:sz w:val="28"/>
+          <w:szCs w:val="28"/>
+        </w:rPr>
+      </w:pPr>
+      <w:r>
+        <w:rPr>
+          <w:rFonts w:ascii="Times New Roman" w:hAnsi="Times New Roman" w:cs="Times New Roman"/>
+          <w:sz w:val="28"/>
+          <w:szCs w:val="28"/>
+        </w:rPr>
+        <w:t>Рисунок 9 – График решета Эратосфена</w:t>
+      </w:r>
+    </w:p>
+    <w:p>
+      <w:pPr>
+        <w:pStyle w:val="a6"/>
+        <w:numPr>
+          <w:ilvl w:val="1"/>
+          <w:numId w:val="15"/>
+        </w:numPr>
+        <w:ind w:left="142" w:firstLine="709"/>
+        <w:rPr>
+          <w:rFonts w:ascii="Times New Roman" w:hAnsi="Times New Roman" w:cs="Times New Roman"/>
+          <w:sz w:val="28"/>
+          <w:szCs w:val="28"/>
+        </w:rPr>
+      </w:pPr>
+      <w:r>
+        <w:rPr>
+          <w:rFonts w:ascii="Times New Roman" w:hAnsi="Times New Roman" w:cs="Times New Roman"/>
+          <w:sz w:val="28"/>
+          <w:szCs w:val="28"/>
+        </w:rPr>
+        <w:t>Для интервала (1500, 1500 + 300</w:t>
+      </w:r>
+      <w:r>
+        <w:rPr>
+          <w:rFonts w:ascii="Times New Roman" w:hAnsi="Times New Roman" w:cs="Times New Roman"/>
+          <w:sz w:val="28"/>
+          <w:szCs w:val="28"/>
+        </w:rPr>
+        <w:t>):</w:t>
+      </w:r>
+    </w:p>
+    <w:p>
+      <w:pPr>
+        <w:pStyle w:val="a6"/>
+        <w:numPr>
+          <w:ilvl w:val="2"/>
+          <w:numId w:val="15"/>
+        </w:numPr>
+        <w:ind w:left="851" w:firstLine="578"/>
+        <w:rPr>
+          <w:rFonts w:ascii="Times New Roman" w:hAnsi="Times New Roman" w:cs="Times New Roman"/>
+          <w:sz w:val="28"/>
+          <w:szCs w:val="28"/>
+        </w:rPr>
+      </w:pPr>
+      <w:r>
+        <w:rPr>
+          <w:rFonts w:ascii="Times New Roman" w:hAnsi="Times New Roman" w:cs="Times New Roman"/>
+          <w:sz w:val="28"/>
+          <w:szCs w:val="28"/>
+        </w:rPr>
+        <w:t xml:space="preserve">рассчитать точное количество </w:t>
+      </w:r>
+      <m:oMath>
+        <m:sSub>
+          <m:sSubPr>
             <m:ctrlPr>
               <w:rPr>
                 <w:rFonts w:ascii="Cambria Math" w:hAnsi="Cambria Math" w:cs="Times New Roman"/>
+                <w:i/>
                 <w:sz w:val="28"/>
                 <w:szCs w:val="28"/>
               </w:rPr>
             </m:ctrlPr>
-          </m:fPr>
-          <m:num>
+          </m:sSubPr>
+          <m:e>
             <m:r>
               <w:rPr>
                 <w:rFonts w:ascii="Cambria Math" w:hAnsi="Cambria Math" w:cs="Times New Roman"/>
                 <w:sz w:val="28"/>
                 <w:szCs w:val="28"/>
               </w:rPr>
-              <m:t>k</m:t>
+              <m:t>P</m:t>
             </m:r>
-          </m:num>
-          <m:den>
-            <m:r>
-              <m:rPr>
-                <m:sty m:val="p"/>
-              </m:rPr>
-              <w:rPr>
-                <w:rFonts w:ascii="Cambria Math" w:hAnsi="Cambria Math" w:cs="Times New Roman"/>
-                <w:sz w:val="28"/>
-                <w:szCs w:val="28"/>
-              </w:rPr>
-              <m:t>ln</m:t>
-            </m:r>
+          </m:e>
+          <m:sub>
             <m:r>
               <w:rPr>
                 <w:rFonts w:ascii="Cambria Math" w:hAnsi="Cambria Math" w:cs="Times New Roman"/>
                 <w:sz w:val="28"/>
                 <w:szCs w:val="28"/>
               </w:rPr>
-              <m:t>⁡(k)</m:t>
+              <m:t>0</m:t>
             </m:r>
-          </m:den>
-        </m:f>
+          </m:sub>
+        </m:sSub>
       </m:oMath>
       <w:r>
         <w:rPr>
@@ -6178,92 +6959,253 @@
           <w:sz w:val="28"/>
           <w:szCs w:val="28"/>
         </w:rPr>
-        <w:t> дает очень грубую оценку для небольших k, причем погрешность увеличивается с ростом k и превышает 85% для всех рассмотренных значений. Это связано с тем, что данная формула является асимптотической и работает хорошо только для очень больших k.</w:t>
-      </w:r>
-    </w:p>
-    <w:p>
-      <w:pPr>
-        <w:pStyle w:val="a6"/>
-        <w:numPr>
-          <w:ilvl w:val="0"/>
-          <w:numId w:val="15"/>
-        </w:numPr>
-        <w:ind w:firstLine="425"/>
-        <w:rPr>
-          <w:rFonts w:ascii="Times New Roman" w:hAnsi="Times New Roman" w:cs="Times New Roman"/>
-          <w:sz w:val="28"/>
-          <w:szCs w:val="28"/>
-        </w:rPr>
-      </w:pPr>
-      <w:r>
-        <w:rPr>
-          <w:rFonts w:ascii="Times New Roman" w:hAnsi="Times New Roman" w:cs="Times New Roman"/>
-          <w:sz w:val="28"/>
-          <w:szCs w:val="28"/>
-        </w:rPr>
-        <w:t>Методы генерации простых чисел</w:t>
-      </w:r>
-    </w:p>
-    <w:p>
-      <w:pPr>
-        <w:pStyle w:val="a6"/>
-        <w:numPr>
-          <w:ilvl w:val="1"/>
-          <w:numId w:val="15"/>
-        </w:numPr>
-        <w:ind w:left="142" w:firstLine="709"/>
-        <w:rPr>
-          <w:rFonts w:ascii="Times New Roman" w:hAnsi="Times New Roman" w:cs="Times New Roman"/>
-          <w:sz w:val="28"/>
-          <w:szCs w:val="28"/>
-        </w:rPr>
-      </w:pPr>
-      <w:r>
-        <w:rPr>
-          <w:rFonts w:ascii="Times New Roman" w:hAnsi="Times New Roman" w:cs="Times New Roman"/>
-          <w:sz w:val="28"/>
-          <w:szCs w:val="28"/>
-        </w:rPr>
-        <w:t>В интервале (500, 500 + 200) построить график относительного количества натуральных чисел, проходящих «решето Эратосфена», т.е. не делящихся на первые k простых. Расчет производится для всех k≤10.</w:t>
-      </w:r>
-      <w:r>
-        <w:rPr>
-          <w:rFonts w:ascii="Times New Roman" w:hAnsi="Times New Roman" w:cs="Times New Roman"/>
-          <w:sz w:val="28"/>
-          <w:szCs w:val="28"/>
-        </w:rPr>
-        <w:t xml:space="preserve"> </w:t>
-      </w:r>
-    </w:p>
-    <w:p>
-      <w:pPr>
-        <w:pStyle w:val="a6"/>
-        <w:numPr>
-          <w:ilvl w:val="1"/>
-          <w:numId w:val="15"/>
-        </w:numPr>
-        <w:ind w:left="142" w:firstLine="709"/>
-        <w:rPr>
-          <w:rFonts w:ascii="Times New Roman" w:hAnsi="Times New Roman" w:cs="Times New Roman"/>
-          <w:sz w:val="28"/>
-          <w:szCs w:val="28"/>
-        </w:rPr>
-      </w:pPr>
-      <w:r>
-        <w:rPr>
-          <w:rFonts w:ascii="Times New Roman" w:hAnsi="Times New Roman" w:cs="Times New Roman"/>
-          <w:sz w:val="28"/>
-          <w:szCs w:val="28"/>
-        </w:rPr>
-        <w:t>Для интервала (1500, 1500 + 300</w:t>
-      </w:r>
-      <w:r>
-        <w:rPr>
-          <w:rFonts w:ascii="Times New Roman" w:hAnsi="Times New Roman" w:cs="Times New Roman"/>
-          <w:sz w:val="28"/>
-          <w:szCs w:val="28"/>
-        </w:rPr>
-        <w:t>):</w:t>
+        <w:t xml:space="preserve"> простых чисел в интервале, т.е. при проверке задать только тест на делимость. Количество первых простых чисел для деления определяется из расчета максимальное число для деления равно квадратному корню из максимального значения интервала;</w:t>
+      </w:r>
+    </w:p>
+    <w:p>
+      <w:pPr>
+        <w:rPr>
+          <w:rFonts w:ascii="Times New Roman" w:eastAsiaTheme="minorEastAsia" w:hAnsi="Times New Roman" w:cs="Times New Roman"/>
+          <w:sz w:val="28"/>
+          <w:szCs w:val="28"/>
+        </w:rPr>
+      </w:pPr>
+      <w:r>
+        <w:rPr>
+          <w:rFonts w:ascii="Times New Roman" w:hAnsi="Times New Roman" w:cs="Times New Roman"/>
+          <w:sz w:val="28"/>
+          <w:szCs w:val="28"/>
+        </w:rPr>
+        <w:t>Количество чисел для проверки теста на деление составляет</w:t>
+      </w:r>
+      <w:r>
+        <w:rPr>
+          <w:rFonts w:ascii="Times New Roman" w:hAnsi="Times New Roman" w:cs="Times New Roman"/>
+          <w:sz w:val="28"/>
+          <w:szCs w:val="28"/>
+        </w:rPr>
+        <w:t xml:space="preserve">: </w:t>
+      </w:r>
+      <m:oMath>
+        <m:r>
+          <w:rPr>
+            <w:rFonts w:ascii="Cambria Math" w:hAnsi="Cambria Math" w:cs="Times New Roman"/>
+            <w:sz w:val="28"/>
+            <w:szCs w:val="28"/>
+          </w:rPr>
+          <m:t>k=</m:t>
+        </m:r>
+        <m:rad>
+          <m:radPr>
+            <m:degHide m:val="1"/>
+            <m:ctrlPr>
+              <w:rPr>
+                <w:rFonts w:ascii="Cambria Math" w:hAnsi="Cambria Math" w:cs="Times New Roman"/>
+                <w:i/>
+                <w:sz w:val="28"/>
+                <w:szCs w:val="28"/>
+              </w:rPr>
+            </m:ctrlPr>
+          </m:radPr>
+          <m:deg/>
+          <m:e>
+            <m:r>
+              <w:rPr>
+                <w:rFonts w:ascii="Cambria Math" w:hAnsi="Cambria Math" w:cs="Times New Roman"/>
+                <w:sz w:val="28"/>
+                <w:szCs w:val="28"/>
+              </w:rPr>
+              <m:t>1500</m:t>
+            </m:r>
+          </m:e>
+        </m:rad>
+        <m:r>
+          <w:rPr>
+            <w:rFonts w:ascii="Cambria Math" w:hAnsi="Cambria Math" w:cs="Times New Roman"/>
+            <w:sz w:val="28"/>
+            <w:szCs w:val="28"/>
+          </w:rPr>
+          <m:t>≈3</m:t>
+        </m:r>
+        <m:r>
+          <w:rPr>
+            <w:rFonts w:ascii="Cambria Math" w:hAnsi="Cambria Math" w:cs="Times New Roman"/>
+            <w:sz w:val="28"/>
+            <w:szCs w:val="28"/>
+          </w:rPr>
+          <m:t>9</m:t>
+        </m:r>
+      </m:oMath>
+      <w:r>
+        <w:rPr>
+          <w:rFonts w:ascii="Times New Roman" w:eastAsiaTheme="minorEastAsia" w:hAnsi="Times New Roman" w:cs="Times New Roman"/>
+          <w:sz w:val="28"/>
+          <w:szCs w:val="28"/>
+        </w:rPr>
+        <w:t xml:space="preserve">. </w:t>
+      </w:r>
+      <w:r>
+        <w:rPr>
+          <w:rFonts w:ascii="Times New Roman" w:eastAsiaTheme="minorEastAsia" w:hAnsi="Times New Roman" w:cs="Times New Roman"/>
+          <w:sz w:val="28"/>
+          <w:szCs w:val="28"/>
+        </w:rPr>
+        <w:t>Заводим параметры для поиска:</w:t>
+      </w:r>
+    </w:p>
+    <w:p>
+      <w:pPr>
+        <w:jc w:val="center"/>
+        <w:rPr>
+          <w:rFonts w:ascii="Times New Roman" w:hAnsi="Times New Roman" w:cs="Times New Roman"/>
+          <w:i/>
+          <w:sz w:val="28"/>
+          <w:szCs w:val="28"/>
+        </w:rPr>
+      </w:pPr>
+      <w:r>
+        <w:rPr>
+          <w:rFonts w:ascii="Times New Roman" w:eastAsiaTheme="minorEastAsia" w:hAnsi="Times New Roman" w:cs="Times New Roman"/>
+          <w:sz w:val="28"/>
+          <w:szCs w:val="28"/>
+        </w:rPr>
+        <w:drawing>
+          <wp:inline distT="0" distB="0" distL="0" distR="0" wp14:anchorId="5AB6C1E8" wp14:editId="3039D6EC">
+            <wp:extent cx="4172532" cy="1962424"/>
+            <wp:effectExtent l="0" t="0" r="0" b="0"/>
+            <wp:docPr id="1638125026" name="Рисунок 1"/>
+            <wp:cNvGraphicFramePr>
+              <a:graphicFrameLocks xmlns:a="http://schemas.openxmlformats.org/drawingml/2006/main" noChangeAspect="1"/>
+            </wp:cNvGraphicFramePr>
+            <a:graphic xmlns:a="http://schemas.openxmlformats.org/drawingml/2006/main">
+              <a:graphicData uri="http://schemas.openxmlformats.org/drawingml/2006/picture">
+                <pic:pic xmlns:pic="http://schemas.openxmlformats.org/drawingml/2006/picture">
+                  <pic:nvPicPr>
+                    <pic:cNvPr id="1638125026" name=""/>
+                    <pic:cNvPicPr/>
+                  </pic:nvPicPr>
+                  <pic:blipFill>
+                    <a:blip r:embed="rId15"/>
+                    <a:stretch>
+                      <a:fillRect/>
+                    </a:stretch>
+                  </pic:blipFill>
+                  <pic:spPr>
+                    <a:xfrm>
+                      <a:off x="0" y="0"/>
+                      <a:ext cx="4172532" cy="1962424"/>
+                    </a:xfrm>
+                    <a:prstGeom prst="rect">
+                      <a:avLst/>
+                    </a:prstGeom>
+                  </pic:spPr>
+                </pic:pic>
+              </a:graphicData>
+            </a:graphic>
+          </wp:inline>
+        </w:drawing>
+      </w:r>
+    </w:p>
+    <w:p>
+      <w:pPr>
+        <w:jc w:val="center"/>
+        <w:rPr>
+          <w:rFonts w:ascii="Times New Roman" w:hAnsi="Times New Roman" w:cs="Times New Roman"/>
+          <w:iCs/>
+          <w:sz w:val="28"/>
+          <w:szCs w:val="28"/>
+        </w:rPr>
+      </w:pPr>
+      <w:r>
+        <w:rPr>
+          <w:rFonts w:ascii="Times New Roman" w:hAnsi="Times New Roman" w:cs="Times New Roman"/>
+          <w:iCs/>
+          <w:sz w:val="28"/>
+          <w:szCs w:val="28"/>
+        </w:rPr>
+        <w:t>Рисунок 10 – Параметры для поиска</w:t>
+      </w:r>
+    </w:p>
+    <w:p>
+      <w:pPr>
+        <w:jc w:val="center"/>
+        <w:rPr>
+          <w:rFonts w:ascii="Times New Roman" w:hAnsi="Times New Roman" w:cs="Times New Roman"/>
+          <w:i/>
+          <w:sz w:val="28"/>
+          <w:szCs w:val="28"/>
+        </w:rPr>
+      </w:pPr>
+      <w:r>
+        <w:rPr>
+          <w:rFonts w:ascii="Times New Roman" w:eastAsiaTheme="minorEastAsia" w:hAnsi="Times New Roman" w:cs="Times New Roman"/>
+          <w:sz w:val="28"/>
+          <w:szCs w:val="28"/>
+        </w:rPr>
+        <w:lastRenderedPageBreak/>
+        <w:drawing>
+          <wp:inline distT="0" distB="0" distL="0" distR="0" wp14:anchorId="5C833EDC" wp14:editId="320F66F9">
+            <wp:extent cx="4953691" cy="1495634"/>
+            <wp:effectExtent l="0" t="0" r="0" b="9525"/>
+            <wp:docPr id="93972271" name="Рисунок 1"/>
+            <wp:cNvGraphicFramePr>
+              <a:graphicFrameLocks xmlns:a="http://schemas.openxmlformats.org/drawingml/2006/main" noChangeAspect="1"/>
+            </wp:cNvGraphicFramePr>
+            <a:graphic xmlns:a="http://schemas.openxmlformats.org/drawingml/2006/main">
+              <a:graphicData uri="http://schemas.openxmlformats.org/drawingml/2006/picture">
+                <pic:pic xmlns:pic="http://schemas.openxmlformats.org/drawingml/2006/picture">
+                  <pic:nvPicPr>
+                    <pic:cNvPr id="93972271" name=""/>
+                    <pic:cNvPicPr/>
+                  </pic:nvPicPr>
+                  <pic:blipFill>
+                    <a:blip r:embed="rId16"/>
+                    <a:stretch>
+                      <a:fillRect/>
+                    </a:stretch>
+                  </pic:blipFill>
+                  <pic:spPr>
+                    <a:xfrm>
+                      <a:off x="0" y="0"/>
+                      <a:ext cx="4953691" cy="1495634"/>
+                    </a:xfrm>
+                    <a:prstGeom prst="rect">
+                      <a:avLst/>
+                    </a:prstGeom>
+                  </pic:spPr>
+                </pic:pic>
+              </a:graphicData>
+            </a:graphic>
+          </wp:inline>
+        </w:drawing>
+      </w:r>
+    </w:p>
+    <w:p>
+      <w:pPr>
+        <w:jc w:val="center"/>
+        <w:rPr>
+          <w:rFonts w:ascii="Times New Roman" w:hAnsi="Times New Roman" w:cs="Times New Roman"/>
+          <w:i/>
+          <w:sz w:val="28"/>
+          <w:szCs w:val="28"/>
+        </w:rPr>
+      </w:pPr>
+      <w:r>
+        <w:rPr>
+          <w:rFonts w:ascii="Times New Roman" w:hAnsi="Times New Roman" w:cs="Times New Roman"/>
+          <w:iCs/>
+          <w:sz w:val="28"/>
+          <w:szCs w:val="28"/>
+        </w:rPr>
+        <w:t>Рисунок 11 – Результаты поиска</w:t>
+      </w:r>
+      <w:r>
+        <w:rPr>
+          <w:rFonts w:ascii="Times New Roman" w:eastAsiaTheme="minorEastAsia" w:hAnsi="Times New Roman" w:cs="Times New Roman"/>
+          <w:sz w:val="28"/>
+          <w:szCs w:val="28"/>
+        </w:rPr>
+        <w:br/>
       </w:r>
     </w:p>
     <w:p>
@@ -6280,6 +7222,703 @@
           <w:szCs w:val="28"/>
         </w:rPr>
       </w:pPr>
+      <w:r>
+        <w:rPr>
+          <w:rFonts w:ascii="Times New Roman" w:hAnsi="Times New Roman" w:cs="Times New Roman"/>
+          <w:sz w:val="28"/>
+          <w:szCs w:val="28"/>
+        </w:rPr>
+        <w:t xml:space="preserve">составить тест с небольшим количеством пробных делений и одним основанием в тесте Ферма. Вычислить количество </w:t>
+      </w:r>
+      <m:oMath>
+        <m:sSub>
+          <m:sSubPr>
+            <m:ctrlPr>
+              <w:rPr>
+                <w:rFonts w:ascii="Cambria Math" w:hAnsi="Cambria Math" w:cs="Times New Roman"/>
+                <w:i/>
+                <w:sz w:val="28"/>
+                <w:szCs w:val="28"/>
+              </w:rPr>
+            </m:ctrlPr>
+          </m:sSubPr>
+          <m:e>
+            <m:r>
+              <w:rPr>
+                <w:rFonts w:ascii="Cambria Math" w:hAnsi="Cambria Math" w:cs="Times New Roman"/>
+                <w:sz w:val="28"/>
+                <w:szCs w:val="28"/>
+              </w:rPr>
+              <m:t>P</m:t>
+            </m:r>
+          </m:e>
+          <m:sub>
+            <m:r>
+              <w:rPr>
+                <w:rFonts w:ascii="Cambria Math" w:hAnsi="Cambria Math" w:cs="Times New Roman"/>
+                <w:sz w:val="28"/>
+                <w:szCs w:val="28"/>
+              </w:rPr>
+              <m:t>1</m:t>
+            </m:r>
+          </m:sub>
+        </m:sSub>
+      </m:oMath>
+      <w:r>
+        <w:rPr>
+          <w:rFonts w:ascii="Times New Roman" w:hAnsi="Times New Roman" w:cs="Times New Roman"/>
+          <w:sz w:val="28"/>
+          <w:szCs w:val="28"/>
+        </w:rPr>
+        <w:t xml:space="preserve"> вероятно простых чисел, удовлетворяющих этому тесту;</w:t>
+      </w:r>
+    </w:p>
+    <w:p>
+      <w:pPr>
+        <w:ind w:left="567"/>
+        <w:rPr>
+          <w:rFonts w:ascii="Times New Roman" w:eastAsiaTheme="minorEastAsia" w:hAnsi="Times New Roman" w:cs="Times New Roman"/>
+          <w:sz w:val="28"/>
+          <w:szCs w:val="28"/>
+        </w:rPr>
+      </w:pPr>
+      <w:r>
+        <w:rPr>
+          <w:rFonts w:ascii="Times New Roman" w:hAnsi="Times New Roman" w:cs="Times New Roman"/>
+          <w:sz w:val="28"/>
+          <w:szCs w:val="28"/>
+        </w:rPr>
+        <w:t xml:space="preserve">Для данного задания </w:t>
+      </w:r>
+      <m:oMath>
+        <m:r>
+          <w:rPr>
+            <w:rFonts w:ascii="Cambria Math" w:hAnsi="Cambria Math" w:cs="Times New Roman"/>
+            <w:sz w:val="28"/>
+            <w:szCs w:val="28"/>
+          </w:rPr>
+          <m:t>k=5</m:t>
+        </m:r>
+      </m:oMath>
+      <w:r>
+        <w:rPr>
+          <w:rFonts w:ascii="Times New Roman" w:eastAsiaTheme="minorEastAsia" w:hAnsi="Times New Roman" w:cs="Times New Roman"/>
+          <w:sz w:val="28"/>
+          <w:szCs w:val="28"/>
+        </w:rPr>
+        <w:t xml:space="preserve">, </w:t>
+      </w:r>
+      <w:r>
+        <w:rPr>
+          <w:rFonts w:ascii="Times New Roman" w:eastAsiaTheme="minorEastAsia" w:hAnsi="Times New Roman" w:cs="Times New Roman"/>
+          <w:sz w:val="28"/>
+          <w:szCs w:val="28"/>
+        </w:rPr>
+        <w:t>а основание будет 23</w:t>
+      </w:r>
+      <w:r>
+        <w:rPr>
+          <w:rFonts w:ascii="Times New Roman" w:eastAsiaTheme="minorEastAsia" w:hAnsi="Times New Roman" w:cs="Times New Roman"/>
+          <w:sz w:val="28"/>
+          <w:szCs w:val="28"/>
+        </w:rPr>
+        <w:t>,</w:t>
+      </w:r>
+      <w:r>
+        <w:rPr>
+          <w:rFonts w:ascii="Times New Roman" w:eastAsiaTheme="minorEastAsia" w:hAnsi="Times New Roman" w:cs="Times New Roman"/>
+          <w:sz w:val="28"/>
+          <w:szCs w:val="28"/>
+        </w:rPr>
+        <w:t xml:space="preserve"> ввожу параметры:</w:t>
+      </w:r>
+    </w:p>
+    <w:p>
+      <w:pPr>
+        <w:jc w:val="center"/>
+        <w:rPr>
+          <w:rFonts w:ascii="Times New Roman" w:eastAsiaTheme="minorEastAsia" w:hAnsi="Times New Roman" w:cs="Times New Roman"/>
+          <w:sz w:val="28"/>
+          <w:szCs w:val="28"/>
+        </w:rPr>
+      </w:pPr>
+      <w:r>
+        <w:rPr>
+          <w:rFonts w:ascii="Times New Roman" w:eastAsiaTheme="minorEastAsia" w:hAnsi="Times New Roman" w:cs="Times New Roman"/>
+          <w:sz w:val="28"/>
+          <w:szCs w:val="28"/>
+        </w:rPr>
+        <w:drawing>
+          <wp:inline distT="0" distB="0" distL="0" distR="0" wp14:anchorId="662750C6" wp14:editId="0D52A61B">
+            <wp:extent cx="4296375" cy="2010056"/>
+            <wp:effectExtent l="0" t="0" r="0" b="9525"/>
+            <wp:docPr id="1065224830" name="Рисунок 1"/>
+            <wp:cNvGraphicFramePr>
+              <a:graphicFrameLocks xmlns:a="http://schemas.openxmlformats.org/drawingml/2006/main" noChangeAspect="1"/>
+            </wp:cNvGraphicFramePr>
+            <a:graphic xmlns:a="http://schemas.openxmlformats.org/drawingml/2006/main">
+              <a:graphicData uri="http://schemas.openxmlformats.org/drawingml/2006/picture">
+                <pic:pic xmlns:pic="http://schemas.openxmlformats.org/drawingml/2006/picture">
+                  <pic:nvPicPr>
+                    <pic:cNvPr id="1065224830" name=""/>
+                    <pic:cNvPicPr/>
+                  </pic:nvPicPr>
+                  <pic:blipFill>
+                    <a:blip r:embed="rId17"/>
+                    <a:stretch>
+                      <a:fillRect/>
+                    </a:stretch>
+                  </pic:blipFill>
+                  <pic:spPr>
+                    <a:xfrm>
+                      <a:off x="0" y="0"/>
+                      <a:ext cx="4296375" cy="2010056"/>
+                    </a:xfrm>
+                    <a:prstGeom prst="rect">
+                      <a:avLst/>
+                    </a:prstGeom>
+                  </pic:spPr>
+                </pic:pic>
+              </a:graphicData>
+            </a:graphic>
+          </wp:inline>
+        </w:drawing>
+      </w:r>
+    </w:p>
+    <w:p>
+      <w:pPr>
+        <w:jc w:val="center"/>
+        <w:rPr>
+          <w:rFonts w:ascii="Times New Roman" w:eastAsiaTheme="minorEastAsia" w:hAnsi="Times New Roman" w:cs="Times New Roman"/>
+          <w:sz w:val="28"/>
+          <w:szCs w:val="28"/>
+        </w:rPr>
+      </w:pPr>
+      <w:r>
+        <w:rPr>
+          <w:rFonts w:ascii="Times New Roman" w:eastAsiaTheme="minorEastAsia" w:hAnsi="Times New Roman" w:cs="Times New Roman"/>
+          <w:sz w:val="28"/>
+          <w:szCs w:val="28"/>
+        </w:rPr>
+        <w:t>Рисунок 12 – Параметры поиска</w:t>
+      </w:r>
+    </w:p>
+    <w:p>
+      <w:pPr>
+        <w:jc w:val="center"/>
+        <w:rPr>
+          <w:rFonts w:ascii="Times New Roman" w:eastAsiaTheme="minorEastAsia" w:hAnsi="Times New Roman" w:cs="Times New Roman"/>
+          <w:sz w:val="28"/>
+          <w:szCs w:val="28"/>
+        </w:rPr>
+      </w:pPr>
+      <w:r>
+        <w:rPr>
+          <w:rFonts w:ascii="Times New Roman" w:eastAsiaTheme="minorEastAsia" w:hAnsi="Times New Roman" w:cs="Times New Roman"/>
+          <w:sz w:val="28"/>
+          <w:szCs w:val="28"/>
+        </w:rPr>
+        <w:drawing>
+          <wp:inline distT="0" distB="0" distL="0" distR="0" wp14:anchorId="5B8805CD" wp14:editId="0C5380B0">
+            <wp:extent cx="4982270" cy="1571844"/>
+            <wp:effectExtent l="0" t="0" r="8890" b="9525"/>
+            <wp:docPr id="555243778" name="Рисунок 1"/>
+            <wp:cNvGraphicFramePr>
+              <a:graphicFrameLocks xmlns:a="http://schemas.openxmlformats.org/drawingml/2006/main" noChangeAspect="1"/>
+            </wp:cNvGraphicFramePr>
+            <a:graphic xmlns:a="http://schemas.openxmlformats.org/drawingml/2006/main">
+              <a:graphicData uri="http://schemas.openxmlformats.org/drawingml/2006/picture">
+                <pic:pic xmlns:pic="http://schemas.openxmlformats.org/drawingml/2006/picture">
+                  <pic:nvPicPr>
+                    <pic:cNvPr id="555243778" name=""/>
+                    <pic:cNvPicPr/>
+                  </pic:nvPicPr>
+                  <pic:blipFill>
+                    <a:blip r:embed="rId18"/>
+                    <a:stretch>
+                      <a:fillRect/>
+                    </a:stretch>
+                  </pic:blipFill>
+                  <pic:spPr>
+                    <a:xfrm>
+                      <a:off x="0" y="0"/>
+                      <a:ext cx="4982270" cy="1571844"/>
+                    </a:xfrm>
+                    <a:prstGeom prst="rect">
+                      <a:avLst/>
+                    </a:prstGeom>
+                  </pic:spPr>
+                </pic:pic>
+              </a:graphicData>
+            </a:graphic>
+          </wp:inline>
+        </w:drawing>
+      </w:r>
+    </w:p>
+    <w:p>
+      <w:pPr>
+        <w:jc w:val="center"/>
+        <w:rPr>
+          <w:rFonts w:ascii="Times New Roman" w:eastAsiaTheme="minorEastAsia" w:hAnsi="Times New Roman" w:cs="Times New Roman"/>
+          <w:sz w:val="28"/>
+          <w:szCs w:val="28"/>
+        </w:rPr>
+      </w:pPr>
+      <w:r>
+        <w:rPr>
+          <w:rFonts w:ascii="Times New Roman" w:eastAsiaTheme="minorEastAsia" w:hAnsi="Times New Roman" w:cs="Times New Roman"/>
+          <w:sz w:val="28"/>
+          <w:szCs w:val="28"/>
+        </w:rPr>
+        <w:t>Рисунок 13 – Результаты идентичны</w:t>
+      </w:r>
+    </w:p>
+    <w:p>
+      <w:pPr>
+        <w:pStyle w:val="a6"/>
+        <w:numPr>
+          <w:ilvl w:val="2"/>
+          <w:numId w:val="15"/>
+        </w:numPr>
+        <w:ind w:left="851" w:firstLine="578"/>
+        <w:rPr>
+          <w:rFonts w:ascii="Times New Roman" w:hAnsi="Times New Roman" w:cs="Times New Roman"/>
+          <w:sz w:val="28"/>
+          <w:szCs w:val="28"/>
+        </w:rPr>
+      </w:pPr>
+      <w:r>
+        <w:rPr>
+          <w:rFonts w:ascii="Times New Roman" w:hAnsi="Times New Roman" w:cs="Times New Roman"/>
+          <w:sz w:val="28"/>
+          <w:szCs w:val="28"/>
+        </w:rPr>
+        <w:t xml:space="preserve">составить тест с большим, чем в предыдущем случае, количеством пробных делений и двумя или тремя основаниями в тесте Ферма. Вычислить количество </w:t>
+      </w:r>
+      <m:oMath>
+        <m:sSub>
+          <m:sSubPr>
+            <m:ctrlPr>
+              <w:rPr>
+                <w:rFonts w:ascii="Cambria Math" w:hAnsi="Cambria Math" w:cs="Times New Roman"/>
+                <w:i/>
+                <w:sz w:val="28"/>
+                <w:szCs w:val="28"/>
+              </w:rPr>
+            </m:ctrlPr>
+          </m:sSubPr>
+          <m:e>
+            <m:r>
+              <w:rPr>
+                <w:rFonts w:ascii="Cambria Math" w:hAnsi="Cambria Math" w:cs="Times New Roman"/>
+                <w:sz w:val="28"/>
+                <w:szCs w:val="28"/>
+              </w:rPr>
+              <m:t>P</m:t>
+            </m:r>
+          </m:e>
+          <m:sub>
+            <m:r>
+              <w:rPr>
+                <w:rFonts w:ascii="Cambria Math" w:hAnsi="Cambria Math" w:cs="Times New Roman"/>
+                <w:sz w:val="28"/>
+                <w:szCs w:val="28"/>
+              </w:rPr>
+              <m:t>2</m:t>
+            </m:r>
+          </m:sub>
+        </m:sSub>
+      </m:oMath>
+      <w:r>
+        <w:rPr>
+          <w:rFonts w:ascii="Times New Roman" w:hAnsi="Times New Roman" w:cs="Times New Roman"/>
+          <w:sz w:val="28"/>
+          <w:szCs w:val="28"/>
+        </w:rPr>
+        <w:t xml:space="preserve"> вероятно простых чисел, удовлетворяющих этому тесту. Проанализировать полученные данные</w:t>
+      </w:r>
+      <w:r>
+        <w:rPr>
+          <w:rFonts w:ascii="Times New Roman" w:hAnsi="Times New Roman" w:cs="Times New Roman"/>
+          <w:sz w:val="28"/>
+          <w:szCs w:val="28"/>
+        </w:rPr>
+        <w:t>.</w:t>
+      </w:r>
+    </w:p>
+    <w:p>
+      <w:pPr>
+        <w:ind w:left="709"/>
+        <w:rPr>
+          <w:rFonts w:ascii="Times New Roman" w:eastAsiaTheme="minorEastAsia" w:hAnsi="Times New Roman" w:cs="Times New Roman"/>
+          <w:sz w:val="28"/>
+          <w:szCs w:val="28"/>
+        </w:rPr>
+      </w:pPr>
+      <w:r>
+        <w:rPr>
+          <w:rFonts w:ascii="Times New Roman" w:hAnsi="Times New Roman" w:cs="Times New Roman"/>
+          <w:sz w:val="28"/>
+          <w:szCs w:val="28"/>
+        </w:rPr>
+        <w:lastRenderedPageBreak/>
+        <w:t xml:space="preserve">Для данного задания </w:t>
+      </w:r>
+      <m:oMath>
+        <m:r>
+          <w:rPr>
+            <w:rFonts w:ascii="Cambria Math" w:hAnsi="Cambria Math" w:cs="Times New Roman"/>
+            <w:sz w:val="28"/>
+            <w:szCs w:val="28"/>
+          </w:rPr>
+          <m:t>k</m:t>
+        </m:r>
+        <m:r>
+          <w:rPr>
+            <w:rFonts w:ascii="Cambria Math" w:hAnsi="Cambria Math" w:cs="Times New Roman"/>
+            <w:sz w:val="28"/>
+            <w:szCs w:val="28"/>
+          </w:rPr>
+          <m:t>=</m:t>
+        </m:r>
+        <m:r>
+          <w:rPr>
+            <w:rFonts w:ascii="Cambria Math" w:hAnsi="Cambria Math" w:cs="Times New Roman"/>
+            <w:sz w:val="28"/>
+            <w:szCs w:val="28"/>
+          </w:rPr>
+          <m:t>5</m:t>
+        </m:r>
+        <m:r>
+          <w:rPr>
+            <w:rFonts w:ascii="Cambria Math" w:hAnsi="Cambria Math" w:cs="Times New Roman"/>
+            <w:sz w:val="28"/>
+            <w:szCs w:val="28"/>
+          </w:rPr>
+          <m:t>0</m:t>
+        </m:r>
+      </m:oMath>
+      <w:r>
+        <w:rPr>
+          <w:rFonts w:ascii="Times New Roman" w:eastAsiaTheme="minorEastAsia" w:hAnsi="Times New Roman" w:cs="Times New Roman"/>
+          <w:sz w:val="28"/>
+          <w:szCs w:val="28"/>
+        </w:rPr>
+        <w:t xml:space="preserve">, </w:t>
+      </w:r>
+      <w:r>
+        <w:rPr>
+          <w:rFonts w:ascii="Times New Roman" w:eastAsiaTheme="minorEastAsia" w:hAnsi="Times New Roman" w:cs="Times New Roman"/>
+          <w:sz w:val="28"/>
+          <w:szCs w:val="28"/>
+        </w:rPr>
+        <w:t>а основани</w:t>
+      </w:r>
+      <w:r>
+        <w:rPr>
+          <w:rFonts w:ascii="Times New Roman" w:eastAsiaTheme="minorEastAsia" w:hAnsi="Times New Roman" w:cs="Times New Roman"/>
+          <w:sz w:val="28"/>
+          <w:szCs w:val="28"/>
+        </w:rPr>
+        <w:t>я</w:t>
+      </w:r>
+      <w:r>
+        <w:rPr>
+          <w:rFonts w:ascii="Times New Roman" w:eastAsiaTheme="minorEastAsia" w:hAnsi="Times New Roman" w:cs="Times New Roman"/>
+          <w:sz w:val="28"/>
+          <w:szCs w:val="28"/>
+        </w:rPr>
+        <w:t xml:space="preserve"> будет </w:t>
+      </w:r>
+      <w:r>
+        <w:rPr>
+          <w:rFonts w:ascii="Times New Roman" w:eastAsiaTheme="minorEastAsia" w:hAnsi="Times New Roman" w:cs="Times New Roman"/>
+          <w:sz w:val="28"/>
+          <w:szCs w:val="28"/>
+        </w:rPr>
+        <w:t>16 и 9</w:t>
+      </w:r>
+      <w:r>
+        <w:rPr>
+          <w:rFonts w:ascii="Times New Roman" w:eastAsiaTheme="minorEastAsia" w:hAnsi="Times New Roman" w:cs="Times New Roman"/>
+          <w:sz w:val="28"/>
+          <w:szCs w:val="28"/>
+        </w:rPr>
+        <w:t>,</w:t>
+      </w:r>
+      <w:r>
+        <w:rPr>
+          <w:rFonts w:ascii="Times New Roman" w:eastAsiaTheme="minorEastAsia" w:hAnsi="Times New Roman" w:cs="Times New Roman"/>
+          <w:sz w:val="28"/>
+          <w:szCs w:val="28"/>
+        </w:rPr>
+        <w:t xml:space="preserve"> ввожу параметры</w:t>
+      </w:r>
+      <w:r>
+        <w:rPr>
+          <w:rFonts w:ascii="Times New Roman" w:eastAsiaTheme="minorEastAsia" w:hAnsi="Times New Roman" w:cs="Times New Roman"/>
+          <w:sz w:val="28"/>
+          <w:szCs w:val="28"/>
+        </w:rPr>
+        <w:t>:</w:t>
+      </w:r>
+    </w:p>
+    <w:p>
+      <w:pPr>
+        <w:ind w:left="709"/>
+        <w:jc w:val="center"/>
+        <w:rPr>
+          <w:rFonts w:ascii="Times New Roman" w:hAnsi="Times New Roman" w:cs="Times New Roman"/>
+          <w:sz w:val="28"/>
+          <w:szCs w:val="28"/>
+        </w:rPr>
+      </w:pPr>
+      <w:r>
+        <w:rPr>
+          <w:rFonts w:ascii="Times New Roman" w:hAnsi="Times New Roman" w:cs="Times New Roman"/>
+          <w:sz w:val="28"/>
+          <w:szCs w:val="28"/>
+        </w:rPr>
+        <w:drawing>
+          <wp:inline distT="0" distB="0" distL="0" distR="0" wp14:anchorId="60FC5A92" wp14:editId="4C2B80BC">
+            <wp:extent cx="4048690" cy="1943371"/>
+            <wp:effectExtent l="0" t="0" r="9525" b="0"/>
+            <wp:docPr id="584814584" name="Рисунок 1"/>
+            <wp:cNvGraphicFramePr>
+              <a:graphicFrameLocks xmlns:a="http://schemas.openxmlformats.org/drawingml/2006/main" noChangeAspect="1"/>
+            </wp:cNvGraphicFramePr>
+            <a:graphic xmlns:a="http://schemas.openxmlformats.org/drawingml/2006/main">
+              <a:graphicData uri="http://schemas.openxmlformats.org/drawingml/2006/picture">
+                <pic:pic xmlns:pic="http://schemas.openxmlformats.org/drawingml/2006/picture">
+                  <pic:nvPicPr>
+                    <pic:cNvPr id="584814584" name=""/>
+                    <pic:cNvPicPr/>
+                  </pic:nvPicPr>
+                  <pic:blipFill>
+                    <a:blip r:embed="rId19"/>
+                    <a:stretch>
+                      <a:fillRect/>
+                    </a:stretch>
+                  </pic:blipFill>
+                  <pic:spPr>
+                    <a:xfrm>
+                      <a:off x="0" y="0"/>
+                      <a:ext cx="4048690" cy="1943371"/>
+                    </a:xfrm>
+                    <a:prstGeom prst="rect">
+                      <a:avLst/>
+                    </a:prstGeom>
+                  </pic:spPr>
+                </pic:pic>
+              </a:graphicData>
+            </a:graphic>
+          </wp:inline>
+        </w:drawing>
+      </w:r>
+    </w:p>
+    <w:p>
+      <w:pPr>
+        <w:ind w:left="709"/>
+        <w:jc w:val="center"/>
+        <w:rPr>
+          <w:rFonts w:ascii="Times New Roman" w:hAnsi="Times New Roman" w:cs="Times New Roman"/>
+          <w:sz w:val="28"/>
+          <w:szCs w:val="28"/>
+        </w:rPr>
+      </w:pPr>
+      <w:r>
+        <w:rPr>
+          <w:rFonts w:ascii="Times New Roman" w:hAnsi="Times New Roman" w:cs="Times New Roman"/>
+          <w:sz w:val="28"/>
+          <w:szCs w:val="28"/>
+        </w:rPr>
+        <w:t>Рисунок 14 – Параметры поиска</w:t>
+      </w:r>
+    </w:p>
+    <w:p>
+      <w:pPr>
+        <w:ind w:left="709"/>
+        <w:jc w:val="center"/>
+        <w:rPr>
+          <w:rFonts w:ascii="Times New Roman" w:hAnsi="Times New Roman" w:cs="Times New Roman"/>
+          <w:sz w:val="28"/>
+          <w:szCs w:val="28"/>
+        </w:rPr>
+      </w:pPr>
+      <w:r>
+        <w:rPr>
+          <w:rFonts w:ascii="Times New Roman" w:hAnsi="Times New Roman" w:cs="Times New Roman"/>
+          <w:sz w:val="28"/>
+          <w:szCs w:val="28"/>
+        </w:rPr>
+        <w:drawing>
+          <wp:inline distT="0" distB="0" distL="0" distR="0" wp14:anchorId="2832D6A6" wp14:editId="41615BE5">
+            <wp:extent cx="4620270" cy="1705213"/>
+            <wp:effectExtent l="0" t="0" r="8890" b="9525"/>
+            <wp:docPr id="1462275180" name="Рисунок 1"/>
+            <wp:cNvGraphicFramePr>
+              <a:graphicFrameLocks xmlns:a="http://schemas.openxmlformats.org/drawingml/2006/main" noChangeAspect="1"/>
+            </wp:cNvGraphicFramePr>
+            <a:graphic xmlns:a="http://schemas.openxmlformats.org/drawingml/2006/main">
+              <a:graphicData uri="http://schemas.openxmlformats.org/drawingml/2006/picture">
+                <pic:pic xmlns:pic="http://schemas.openxmlformats.org/drawingml/2006/picture">
+                  <pic:nvPicPr>
+                    <pic:cNvPr id="1462275180" name=""/>
+                    <pic:cNvPicPr/>
+                  </pic:nvPicPr>
+                  <pic:blipFill>
+                    <a:blip r:embed="rId20"/>
+                    <a:stretch>
+                      <a:fillRect/>
+                    </a:stretch>
+                  </pic:blipFill>
+                  <pic:spPr>
+                    <a:xfrm>
+                      <a:off x="0" y="0"/>
+                      <a:ext cx="4620270" cy="1705213"/>
+                    </a:xfrm>
+                    <a:prstGeom prst="rect">
+                      <a:avLst/>
+                    </a:prstGeom>
+                  </pic:spPr>
+                </pic:pic>
+              </a:graphicData>
+            </a:graphic>
+          </wp:inline>
+        </w:drawing>
+      </w:r>
+    </w:p>
+    <w:p>
+      <w:pPr>
+        <w:ind w:left="709"/>
+        <w:jc w:val="center"/>
+        <w:rPr>
+          <w:rFonts w:ascii="Times New Roman" w:hAnsi="Times New Roman" w:cs="Times New Roman"/>
+          <w:sz w:val="28"/>
+          <w:szCs w:val="28"/>
+        </w:rPr>
+      </w:pPr>
+      <w:r>
+        <w:rPr>
+          <w:rFonts w:ascii="Times New Roman" w:hAnsi="Times New Roman" w:cs="Times New Roman"/>
+          <w:sz w:val="28"/>
+          <w:szCs w:val="28"/>
+        </w:rPr>
+        <w:t>Рисунок 15 – Результаты идентичны</w:t>
+      </w:r>
+    </w:p>
+    <w:p>
+      <w:pPr>
+        <w:ind w:left="709"/>
+        <w:rPr>
+          <w:rFonts w:ascii="Times New Roman" w:hAnsi="Times New Roman" w:cs="Times New Roman"/>
+          <w:sz w:val="28"/>
+          <w:szCs w:val="28"/>
+        </w:rPr>
+      </w:pPr>
+      <w:r>
+        <w:rPr>
+          <w:rFonts w:ascii="Times New Roman" w:hAnsi="Times New Roman" w:cs="Times New Roman"/>
+          <w:sz w:val="28"/>
+          <w:szCs w:val="28"/>
+        </w:rPr>
+        <w:t>В</w:t>
+      </w:r>
+      <w:r>
+        <w:rPr>
+          <w:rFonts w:ascii="Times New Roman" w:hAnsi="Times New Roman" w:cs="Times New Roman"/>
+          <w:sz w:val="28"/>
+          <w:szCs w:val="28"/>
+        </w:rPr>
+        <w:t>се три теста показали одинаковый результат</w:t>
+      </w:r>
+      <w:r>
+        <w:rPr>
+          <w:rFonts w:ascii="Times New Roman" w:hAnsi="Times New Roman" w:cs="Times New Roman"/>
+          <w:sz w:val="28"/>
+          <w:szCs w:val="28"/>
+        </w:rPr>
+        <w:t xml:space="preserve"> = </w:t>
+      </w:r>
+      <w:r>
+        <w:rPr>
+          <w:rFonts w:ascii="Times New Roman" w:hAnsi="Times New Roman" w:cs="Times New Roman"/>
+          <w:sz w:val="28"/>
+          <w:szCs w:val="28"/>
+        </w:rPr>
+        <w:t>39</w:t>
+      </w:r>
+      <w:r>
+        <w:rPr>
+          <w:rFonts w:ascii="Times New Roman" w:hAnsi="Times New Roman" w:cs="Times New Roman"/>
+          <w:sz w:val="28"/>
+          <w:szCs w:val="28"/>
+        </w:rPr>
+        <w:t xml:space="preserve"> </w:t>
+      </w:r>
+      <w:r>
+        <w:rPr>
+          <w:rFonts w:ascii="Times New Roman" w:hAnsi="Times New Roman" w:cs="Times New Roman"/>
+          <w:sz w:val="28"/>
+          <w:szCs w:val="28"/>
+        </w:rPr>
+        <w:t>потому, что в данном интервале не нашлось составных чисел, способных обмануть даже самый слабый из использованных тестов. Либо такие числа отсутствуют в принципе, либо они были отсеяны уже на этапе пробных делений.</w:t>
+      </w:r>
+    </w:p>
+    <w:p>
+      <w:pPr>
+        <w:pStyle w:val="a6"/>
+        <w:numPr>
+          <w:ilvl w:val="1"/>
+          <w:numId w:val="15"/>
+        </w:numPr>
+        <w:ind w:left="426" w:firstLine="418"/>
+        <w:rPr>
+          <w:rFonts w:ascii="Times New Roman" w:hAnsi="Times New Roman" w:cs="Times New Roman"/>
+          <w:sz w:val="28"/>
+          <w:szCs w:val="28"/>
+        </w:rPr>
+      </w:pPr>
+      <w:r>
+        <w:rPr>
+          <w:rFonts w:ascii="Times New Roman" w:hAnsi="Times New Roman" w:cs="Times New Roman"/>
+          <w:sz w:val="28"/>
+          <w:szCs w:val="28"/>
+        </w:rPr>
+        <w:t xml:space="preserve"> </w:t>
+      </w:r>
+      <w:r>
+        <w:rPr>
+          <w:rFonts w:ascii="Times New Roman" w:hAnsi="Times New Roman" w:cs="Times New Roman"/>
+          <w:sz w:val="28"/>
+          <w:szCs w:val="28"/>
+        </w:rPr>
+        <w:t>Известно, что в заданном интервале имеются числа Кармайкла. Найти их. Варианты интервалов: (1050, 1050</w:t>
+      </w:r>
+      <w:r>
+        <w:rPr>
+          <w:rFonts w:ascii="Times New Roman" w:hAnsi="Times New Roman" w:cs="Times New Roman"/>
+          <w:sz w:val="28"/>
+          <w:szCs w:val="28"/>
+        </w:rPr>
+        <w:t xml:space="preserve"> </w:t>
+      </w:r>
+      <w:r>
+        <w:rPr>
+          <w:rFonts w:ascii="Times New Roman" w:hAnsi="Times New Roman" w:cs="Times New Roman"/>
+          <w:sz w:val="28"/>
+          <w:szCs w:val="28"/>
+        </w:rPr>
+        <w:t>+ 100); (1700, 1700 + 100); (2400, 2400 + 100</w:t>
+      </w:r>
+      <w:r>
+        <w:rPr>
+          <w:rFonts w:ascii="Times New Roman" w:hAnsi="Times New Roman" w:cs="Times New Roman"/>
+          <w:sz w:val="28"/>
+          <w:szCs w:val="28"/>
+        </w:rPr>
+        <w:t>).</w:t>
+      </w:r>
     </w:p>
     <w:sectPr>
       <w:pgSz w:w="11906" w:h="16838"/>
@@ -8801,6 +10440,7 @@
   <w:style w:type="character" w:default="1" w:styleId="a0">
     <w:name w:val="Default Paragraph Font"/>
     <w:uiPriority w:val="1"/>
+    <w:semiHidden/>
     <w:unhideWhenUsed/>
   </w:style>
   <w:style w:type="table" w:default="1" w:styleId="a1">

--- a/8 семестр/Криптографическая защита/Практика/ПР_2/Практическая работа 2 Ковалец.docx
+++ b/8 семестр/Криптографическая защита/Практика/ПР_2/Практическая работа 2 Ковалец.docx
@@ -749,7 +749,29 @@
           <w:szCs w:val="28"/>
           <w:lang w:eastAsia="ru-RU"/>
         </w:rPr>
-        <w:t>преподаватель Дедиченко Д. В.</w:t>
+        <w:t xml:space="preserve">преподаватель </w:t>
+      </w:r>
+      <w:proofErr w:type="spellStart"/>
+      <w:r>
+        <w:rPr>
+          <w:rFonts w:ascii="Times New Roman" w:eastAsia="Times New Roman" w:hAnsi="Times New Roman" w:cs="Times New Roman"/>
+          <w:color w:val="000000"/>
+          <w:sz w:val="28"/>
+          <w:szCs w:val="28"/>
+          <w:lang w:eastAsia="ru-RU"/>
+        </w:rPr>
+        <w:t>Дедиченко</w:t>
+      </w:r>
+      <w:proofErr w:type="spellEnd"/>
+      <w:r>
+        <w:rPr>
+          <w:rFonts w:ascii="Times New Roman" w:eastAsia="Times New Roman" w:hAnsi="Times New Roman" w:cs="Times New Roman"/>
+          <w:color w:val="000000"/>
+          <w:sz w:val="28"/>
+          <w:szCs w:val="28"/>
+          <w:lang w:eastAsia="ru-RU"/>
+        </w:rPr>
+        <w:t xml:space="preserve"> Д. В.</w:t>
       </w:r>
     </w:p>
     <w:p>
@@ -2190,7 +2212,25 @@
           <w:sz w:val="28"/>
           <w:szCs w:val="28"/>
         </w:rPr>
-        <w:t>Известно, что в заданном интервале имеются числа Кармайкла. Найти их.</w:t>
+        <w:t xml:space="preserve">Известно, что в заданном интервале имеются числа </w:t>
+      </w:r>
+      <w:proofErr w:type="spellStart"/>
+      <w:r>
+        <w:rPr>
+          <w:rFonts w:ascii="Times New Roman" w:hAnsi="Times New Roman" w:cs="Times New Roman"/>
+          <w:sz w:val="28"/>
+          <w:szCs w:val="28"/>
+        </w:rPr>
+        <w:t>Кармайкла</w:t>
+      </w:r>
+      <w:proofErr w:type="spellEnd"/>
+      <w:r>
+        <w:rPr>
+          <w:rFonts w:ascii="Times New Roman" w:hAnsi="Times New Roman" w:cs="Times New Roman"/>
+          <w:sz w:val="28"/>
+          <w:szCs w:val="28"/>
+        </w:rPr>
+        <w:t>. Найти их.</w:t>
       </w:r>
       <w:r>
         <w:rPr>
@@ -6099,15 +6139,7 @@
             <w:sz w:val="28"/>
             <w:szCs w:val="28"/>
           </w:rPr>
-          <m:t>p(k)=</m:t>
-        </m:r>
-        <m:r>
-          <w:rPr>
-            <w:rFonts w:ascii="Cambria Math" w:hAnsi="Cambria Math" w:cs="Times New Roman"/>
-            <w:sz w:val="28"/>
-            <w:szCs w:val="28"/>
-          </w:rPr>
-          <m:t>k</m:t>
+          <m:t>p(k)=k</m:t>
         </m:r>
         <m:r>
           <m:rPr>
@@ -6241,6 +6273,7 @@
       <w:r>
         <w:rPr>
           <w:rFonts w:ascii="Times New Roman" w:hAnsi="Times New Roman" w:cs="Times New Roman"/>
+          <w:noProof/>
           <w:sz w:val="28"/>
           <w:szCs w:val="28"/>
         </w:rPr>
@@ -6398,39 +6431,7 @@
           <w:sz w:val="28"/>
           <w:szCs w:val="28"/>
         </w:rPr>
-        <w:t xml:space="preserve">k </w:t>
-      </w:r>
-      <w:r>
-        <w:rPr>
-          <w:rFonts w:ascii="Times New Roman" w:hAnsi="Times New Roman" w:cs="Times New Roman"/>
-          <w:sz w:val="28"/>
-          <w:szCs w:val="28"/>
-        </w:rPr>
-        <w:t>= 1</w:t>
-      </w:r>
-      <w:r>
-        <w:rPr>
-          <w:rFonts w:ascii="Times New Roman" w:hAnsi="Times New Roman" w:cs="Times New Roman"/>
-          <w:sz w:val="28"/>
-          <w:szCs w:val="28"/>
-        </w:rPr>
-        <w:t xml:space="preserve">, </w:t>
-      </w:r>
-      <w:r>
-        <w:rPr>
-          <w:rFonts w:ascii="Times New Roman" w:hAnsi="Times New Roman" w:cs="Times New Roman"/>
-          <w:sz w:val="28"/>
-          <w:szCs w:val="28"/>
-        </w:rPr>
-        <w:t>первые 1</w:t>
-      </w:r>
-      <w:r>
-        <w:rPr>
-          <w:rFonts w:ascii="Times New Roman" w:hAnsi="Times New Roman" w:cs="Times New Roman"/>
-          <w:sz w:val="28"/>
-          <w:szCs w:val="28"/>
-        </w:rPr>
-        <w:t xml:space="preserve"> простых: [2], не делятся: 100 чисел, относительное количество: 0.5025</w:t>
+        <w:t>k = 1, первые 1 простых: [2], не делятся: 100 чисел, относительное количество: 0.5025</w:t>
       </w:r>
     </w:p>
     <w:p>
@@ -6448,55 +6449,7 @@
           <w:sz w:val="28"/>
           <w:szCs w:val="28"/>
         </w:rPr>
-        <w:t xml:space="preserve">k </w:t>
-      </w:r>
-      <w:r>
-        <w:rPr>
-          <w:rFonts w:ascii="Times New Roman" w:hAnsi="Times New Roman" w:cs="Times New Roman"/>
-          <w:sz w:val="28"/>
-          <w:szCs w:val="28"/>
-        </w:rPr>
-        <w:t>= 2</w:t>
-      </w:r>
-      <w:r>
-        <w:rPr>
-          <w:rFonts w:ascii="Times New Roman" w:hAnsi="Times New Roman" w:cs="Times New Roman"/>
-          <w:sz w:val="28"/>
-          <w:szCs w:val="28"/>
-        </w:rPr>
-        <w:t xml:space="preserve">, </w:t>
-      </w:r>
-      <w:r>
-        <w:rPr>
-          <w:rFonts w:ascii="Times New Roman" w:hAnsi="Times New Roman" w:cs="Times New Roman"/>
-          <w:sz w:val="28"/>
-          <w:szCs w:val="28"/>
-        </w:rPr>
-        <w:t>первые 2</w:t>
-      </w:r>
-      <w:r>
-        <w:rPr>
-          <w:rFonts w:ascii="Times New Roman" w:hAnsi="Times New Roman" w:cs="Times New Roman"/>
-          <w:sz w:val="28"/>
-          <w:szCs w:val="28"/>
-        </w:rPr>
-        <w:t xml:space="preserve"> простых: [2, 3], не </w:t>
-      </w:r>
-      <w:r>
-        <w:rPr>
-          <w:rFonts w:ascii="Times New Roman" w:hAnsi="Times New Roman" w:cs="Times New Roman"/>
-          <w:sz w:val="28"/>
-          <w:szCs w:val="28"/>
-        </w:rPr>
-        <w:t>делятся: 66</w:t>
-      </w:r>
-      <w:r>
-        <w:rPr>
-          <w:rFonts w:ascii="Times New Roman" w:hAnsi="Times New Roman" w:cs="Times New Roman"/>
-          <w:sz w:val="28"/>
-          <w:szCs w:val="28"/>
-        </w:rPr>
-        <w:t xml:space="preserve"> чисел, относительное количество: 0.3317</w:t>
+        <w:t>k = 2, первые 2 простых: [2, 3], не делятся: 66 чисел, относительное количество: 0.3317</w:t>
       </w:r>
     </w:p>
     <w:p>
@@ -6514,55 +6467,7 @@
           <w:sz w:val="28"/>
           <w:szCs w:val="28"/>
         </w:rPr>
-        <w:t xml:space="preserve">k </w:t>
-      </w:r>
-      <w:r>
-        <w:rPr>
-          <w:rFonts w:ascii="Times New Roman" w:hAnsi="Times New Roman" w:cs="Times New Roman"/>
-          <w:sz w:val="28"/>
-          <w:szCs w:val="28"/>
-        </w:rPr>
-        <w:t>= 3</w:t>
-      </w:r>
-      <w:r>
-        <w:rPr>
-          <w:rFonts w:ascii="Times New Roman" w:hAnsi="Times New Roman" w:cs="Times New Roman"/>
-          <w:sz w:val="28"/>
-          <w:szCs w:val="28"/>
-        </w:rPr>
-        <w:t xml:space="preserve">, </w:t>
-      </w:r>
-      <w:r>
-        <w:rPr>
-          <w:rFonts w:ascii="Times New Roman" w:hAnsi="Times New Roman" w:cs="Times New Roman"/>
-          <w:sz w:val="28"/>
-          <w:szCs w:val="28"/>
-        </w:rPr>
-        <w:t>первые 3</w:t>
-      </w:r>
-      <w:r>
-        <w:rPr>
-          <w:rFonts w:ascii="Times New Roman" w:hAnsi="Times New Roman" w:cs="Times New Roman"/>
-          <w:sz w:val="28"/>
-          <w:szCs w:val="28"/>
-        </w:rPr>
-        <w:t xml:space="preserve"> простых: [2, 3, 5], не </w:t>
-      </w:r>
-      <w:r>
-        <w:rPr>
-          <w:rFonts w:ascii="Times New Roman" w:hAnsi="Times New Roman" w:cs="Times New Roman"/>
-          <w:sz w:val="28"/>
-          <w:szCs w:val="28"/>
-        </w:rPr>
-        <w:t>делятся: 52</w:t>
-      </w:r>
-      <w:r>
-        <w:rPr>
-          <w:rFonts w:ascii="Times New Roman" w:hAnsi="Times New Roman" w:cs="Times New Roman"/>
-          <w:sz w:val="28"/>
-          <w:szCs w:val="28"/>
-        </w:rPr>
-        <w:t xml:space="preserve"> чисел, относительное количество: 0.2613</w:t>
+        <w:t>k = 3, первые 3 простых: [2, 3, 5], не делятся: 52 чисел, относительное количество: 0.2613</w:t>
       </w:r>
     </w:p>
     <w:p>
@@ -6580,55 +6485,7 @@
           <w:sz w:val="28"/>
           <w:szCs w:val="28"/>
         </w:rPr>
-        <w:t xml:space="preserve">k </w:t>
-      </w:r>
-      <w:r>
-        <w:rPr>
-          <w:rFonts w:ascii="Times New Roman" w:hAnsi="Times New Roman" w:cs="Times New Roman"/>
-          <w:sz w:val="28"/>
-          <w:szCs w:val="28"/>
-        </w:rPr>
-        <w:t>= 4</w:t>
-      </w:r>
-      <w:r>
-        <w:rPr>
-          <w:rFonts w:ascii="Times New Roman" w:hAnsi="Times New Roman" w:cs="Times New Roman"/>
-          <w:sz w:val="28"/>
-          <w:szCs w:val="28"/>
-        </w:rPr>
-        <w:t xml:space="preserve">, </w:t>
-      </w:r>
-      <w:r>
-        <w:rPr>
-          <w:rFonts w:ascii="Times New Roman" w:hAnsi="Times New Roman" w:cs="Times New Roman"/>
-          <w:sz w:val="28"/>
-          <w:szCs w:val="28"/>
-        </w:rPr>
-        <w:t>первые 4</w:t>
-      </w:r>
-      <w:r>
-        <w:rPr>
-          <w:rFonts w:ascii="Times New Roman" w:hAnsi="Times New Roman" w:cs="Times New Roman"/>
-          <w:sz w:val="28"/>
-          <w:szCs w:val="28"/>
-        </w:rPr>
-        <w:t xml:space="preserve"> простых: [2, 3, 5, 7], не </w:t>
-      </w:r>
-      <w:r>
-        <w:rPr>
-          <w:rFonts w:ascii="Times New Roman" w:hAnsi="Times New Roman" w:cs="Times New Roman"/>
-          <w:sz w:val="28"/>
-          <w:szCs w:val="28"/>
-        </w:rPr>
-        <w:t>делятся: 45</w:t>
-      </w:r>
-      <w:r>
-        <w:rPr>
-          <w:rFonts w:ascii="Times New Roman" w:hAnsi="Times New Roman" w:cs="Times New Roman"/>
-          <w:sz w:val="28"/>
-          <w:szCs w:val="28"/>
-        </w:rPr>
-        <w:t xml:space="preserve"> чисел, относительное количество: 0.2261</w:t>
+        <w:t>k = 4, первые 4 простых: [2, 3, 5, 7], не делятся: 45 чисел, относительное количество: 0.2261</w:t>
       </w:r>
     </w:p>
     <w:p>
@@ -6646,55 +6503,7 @@
           <w:sz w:val="28"/>
           <w:szCs w:val="28"/>
         </w:rPr>
-        <w:t xml:space="preserve">k </w:t>
-      </w:r>
-      <w:r>
-        <w:rPr>
-          <w:rFonts w:ascii="Times New Roman" w:hAnsi="Times New Roman" w:cs="Times New Roman"/>
-          <w:sz w:val="28"/>
-          <w:szCs w:val="28"/>
-        </w:rPr>
-        <w:t>= 5</w:t>
-      </w:r>
-      <w:r>
-        <w:rPr>
-          <w:rFonts w:ascii="Times New Roman" w:hAnsi="Times New Roman" w:cs="Times New Roman"/>
-          <w:sz w:val="28"/>
-          <w:szCs w:val="28"/>
-        </w:rPr>
-        <w:t xml:space="preserve">, </w:t>
-      </w:r>
-      <w:r>
-        <w:rPr>
-          <w:rFonts w:ascii="Times New Roman" w:hAnsi="Times New Roman" w:cs="Times New Roman"/>
-          <w:sz w:val="28"/>
-          <w:szCs w:val="28"/>
-        </w:rPr>
-        <w:t>первые 5</w:t>
-      </w:r>
-      <w:r>
-        <w:rPr>
-          <w:rFonts w:ascii="Times New Roman" w:hAnsi="Times New Roman" w:cs="Times New Roman"/>
-          <w:sz w:val="28"/>
-          <w:szCs w:val="28"/>
-        </w:rPr>
-        <w:t xml:space="preserve"> простых: [2, 3, 5, 7, 11], не </w:t>
-      </w:r>
-      <w:r>
-        <w:rPr>
-          <w:rFonts w:ascii="Times New Roman" w:hAnsi="Times New Roman" w:cs="Times New Roman"/>
-          <w:sz w:val="28"/>
-          <w:szCs w:val="28"/>
-        </w:rPr>
-        <w:t>делятся: 41</w:t>
-      </w:r>
-      <w:r>
-        <w:rPr>
-          <w:rFonts w:ascii="Times New Roman" w:hAnsi="Times New Roman" w:cs="Times New Roman"/>
-          <w:sz w:val="28"/>
-          <w:szCs w:val="28"/>
-        </w:rPr>
-        <w:t xml:space="preserve"> чисел, относительное количество: 0.2060</w:t>
+        <w:t>k = 5, первые 5 простых: [2, 3, 5, 7, 11], не делятся: 41 чисел, относительное количество: 0.2060</w:t>
       </w:r>
     </w:p>
     <w:p>
@@ -6807,6 +6616,7 @@
       <w:r>
         <w:rPr>
           <w:rFonts w:ascii="Times New Roman" w:hAnsi="Times New Roman" w:cs="Times New Roman"/>
+          <w:noProof/>
           <w:sz w:val="28"/>
           <w:szCs w:val="28"/>
         </w:rPr>
@@ -7025,15 +6835,7 @@
             <w:sz w:val="28"/>
             <w:szCs w:val="28"/>
           </w:rPr>
-          <m:t>≈3</m:t>
-        </m:r>
-        <m:r>
-          <w:rPr>
-            <w:rFonts w:ascii="Cambria Math" w:hAnsi="Cambria Math" w:cs="Times New Roman"/>
-            <w:sz w:val="28"/>
-            <w:szCs w:val="28"/>
-          </w:rPr>
-          <m:t>9</m:t>
+          <m:t>≈39</m:t>
         </m:r>
       </m:oMath>
       <w:r>
@@ -7066,6 +6868,7 @@
       <w:r>
         <w:rPr>
           <w:rFonts w:ascii="Times New Roman" w:eastAsiaTheme="minorEastAsia" w:hAnsi="Times New Roman" w:cs="Times New Roman"/>
+          <w:noProof/>
           <w:sz w:val="28"/>
           <w:szCs w:val="28"/>
         </w:rPr>
@@ -7139,6 +6942,7 @@
       <w:r>
         <w:rPr>
           <w:rFonts w:ascii="Times New Roman" w:eastAsiaTheme="minorEastAsia" w:hAnsi="Times New Roman" w:cs="Times New Roman"/>
+          <w:noProof/>
           <w:sz w:val="28"/>
           <w:szCs w:val="28"/>
         </w:rPr>
@@ -7345,6 +7149,7 @@
       <w:r>
         <w:rPr>
           <w:rFonts w:ascii="Times New Roman" w:eastAsiaTheme="minorEastAsia" w:hAnsi="Times New Roman" w:cs="Times New Roman"/>
+          <w:noProof/>
           <w:sz w:val="28"/>
           <w:szCs w:val="28"/>
         </w:rPr>
@@ -7415,6 +7220,7 @@
       <w:r>
         <w:rPr>
           <w:rFonts w:ascii="Times New Roman" w:eastAsiaTheme="minorEastAsia" w:hAnsi="Times New Roman" w:cs="Times New Roman"/>
+          <w:noProof/>
           <w:sz w:val="28"/>
           <w:szCs w:val="28"/>
         </w:rPr>
@@ -7571,31 +7377,7 @@
             <w:sz w:val="28"/>
             <w:szCs w:val="28"/>
           </w:rPr>
-          <m:t>k</m:t>
-        </m:r>
-        <m:r>
-          <w:rPr>
-            <w:rFonts w:ascii="Cambria Math" w:hAnsi="Cambria Math" w:cs="Times New Roman"/>
-            <w:sz w:val="28"/>
-            <w:szCs w:val="28"/>
-          </w:rPr>
-          <m:t>=</m:t>
-        </m:r>
-        <m:r>
-          <w:rPr>
-            <w:rFonts w:ascii="Cambria Math" w:hAnsi="Cambria Math" w:cs="Times New Roman"/>
-            <w:sz w:val="28"/>
-            <w:szCs w:val="28"/>
-          </w:rPr>
-          <m:t>5</m:t>
-        </m:r>
-        <m:r>
-          <w:rPr>
-            <w:rFonts w:ascii="Cambria Math" w:hAnsi="Cambria Math" w:cs="Times New Roman"/>
-            <w:sz w:val="28"/>
-            <w:szCs w:val="28"/>
-          </w:rPr>
-          <m:t>0</m:t>
+          <m:t>k=50</m:t>
         </m:r>
       </m:oMath>
       <w:r>
@@ -7612,7 +7394,7 @@
           <w:sz w:val="28"/>
           <w:szCs w:val="28"/>
         </w:rPr>
-        <w:t>а основани</w:t>
+        <w:t>а основания будет 16 и 9</w:t>
       </w:r>
       <w:r>
         <w:rPr>
@@ -7620,7 +7402,7 @@
           <w:sz w:val="28"/>
           <w:szCs w:val="28"/>
         </w:rPr>
-        <w:t>я</w:t>
+        <w:t>,</w:t>
       </w:r>
       <w:r>
         <w:rPr>
@@ -7628,39 +7410,7 @@
           <w:sz w:val="28"/>
           <w:szCs w:val="28"/>
         </w:rPr>
-        <w:t xml:space="preserve"> будет </w:t>
-      </w:r>
-      <w:r>
-        <w:rPr>
-          <w:rFonts w:ascii="Times New Roman" w:eastAsiaTheme="minorEastAsia" w:hAnsi="Times New Roman" w:cs="Times New Roman"/>
-          <w:sz w:val="28"/>
-          <w:szCs w:val="28"/>
-        </w:rPr>
-        <w:t>16 и 9</w:t>
-      </w:r>
-      <w:r>
-        <w:rPr>
-          <w:rFonts w:ascii="Times New Roman" w:eastAsiaTheme="minorEastAsia" w:hAnsi="Times New Roman" w:cs="Times New Roman"/>
-          <w:sz w:val="28"/>
-          <w:szCs w:val="28"/>
-        </w:rPr>
-        <w:t>,</w:t>
-      </w:r>
-      <w:r>
-        <w:rPr>
-          <w:rFonts w:ascii="Times New Roman" w:eastAsiaTheme="minorEastAsia" w:hAnsi="Times New Roman" w:cs="Times New Roman"/>
-          <w:sz w:val="28"/>
-          <w:szCs w:val="28"/>
-        </w:rPr>
-        <w:t xml:space="preserve"> ввожу параметры</w:t>
-      </w:r>
-      <w:r>
-        <w:rPr>
-          <w:rFonts w:ascii="Times New Roman" w:eastAsiaTheme="minorEastAsia" w:hAnsi="Times New Roman" w:cs="Times New Roman"/>
-          <w:sz w:val="28"/>
-          <w:szCs w:val="28"/>
-        </w:rPr>
-        <w:t>:</w:t>
+        <w:t xml:space="preserve"> ввожу параметры:</w:t>
       </w:r>
     </w:p>
     <w:p>
@@ -7676,6 +7426,7 @@
       <w:r>
         <w:rPr>
           <w:rFonts w:ascii="Times New Roman" w:hAnsi="Times New Roman" w:cs="Times New Roman"/>
+          <w:noProof/>
           <w:sz w:val="28"/>
           <w:szCs w:val="28"/>
         </w:rPr>
@@ -7748,6 +7499,7 @@
       <w:r>
         <w:rPr>
           <w:rFonts w:ascii="Times New Roman" w:hAnsi="Times New Roman" w:cs="Times New Roman"/>
+          <w:noProof/>
           <w:sz w:val="28"/>
           <w:szCs w:val="28"/>
         </w:rPr>
@@ -7893,7 +7645,25 @@
           <w:sz w:val="28"/>
           <w:szCs w:val="28"/>
         </w:rPr>
-        <w:t>Известно, что в заданном интервале имеются числа Кармайкла. Найти их. Варианты интервалов: (1050, 1050</w:t>
+        <w:t xml:space="preserve">Известно, что в заданном интервале имеются числа </w:t>
+      </w:r>
+      <w:proofErr w:type="spellStart"/>
+      <w:r>
+        <w:rPr>
+          <w:rFonts w:ascii="Times New Roman" w:hAnsi="Times New Roman" w:cs="Times New Roman"/>
+          <w:sz w:val="28"/>
+          <w:szCs w:val="28"/>
+        </w:rPr>
+        <w:t>Кармайкла</w:t>
+      </w:r>
+      <w:proofErr w:type="spellEnd"/>
+      <w:r>
+        <w:rPr>
+          <w:rFonts w:ascii="Times New Roman" w:hAnsi="Times New Roman" w:cs="Times New Roman"/>
+          <w:sz w:val="28"/>
+          <w:szCs w:val="28"/>
+        </w:rPr>
+        <w:t>. Найти их. Варианты интервалов: (1050, 1050</w:t>
       </w:r>
       <w:r>
         <w:rPr>
@@ -7917,8 +7687,2027 @@
           <w:sz w:val="28"/>
           <w:szCs w:val="28"/>
         </w:rPr>
-        <w:t>).</w:t>
-      </w:r>
+        <w:t>)</w:t>
+      </w:r>
+      <w:r>
+        <w:rPr>
+          <w:rFonts w:ascii="Times New Roman" w:hAnsi="Times New Roman" w:cs="Times New Roman"/>
+          <w:sz w:val="28"/>
+          <w:szCs w:val="28"/>
+        </w:rPr>
+        <w:t>.</w:t>
+      </w:r>
+    </w:p>
+    <w:p>
+      <w:pPr>
+        <w:rPr>
+          <w:rFonts w:ascii="Times New Roman" w:hAnsi="Times New Roman" w:cs="Times New Roman"/>
+          <w:sz w:val="28"/>
+          <w:szCs w:val="28"/>
+        </w:rPr>
+      </w:pPr>
+      <w:r>
+        <w:rPr>
+          <w:rFonts w:ascii="Times New Roman" w:hAnsi="Times New Roman" w:cs="Times New Roman"/>
+          <w:sz w:val="28"/>
+          <w:szCs w:val="28"/>
+        </w:rPr>
+        <w:t xml:space="preserve">Проведем поиск чисел </w:t>
+      </w:r>
+      <w:proofErr w:type="spellStart"/>
+      <w:r>
+        <w:rPr>
+          <w:rFonts w:ascii="Times New Roman" w:hAnsi="Times New Roman" w:cs="Times New Roman"/>
+          <w:sz w:val="28"/>
+          <w:szCs w:val="28"/>
+        </w:rPr>
+        <w:t>Кармайкла</w:t>
+      </w:r>
+      <w:proofErr w:type="spellEnd"/>
+      <w:r>
+        <w:rPr>
+          <w:rFonts w:ascii="Times New Roman" w:hAnsi="Times New Roman" w:cs="Times New Roman"/>
+          <w:sz w:val="28"/>
+          <w:szCs w:val="28"/>
+        </w:rPr>
+        <w:t>,</w:t>
+      </w:r>
+      <w:r>
+        <w:rPr>
+          <w:rFonts w:ascii="Times New Roman" w:hAnsi="Times New Roman" w:cs="Times New Roman"/>
+          <w:sz w:val="28"/>
+          <w:szCs w:val="28"/>
+        </w:rPr>
+        <w:t xml:space="preserve"> которые являются </w:t>
+      </w:r>
+      <w:proofErr w:type="spellStart"/>
+      <w:r>
+        <w:rPr>
+          <w:rFonts w:ascii="Times New Roman" w:hAnsi="Times New Roman" w:cs="Times New Roman"/>
+          <w:sz w:val="28"/>
+          <w:szCs w:val="28"/>
+        </w:rPr>
+        <w:t>псевдопростыми</w:t>
+      </w:r>
+      <w:proofErr w:type="spellEnd"/>
+      <w:r>
+        <w:rPr>
+          <w:rFonts w:ascii="Times New Roman" w:hAnsi="Times New Roman" w:cs="Times New Roman"/>
+          <w:sz w:val="28"/>
+          <w:szCs w:val="28"/>
+        </w:rPr>
+        <w:t>,</w:t>
+      </w:r>
+      <w:r>
+        <w:rPr>
+          <w:rFonts w:ascii="Times New Roman" w:hAnsi="Times New Roman" w:cs="Times New Roman"/>
+          <w:sz w:val="28"/>
+          <w:szCs w:val="28"/>
+        </w:rPr>
+        <w:t xml:space="preserve"> если их проверять через тест Ферма при случайных основаниях. Проведем поиск в первом интервале:</w:t>
+      </w:r>
+    </w:p>
+    <w:p>
+      <w:pPr>
+        <w:jc w:val="center"/>
+        <w:rPr>
+          <w:rFonts w:ascii="Times New Roman" w:hAnsi="Times New Roman" w:cs="Times New Roman"/>
+          <w:sz w:val="28"/>
+          <w:szCs w:val="28"/>
+        </w:rPr>
+      </w:pPr>
+      <w:r>
+        <w:rPr>
+          <w:rFonts w:ascii="Times New Roman" w:hAnsi="Times New Roman" w:cs="Times New Roman"/>
+          <w:sz w:val="28"/>
+          <w:szCs w:val="28"/>
+        </w:rPr>
+        <w:lastRenderedPageBreak/>
+        <w:br/>
+      </w:r>
+      <w:r>
+        <w:rPr>
+          <w:rFonts w:ascii="Times New Roman" w:hAnsi="Times New Roman" w:cs="Times New Roman"/>
+          <w:sz w:val="28"/>
+          <w:szCs w:val="28"/>
+        </w:rPr>
+        <w:drawing>
+          <wp:inline distT="0" distB="0" distL="0" distR="0" wp14:anchorId="0F95FE84" wp14:editId="0851B72B">
+            <wp:extent cx="4191585" cy="2238687"/>
+            <wp:effectExtent l="0" t="0" r="0" b="9525"/>
+            <wp:docPr id="3656759" name="Рисунок 1"/>
+            <wp:cNvGraphicFramePr>
+              <a:graphicFrameLocks xmlns:a="http://schemas.openxmlformats.org/drawingml/2006/main" noChangeAspect="1"/>
+            </wp:cNvGraphicFramePr>
+            <a:graphic xmlns:a="http://schemas.openxmlformats.org/drawingml/2006/main">
+              <a:graphicData uri="http://schemas.openxmlformats.org/drawingml/2006/picture">
+                <pic:pic xmlns:pic="http://schemas.openxmlformats.org/drawingml/2006/picture">
+                  <pic:nvPicPr>
+                    <pic:cNvPr id="3656759" name=""/>
+                    <pic:cNvPicPr/>
+                  </pic:nvPicPr>
+                  <pic:blipFill>
+                    <a:blip r:embed="rId21"/>
+                    <a:stretch>
+                      <a:fillRect/>
+                    </a:stretch>
+                  </pic:blipFill>
+                  <pic:spPr>
+                    <a:xfrm>
+                      <a:off x="0" y="0"/>
+                      <a:ext cx="4191585" cy="2238687"/>
+                    </a:xfrm>
+                    <a:prstGeom prst="rect">
+                      <a:avLst/>
+                    </a:prstGeom>
+                  </pic:spPr>
+                </pic:pic>
+              </a:graphicData>
+            </a:graphic>
+          </wp:inline>
+        </w:drawing>
+      </w:r>
+    </w:p>
+    <w:p>
+      <w:pPr>
+        <w:jc w:val="center"/>
+        <w:rPr>
+          <w:rFonts w:ascii="Times New Roman" w:hAnsi="Times New Roman" w:cs="Times New Roman"/>
+          <w:sz w:val="28"/>
+          <w:szCs w:val="28"/>
+        </w:rPr>
+      </w:pPr>
+      <w:r>
+        <w:rPr>
+          <w:rFonts w:ascii="Times New Roman" w:hAnsi="Times New Roman" w:cs="Times New Roman"/>
+          <w:sz w:val="28"/>
+          <w:szCs w:val="28"/>
+        </w:rPr>
+        <w:t>Рисунок 16 – Параметры поиска</w:t>
+      </w:r>
+    </w:p>
+    <w:p>
+      <w:pPr>
+        <w:jc w:val="center"/>
+        <w:rPr>
+          <w:rFonts w:ascii="Times New Roman" w:hAnsi="Times New Roman" w:cs="Times New Roman"/>
+          <w:sz w:val="28"/>
+          <w:szCs w:val="28"/>
+        </w:rPr>
+      </w:pPr>
+      <w:r>
+        <w:rPr>
+          <w:rFonts w:ascii="Times New Roman" w:hAnsi="Times New Roman" w:cs="Times New Roman"/>
+          <w:sz w:val="28"/>
+          <w:szCs w:val="28"/>
+        </w:rPr>
+        <w:drawing>
+          <wp:inline distT="0" distB="0" distL="0" distR="0" wp14:anchorId="39682DA3" wp14:editId="6CABA61F">
+            <wp:extent cx="4353533" cy="1209844"/>
+            <wp:effectExtent l="0" t="0" r="9525" b="9525"/>
+            <wp:docPr id="499344786" name="Рисунок 1"/>
+            <wp:cNvGraphicFramePr>
+              <a:graphicFrameLocks xmlns:a="http://schemas.openxmlformats.org/drawingml/2006/main" noChangeAspect="1"/>
+            </wp:cNvGraphicFramePr>
+            <a:graphic xmlns:a="http://schemas.openxmlformats.org/drawingml/2006/main">
+              <a:graphicData uri="http://schemas.openxmlformats.org/drawingml/2006/picture">
+                <pic:pic xmlns:pic="http://schemas.openxmlformats.org/drawingml/2006/picture">
+                  <pic:nvPicPr>
+                    <pic:cNvPr id="499344786" name=""/>
+                    <pic:cNvPicPr/>
+                  </pic:nvPicPr>
+                  <pic:blipFill>
+                    <a:blip r:embed="rId22"/>
+                    <a:stretch>
+                      <a:fillRect/>
+                    </a:stretch>
+                  </pic:blipFill>
+                  <pic:spPr>
+                    <a:xfrm>
+                      <a:off x="0" y="0"/>
+                      <a:ext cx="4353533" cy="1209844"/>
+                    </a:xfrm>
+                    <a:prstGeom prst="rect">
+                      <a:avLst/>
+                    </a:prstGeom>
+                  </pic:spPr>
+                </pic:pic>
+              </a:graphicData>
+            </a:graphic>
+          </wp:inline>
+        </w:drawing>
+      </w:r>
+    </w:p>
+    <w:p>
+      <w:pPr>
+        <w:jc w:val="center"/>
+        <w:rPr>
+          <w:rFonts w:ascii="Times New Roman" w:hAnsi="Times New Roman" w:cs="Times New Roman"/>
+          <w:sz w:val="28"/>
+          <w:szCs w:val="28"/>
+        </w:rPr>
+      </w:pPr>
+      <w:r>
+        <w:rPr>
+          <w:rFonts w:ascii="Times New Roman" w:hAnsi="Times New Roman" w:cs="Times New Roman"/>
+          <w:sz w:val="28"/>
+          <w:szCs w:val="28"/>
+        </w:rPr>
+        <w:t>Рисунок 17 – Результат поиска</w:t>
+      </w:r>
+    </w:p>
+    <w:p>
+      <w:pPr>
+        <w:rPr>
+          <w:rFonts w:ascii="Times New Roman" w:hAnsi="Times New Roman" w:cs="Times New Roman"/>
+          <w:sz w:val="28"/>
+          <w:szCs w:val="28"/>
+        </w:rPr>
+      </w:pPr>
+      <w:r>
+        <w:rPr>
+          <w:rFonts w:ascii="Times New Roman" w:hAnsi="Times New Roman" w:cs="Times New Roman"/>
+          <w:sz w:val="28"/>
+          <w:szCs w:val="28"/>
+        </w:rPr>
+        <w:t xml:space="preserve">Было замечено число 1105 – которое является составным. Число </w:t>
+      </w:r>
+      <w:r>
+        <w:rPr>
+          <w:rFonts w:ascii="Times New Roman" w:hAnsi="Times New Roman" w:cs="Times New Roman"/>
+          <w:sz w:val="28"/>
+          <w:szCs w:val="28"/>
+        </w:rPr>
+        <w:t xml:space="preserve">1105 </w:t>
+      </w:r>
+      <w:r>
+        <w:rPr>
+          <w:rFonts w:ascii="Times New Roman" w:hAnsi="Times New Roman" w:cs="Times New Roman"/>
+          <w:sz w:val="28"/>
+          <w:szCs w:val="28"/>
+        </w:rPr>
+        <w:t xml:space="preserve">состоит из </w:t>
+      </w:r>
+      <w:r>
+        <w:rPr>
+          <w:rFonts w:ascii="Times New Roman" w:hAnsi="Times New Roman" w:cs="Times New Roman"/>
+          <w:sz w:val="28"/>
+          <w:szCs w:val="28"/>
+        </w:rPr>
+        <w:t xml:space="preserve"> 5 × 13 × 17</w:t>
+      </w:r>
+      <w:r>
+        <w:rPr>
+          <w:rFonts w:ascii="Times New Roman" w:hAnsi="Times New Roman" w:cs="Times New Roman"/>
+          <w:sz w:val="28"/>
+          <w:szCs w:val="28"/>
+        </w:rPr>
+        <w:t>,</w:t>
+      </w:r>
+      <w:r>
+        <w:rPr>
+          <w:rFonts w:ascii="Times New Roman" w:hAnsi="Times New Roman" w:cs="Times New Roman"/>
+          <w:sz w:val="28"/>
+          <w:szCs w:val="28"/>
+        </w:rPr>
+        <w:t xml:space="preserve"> проверим условия чисел </w:t>
+      </w:r>
+      <w:proofErr w:type="spellStart"/>
+      <w:r>
+        <w:rPr>
+          <w:rFonts w:ascii="Times New Roman" w:hAnsi="Times New Roman" w:cs="Times New Roman"/>
+          <w:sz w:val="28"/>
+          <w:szCs w:val="28"/>
+        </w:rPr>
+        <w:t>Кармайкла</w:t>
+      </w:r>
+      <w:proofErr w:type="spellEnd"/>
+      <w:r>
+        <w:rPr>
+          <w:rFonts w:ascii="Times New Roman" w:hAnsi="Times New Roman" w:cs="Times New Roman"/>
+          <w:sz w:val="28"/>
+          <w:szCs w:val="28"/>
+        </w:rPr>
+        <w:t>,</w:t>
+      </w:r>
+      <w:r>
+        <w:rPr>
+          <w:rFonts w:ascii="Times New Roman" w:hAnsi="Times New Roman" w:cs="Times New Roman"/>
+          <w:sz w:val="28"/>
+          <w:szCs w:val="28"/>
+        </w:rPr>
+        <w:t xml:space="preserve"> что д</w:t>
+      </w:r>
+      <w:r>
+        <w:rPr>
+          <w:rFonts w:ascii="Times New Roman" w:hAnsi="Times New Roman" w:cs="Times New Roman"/>
+          <w:sz w:val="28"/>
+          <w:szCs w:val="28"/>
+        </w:rPr>
+        <w:t>ля каждого простого делителя</w:t>
+      </w:r>
+      <w:r>
+        <w:rPr>
+          <w:rFonts w:ascii="Times New Roman" w:hAnsi="Times New Roman" w:cs="Times New Roman"/>
+          <w:sz w:val="28"/>
+          <w:szCs w:val="28"/>
+        </w:rPr>
+        <w:t xml:space="preserve"> </w:t>
+      </w:r>
+      <m:oMath>
+        <m:r>
+          <w:rPr>
+            <w:rFonts w:ascii="Cambria Math" w:hAnsi="Cambria Math" w:cs="Times New Roman"/>
+            <w:sz w:val="28"/>
+            <w:szCs w:val="28"/>
+            <w:lang w:val="en-US"/>
+          </w:rPr>
+          <m:t>p</m:t>
+        </m:r>
+      </m:oMath>
+      <w:r>
+        <w:rPr>
+          <w:rFonts w:ascii="Times New Roman" w:eastAsiaTheme="minorEastAsia" w:hAnsi="Times New Roman" w:cs="Times New Roman"/>
+          <w:sz w:val="28"/>
+          <w:szCs w:val="28"/>
+        </w:rPr>
+        <w:t xml:space="preserve"> из </w:t>
+      </w:r>
+      <m:oMath>
+        <m:r>
+          <w:rPr>
+            <w:rFonts w:ascii="Cambria Math" w:eastAsiaTheme="minorEastAsia" w:hAnsi="Cambria Math" w:cs="Times New Roman"/>
+            <w:sz w:val="28"/>
+            <w:szCs w:val="28"/>
+            <w:lang w:val="en-US"/>
+          </w:rPr>
+          <m:t>n</m:t>
+        </m:r>
+      </m:oMath>
+      <w:r>
+        <w:rPr>
+          <w:rFonts w:ascii="Times New Roman" w:eastAsiaTheme="minorEastAsia" w:hAnsi="Times New Roman" w:cs="Times New Roman"/>
+          <w:sz w:val="28"/>
+          <w:szCs w:val="28"/>
+        </w:rPr>
+        <w:t>,</w:t>
+      </w:r>
+      <w:r>
+        <w:rPr>
+          <w:rFonts w:ascii="Times New Roman" w:eastAsiaTheme="minorEastAsia" w:hAnsi="Times New Roman" w:cs="Times New Roman"/>
+          <w:sz w:val="28"/>
+          <w:szCs w:val="28"/>
+        </w:rPr>
+        <w:t xml:space="preserve"> можно разделить нацело.</w:t>
+      </w:r>
+    </w:p>
+    <w:p>
+      <w:pPr>
+        <w:spacing w:after="0" w:line="240" w:lineRule="auto"/>
+        <w:rPr>
+          <w:rFonts w:ascii="Times New Roman" w:hAnsi="Times New Roman" w:cs="Times New Roman"/>
+          <w:sz w:val="28"/>
+          <w:szCs w:val="28"/>
+        </w:rPr>
+      </w:pPr>
+      <w:r>
+        <w:rPr>
+          <w:rFonts w:ascii="Times New Roman" w:hAnsi="Times New Roman" w:cs="Times New Roman"/>
+          <w:sz w:val="28"/>
+          <w:szCs w:val="28"/>
+        </w:rPr>
+        <w:t>5−1 = 4 делит 1104? 1104/4 = 276, да</w:t>
+      </w:r>
+    </w:p>
+    <w:p>
+      <w:pPr>
+        <w:spacing w:after="0" w:line="240" w:lineRule="auto"/>
+        <w:rPr>
+          <w:rFonts w:ascii="Times New Roman" w:hAnsi="Times New Roman" w:cs="Times New Roman"/>
+          <w:sz w:val="28"/>
+          <w:szCs w:val="28"/>
+        </w:rPr>
+      </w:pPr>
+      <w:r>
+        <w:rPr>
+          <w:rFonts w:ascii="Times New Roman" w:hAnsi="Times New Roman" w:cs="Times New Roman"/>
+          <w:sz w:val="28"/>
+          <w:szCs w:val="28"/>
+        </w:rPr>
+        <w:t>13−1 = 12 делит 1104? 1104/12 = 92, да</w:t>
+      </w:r>
+    </w:p>
+    <w:p>
+      <w:pPr>
+        <w:spacing w:after="0" w:line="240" w:lineRule="auto"/>
+        <w:rPr>
+          <w:rFonts w:ascii="Times New Roman" w:hAnsi="Times New Roman" w:cs="Times New Roman"/>
+          <w:sz w:val="28"/>
+          <w:szCs w:val="28"/>
+        </w:rPr>
+      </w:pPr>
+      <w:r>
+        <w:rPr>
+          <w:rFonts w:ascii="Times New Roman" w:hAnsi="Times New Roman" w:cs="Times New Roman"/>
+          <w:sz w:val="28"/>
+          <w:szCs w:val="28"/>
+        </w:rPr>
+        <w:t>17−1 = 16 делит 1104? 1104/16 = 69, да</w:t>
+      </w:r>
+    </w:p>
+    <w:p>
+      <w:pPr>
+        <w:spacing w:after="0" w:line="240" w:lineRule="auto"/>
+        <w:rPr>
+          <w:rFonts w:ascii="Times New Roman" w:hAnsi="Times New Roman" w:cs="Times New Roman"/>
+          <w:sz w:val="28"/>
+          <w:szCs w:val="28"/>
+        </w:rPr>
+      </w:pPr>
+      <w:r>
+        <w:rPr>
+          <w:rFonts w:ascii="Times New Roman" w:hAnsi="Times New Roman" w:cs="Times New Roman"/>
+          <w:sz w:val="28"/>
+          <w:szCs w:val="28"/>
+        </w:rPr>
+        <w:t xml:space="preserve">Число 1105 – число </w:t>
+      </w:r>
+      <w:proofErr w:type="spellStart"/>
+      <w:r>
+        <w:rPr>
+          <w:rFonts w:ascii="Times New Roman" w:hAnsi="Times New Roman" w:cs="Times New Roman"/>
+          <w:sz w:val="28"/>
+          <w:szCs w:val="28"/>
+        </w:rPr>
+        <w:t>Кармайкла</w:t>
+      </w:r>
+      <w:proofErr w:type="spellEnd"/>
+      <w:r>
+        <w:rPr>
+          <w:rFonts w:ascii="Times New Roman" w:hAnsi="Times New Roman" w:cs="Times New Roman"/>
+          <w:sz w:val="28"/>
+          <w:szCs w:val="28"/>
+        </w:rPr>
+        <w:t>,</w:t>
+      </w:r>
+      <w:r>
+        <w:rPr>
+          <w:rFonts w:ascii="Times New Roman" w:hAnsi="Times New Roman" w:cs="Times New Roman"/>
+          <w:sz w:val="28"/>
+          <w:szCs w:val="28"/>
+        </w:rPr>
+        <w:t xml:space="preserve"> переходим к следующему интервалу.</w:t>
+      </w:r>
+    </w:p>
+    <w:p>
+      <w:pPr>
+        <w:spacing w:after="0" w:line="240" w:lineRule="auto"/>
+        <w:rPr>
+          <w:rFonts w:ascii="Times New Roman" w:hAnsi="Times New Roman" w:cs="Times New Roman"/>
+          <w:sz w:val="28"/>
+          <w:szCs w:val="28"/>
+        </w:rPr>
+      </w:pPr>
+    </w:p>
+    <w:p>
+      <w:pPr>
+        <w:spacing w:after="0" w:line="240" w:lineRule="auto"/>
+        <w:jc w:val="center"/>
+        <w:rPr>
+          <w:rFonts w:ascii="Times New Roman" w:hAnsi="Times New Roman" w:cs="Times New Roman"/>
+          <w:sz w:val="28"/>
+          <w:szCs w:val="28"/>
+        </w:rPr>
+      </w:pPr>
+      <w:r>
+        <w:rPr>
+          <w:rFonts w:ascii="Times New Roman" w:hAnsi="Times New Roman" w:cs="Times New Roman"/>
+          <w:sz w:val="28"/>
+          <w:szCs w:val="28"/>
+        </w:rPr>
+        <w:drawing>
+          <wp:inline distT="0" distB="0" distL="0" distR="0" wp14:anchorId="3022DDCD" wp14:editId="44A3CF40">
+            <wp:extent cx="3943900" cy="2010056"/>
+            <wp:effectExtent l="0" t="0" r="0" b="9525"/>
+            <wp:docPr id="1073354355" name="Рисунок 1"/>
+            <wp:cNvGraphicFramePr>
+              <a:graphicFrameLocks xmlns:a="http://schemas.openxmlformats.org/drawingml/2006/main" noChangeAspect="1"/>
+            </wp:cNvGraphicFramePr>
+            <a:graphic xmlns:a="http://schemas.openxmlformats.org/drawingml/2006/main">
+              <a:graphicData uri="http://schemas.openxmlformats.org/drawingml/2006/picture">
+                <pic:pic xmlns:pic="http://schemas.openxmlformats.org/drawingml/2006/picture">
+                  <pic:nvPicPr>
+                    <pic:cNvPr id="1073354355" name=""/>
+                    <pic:cNvPicPr/>
+                  </pic:nvPicPr>
+                  <pic:blipFill>
+                    <a:blip r:embed="rId23"/>
+                    <a:stretch>
+                      <a:fillRect/>
+                    </a:stretch>
+                  </pic:blipFill>
+                  <pic:spPr>
+                    <a:xfrm>
+                      <a:off x="0" y="0"/>
+                      <a:ext cx="3943900" cy="2010056"/>
+                    </a:xfrm>
+                    <a:prstGeom prst="rect">
+                      <a:avLst/>
+                    </a:prstGeom>
+                  </pic:spPr>
+                </pic:pic>
+              </a:graphicData>
+            </a:graphic>
+          </wp:inline>
+        </w:drawing>
+      </w:r>
+    </w:p>
+    <w:p>
+      <w:pPr>
+        <w:spacing w:after="0" w:line="240" w:lineRule="auto"/>
+        <w:jc w:val="center"/>
+        <w:rPr>
+          <w:rFonts w:ascii="Times New Roman" w:hAnsi="Times New Roman" w:cs="Times New Roman"/>
+          <w:sz w:val="28"/>
+          <w:szCs w:val="28"/>
+        </w:rPr>
+      </w:pPr>
+      <w:r>
+        <w:rPr>
+          <w:rFonts w:ascii="Times New Roman" w:hAnsi="Times New Roman" w:cs="Times New Roman"/>
+          <w:sz w:val="28"/>
+          <w:szCs w:val="28"/>
+        </w:rPr>
+        <w:t>Рисунок 17 – Параметры поиска</w:t>
+      </w:r>
+    </w:p>
+    <w:p>
+      <w:pPr>
+        <w:spacing w:after="0" w:line="240" w:lineRule="auto"/>
+        <w:jc w:val="center"/>
+        <w:rPr>
+          <w:rFonts w:ascii="Times New Roman" w:hAnsi="Times New Roman" w:cs="Times New Roman"/>
+          <w:sz w:val="28"/>
+          <w:szCs w:val="28"/>
+        </w:rPr>
+      </w:pPr>
+    </w:p>
+    <w:p>
+      <w:pPr>
+        <w:spacing w:after="0" w:line="240" w:lineRule="auto"/>
+        <w:jc w:val="center"/>
+        <w:rPr>
+          <w:rFonts w:ascii="Times New Roman" w:hAnsi="Times New Roman" w:cs="Times New Roman"/>
+          <w:sz w:val="28"/>
+          <w:szCs w:val="28"/>
+        </w:rPr>
+      </w:pPr>
+      <w:r>
+        <w:rPr>
+          <w:rFonts w:ascii="Times New Roman" w:hAnsi="Times New Roman" w:cs="Times New Roman"/>
+          <w:sz w:val="28"/>
+          <w:szCs w:val="28"/>
+        </w:rPr>
+        <w:lastRenderedPageBreak/>
+        <w:drawing>
+          <wp:inline distT="0" distB="0" distL="0" distR="0" wp14:anchorId="2E4E3D18" wp14:editId="0A8A7C51">
+            <wp:extent cx="4591691" cy="1267002"/>
+            <wp:effectExtent l="0" t="0" r="0" b="9525"/>
+            <wp:docPr id="1784348519" name="Рисунок 1"/>
+            <wp:cNvGraphicFramePr>
+              <a:graphicFrameLocks xmlns:a="http://schemas.openxmlformats.org/drawingml/2006/main" noChangeAspect="1"/>
+            </wp:cNvGraphicFramePr>
+            <a:graphic xmlns:a="http://schemas.openxmlformats.org/drawingml/2006/main">
+              <a:graphicData uri="http://schemas.openxmlformats.org/drawingml/2006/picture">
+                <pic:pic xmlns:pic="http://schemas.openxmlformats.org/drawingml/2006/picture">
+                  <pic:nvPicPr>
+                    <pic:cNvPr id="1784348519" name=""/>
+                    <pic:cNvPicPr/>
+                  </pic:nvPicPr>
+                  <pic:blipFill>
+                    <a:blip r:embed="rId24"/>
+                    <a:stretch>
+                      <a:fillRect/>
+                    </a:stretch>
+                  </pic:blipFill>
+                  <pic:spPr>
+                    <a:xfrm>
+                      <a:off x="0" y="0"/>
+                      <a:ext cx="4591691" cy="1267002"/>
+                    </a:xfrm>
+                    <a:prstGeom prst="rect">
+                      <a:avLst/>
+                    </a:prstGeom>
+                  </pic:spPr>
+                </pic:pic>
+              </a:graphicData>
+            </a:graphic>
+          </wp:inline>
+        </w:drawing>
+      </w:r>
+    </w:p>
+    <w:p>
+      <w:pPr>
+        <w:spacing w:after="0" w:line="240" w:lineRule="auto"/>
+        <w:jc w:val="center"/>
+        <w:rPr>
+          <w:rFonts w:ascii="Times New Roman" w:hAnsi="Times New Roman" w:cs="Times New Roman"/>
+          <w:sz w:val="28"/>
+          <w:szCs w:val="28"/>
+        </w:rPr>
+      </w:pPr>
+      <w:r>
+        <w:rPr>
+          <w:rFonts w:ascii="Times New Roman" w:hAnsi="Times New Roman" w:cs="Times New Roman"/>
+          <w:sz w:val="28"/>
+          <w:szCs w:val="28"/>
+        </w:rPr>
+        <w:t>Рисунок 18 – Результат поиска</w:t>
+      </w:r>
+    </w:p>
+    <w:p>
+      <w:pPr>
+        <w:spacing w:after="0" w:line="240" w:lineRule="auto"/>
+        <w:jc w:val="center"/>
+        <w:rPr>
+          <w:rFonts w:ascii="Times New Roman" w:hAnsi="Times New Roman" w:cs="Times New Roman"/>
+          <w:sz w:val="28"/>
+          <w:szCs w:val="28"/>
+        </w:rPr>
+      </w:pPr>
+    </w:p>
+    <w:p>
+      <w:pPr>
+        <w:spacing w:after="0" w:line="360" w:lineRule="auto"/>
+        <w:rPr>
+          <w:rFonts w:ascii="Times New Roman" w:hAnsi="Times New Roman" w:cs="Times New Roman"/>
+          <w:sz w:val="28"/>
+          <w:szCs w:val="28"/>
+        </w:rPr>
+      </w:pPr>
+      <w:r>
+        <w:rPr>
+          <w:rFonts w:ascii="Times New Roman" w:hAnsi="Times New Roman" w:cs="Times New Roman"/>
+          <w:sz w:val="28"/>
+          <w:szCs w:val="28"/>
+        </w:rPr>
+        <w:t>Также было замечено число 1729</w:t>
+      </w:r>
+      <w:r>
+        <w:rPr>
+          <w:rFonts w:ascii="Times New Roman" w:hAnsi="Times New Roman" w:cs="Times New Roman"/>
+          <w:sz w:val="28"/>
+          <w:szCs w:val="28"/>
+        </w:rPr>
+        <w:t>,</w:t>
+      </w:r>
+      <w:r>
+        <w:rPr>
+          <w:rFonts w:ascii="Times New Roman" w:hAnsi="Times New Roman" w:cs="Times New Roman"/>
+          <w:sz w:val="28"/>
+          <w:szCs w:val="28"/>
+        </w:rPr>
+        <w:t xml:space="preserve"> которое состоит из </w:t>
+      </w:r>
+      <w:r>
+        <w:rPr>
+          <w:rFonts w:ascii="Times New Roman" w:hAnsi="Times New Roman" w:cs="Times New Roman"/>
+          <w:sz w:val="28"/>
+          <w:szCs w:val="28"/>
+        </w:rPr>
+        <w:t>7 × 13 × 19</w:t>
+      </w:r>
+      <w:r>
+        <w:rPr>
+          <w:rFonts w:ascii="Times New Roman" w:hAnsi="Times New Roman" w:cs="Times New Roman"/>
+          <w:sz w:val="28"/>
+          <w:szCs w:val="28"/>
+        </w:rPr>
+        <w:t>,</w:t>
+      </w:r>
+      <w:r>
+        <w:rPr>
+          <w:rFonts w:ascii="Times New Roman" w:hAnsi="Times New Roman" w:cs="Times New Roman"/>
+          <w:sz w:val="28"/>
+          <w:szCs w:val="28"/>
+        </w:rPr>
+        <w:t xml:space="preserve"> проверим условия:</w:t>
+      </w:r>
+    </w:p>
+    <w:p>
+      <w:pPr>
+        <w:spacing w:after="0" w:line="240" w:lineRule="auto"/>
+        <w:ind w:left="360"/>
+        <w:rPr>
+          <w:rFonts w:ascii="Times New Roman" w:hAnsi="Times New Roman" w:cs="Times New Roman"/>
+          <w:sz w:val="28"/>
+          <w:szCs w:val="28"/>
+        </w:rPr>
+      </w:pPr>
+      <w:r>
+        <w:rPr>
+          <w:rFonts w:ascii="Times New Roman" w:hAnsi="Times New Roman" w:cs="Times New Roman"/>
+          <w:sz w:val="28"/>
+          <w:szCs w:val="28"/>
+        </w:rPr>
+        <w:t>7−1 = 6 делит 1728? 1728/6 = 288, да</w:t>
+      </w:r>
+    </w:p>
+    <w:p>
+      <w:pPr>
+        <w:spacing w:after="0" w:line="240" w:lineRule="auto"/>
+        <w:ind w:left="360"/>
+        <w:rPr>
+          <w:rFonts w:ascii="Times New Roman" w:hAnsi="Times New Roman" w:cs="Times New Roman"/>
+          <w:sz w:val="28"/>
+          <w:szCs w:val="28"/>
+        </w:rPr>
+      </w:pPr>
+      <w:r>
+        <w:rPr>
+          <w:rFonts w:ascii="Times New Roman" w:hAnsi="Times New Roman" w:cs="Times New Roman"/>
+          <w:sz w:val="28"/>
+          <w:szCs w:val="28"/>
+        </w:rPr>
+        <w:t>13−1 = 12 делит 1728? 1728/12 = 144, да</w:t>
+      </w:r>
+    </w:p>
+    <w:p>
+      <w:pPr>
+        <w:spacing w:after="0" w:line="240" w:lineRule="auto"/>
+        <w:ind w:left="360"/>
+        <w:rPr>
+          <w:rFonts w:ascii="Times New Roman" w:hAnsi="Times New Roman" w:cs="Times New Roman"/>
+          <w:sz w:val="28"/>
+          <w:szCs w:val="28"/>
+        </w:rPr>
+      </w:pPr>
+      <w:r>
+        <w:rPr>
+          <w:rFonts w:ascii="Times New Roman" w:hAnsi="Times New Roman" w:cs="Times New Roman"/>
+          <w:sz w:val="28"/>
+          <w:szCs w:val="28"/>
+        </w:rPr>
+        <w:t>19−1 = 18 делит 1728? 1728/18 = 96, да</w:t>
+      </w:r>
+    </w:p>
+    <w:p>
+      <w:pPr>
+        <w:spacing w:after="0" w:line="240" w:lineRule="auto"/>
+        <w:rPr>
+          <w:rFonts w:ascii="Times New Roman" w:hAnsi="Times New Roman" w:cs="Times New Roman"/>
+          <w:sz w:val="28"/>
+          <w:szCs w:val="28"/>
+        </w:rPr>
+      </w:pPr>
+      <w:r>
+        <w:rPr>
+          <w:rFonts w:ascii="Times New Roman" w:hAnsi="Times New Roman" w:cs="Times New Roman"/>
+          <w:sz w:val="28"/>
+          <w:szCs w:val="28"/>
+        </w:rPr>
+        <w:t xml:space="preserve">Число 1729 – является числом </w:t>
+      </w:r>
+      <w:proofErr w:type="spellStart"/>
+      <w:r>
+        <w:rPr>
+          <w:rFonts w:ascii="Times New Roman" w:hAnsi="Times New Roman" w:cs="Times New Roman"/>
+          <w:sz w:val="28"/>
+          <w:szCs w:val="28"/>
+        </w:rPr>
+        <w:t>Кармайкла</w:t>
+      </w:r>
+      <w:proofErr w:type="spellEnd"/>
+      <w:r>
+        <w:rPr>
+          <w:rFonts w:ascii="Times New Roman" w:hAnsi="Times New Roman" w:cs="Times New Roman"/>
+          <w:sz w:val="28"/>
+          <w:szCs w:val="28"/>
+        </w:rPr>
+        <w:t>,</w:t>
+      </w:r>
+      <w:r>
+        <w:rPr>
+          <w:rFonts w:ascii="Times New Roman" w:hAnsi="Times New Roman" w:cs="Times New Roman"/>
+          <w:sz w:val="28"/>
+          <w:szCs w:val="28"/>
+        </w:rPr>
+        <w:t xml:space="preserve"> переходим к следующему интервалу</w:t>
+      </w:r>
+      <w:r>
+        <w:rPr>
+          <w:rFonts w:ascii="Times New Roman" w:hAnsi="Times New Roman" w:cs="Times New Roman"/>
+          <w:sz w:val="28"/>
+          <w:szCs w:val="28"/>
+        </w:rPr>
+        <w:t>.</w:t>
+      </w:r>
+    </w:p>
+    <w:p>
+      <w:pPr>
+        <w:spacing w:after="0" w:line="240" w:lineRule="auto"/>
+        <w:rPr>
+          <w:rFonts w:ascii="Times New Roman" w:hAnsi="Times New Roman" w:cs="Times New Roman"/>
+          <w:sz w:val="28"/>
+          <w:szCs w:val="28"/>
+        </w:rPr>
+      </w:pPr>
+    </w:p>
+    <w:p>
+      <w:pPr>
+        <w:spacing w:after="0" w:line="240" w:lineRule="auto"/>
+        <w:jc w:val="center"/>
+        <w:rPr>
+          <w:rFonts w:ascii="Times New Roman" w:hAnsi="Times New Roman" w:cs="Times New Roman"/>
+          <w:sz w:val="28"/>
+          <w:szCs w:val="28"/>
+        </w:rPr>
+      </w:pPr>
+      <w:r>
+        <w:rPr>
+          <w:rFonts w:ascii="Times New Roman" w:hAnsi="Times New Roman" w:cs="Times New Roman"/>
+          <w:sz w:val="28"/>
+          <w:szCs w:val="28"/>
+        </w:rPr>
+        <w:drawing>
+          <wp:inline distT="0" distB="0" distL="0" distR="0" wp14:anchorId="50B49579" wp14:editId="3AD722A4">
+            <wp:extent cx="4115374" cy="2114845"/>
+            <wp:effectExtent l="0" t="0" r="0" b="0"/>
+            <wp:docPr id="1092994056" name="Рисунок 1"/>
+            <wp:cNvGraphicFramePr>
+              <a:graphicFrameLocks xmlns:a="http://schemas.openxmlformats.org/drawingml/2006/main" noChangeAspect="1"/>
+            </wp:cNvGraphicFramePr>
+            <a:graphic xmlns:a="http://schemas.openxmlformats.org/drawingml/2006/main">
+              <a:graphicData uri="http://schemas.openxmlformats.org/drawingml/2006/picture">
+                <pic:pic xmlns:pic="http://schemas.openxmlformats.org/drawingml/2006/picture">
+                  <pic:nvPicPr>
+                    <pic:cNvPr id="1092994056" name=""/>
+                    <pic:cNvPicPr/>
+                  </pic:nvPicPr>
+                  <pic:blipFill>
+                    <a:blip r:embed="rId25"/>
+                    <a:stretch>
+                      <a:fillRect/>
+                    </a:stretch>
+                  </pic:blipFill>
+                  <pic:spPr>
+                    <a:xfrm>
+                      <a:off x="0" y="0"/>
+                      <a:ext cx="4115374" cy="2114845"/>
+                    </a:xfrm>
+                    <a:prstGeom prst="rect">
+                      <a:avLst/>
+                    </a:prstGeom>
+                  </pic:spPr>
+                </pic:pic>
+              </a:graphicData>
+            </a:graphic>
+          </wp:inline>
+        </w:drawing>
+      </w:r>
+    </w:p>
+    <w:p>
+      <w:pPr>
+        <w:spacing w:after="0" w:line="240" w:lineRule="auto"/>
+        <w:jc w:val="center"/>
+        <w:rPr>
+          <w:rFonts w:ascii="Times New Roman" w:hAnsi="Times New Roman" w:cs="Times New Roman"/>
+          <w:sz w:val="28"/>
+          <w:szCs w:val="28"/>
+        </w:rPr>
+      </w:pPr>
+      <w:r>
+        <w:rPr>
+          <w:rFonts w:ascii="Times New Roman" w:hAnsi="Times New Roman" w:cs="Times New Roman"/>
+          <w:sz w:val="28"/>
+          <w:szCs w:val="28"/>
+        </w:rPr>
+        <w:t>Рисунок 19 – Параметры поиска</w:t>
+      </w:r>
+    </w:p>
+    <w:p>
+      <w:pPr>
+        <w:spacing w:after="0" w:line="240" w:lineRule="auto"/>
+        <w:jc w:val="center"/>
+        <w:rPr>
+          <w:rFonts w:ascii="Times New Roman" w:hAnsi="Times New Roman" w:cs="Times New Roman"/>
+          <w:sz w:val="28"/>
+          <w:szCs w:val="28"/>
+        </w:rPr>
+      </w:pPr>
+    </w:p>
+    <w:p>
+      <w:pPr>
+        <w:spacing w:after="0" w:line="240" w:lineRule="auto"/>
+        <w:jc w:val="center"/>
+        <w:rPr>
+          <w:rFonts w:ascii="Times New Roman" w:hAnsi="Times New Roman" w:cs="Times New Roman"/>
+          <w:sz w:val="28"/>
+          <w:szCs w:val="28"/>
+        </w:rPr>
+      </w:pPr>
+      <w:r>
+        <w:rPr>
+          <w:rFonts w:ascii="Times New Roman" w:hAnsi="Times New Roman" w:cs="Times New Roman"/>
+          <w:sz w:val="28"/>
+          <w:szCs w:val="28"/>
+        </w:rPr>
+        <w:drawing>
+          <wp:inline distT="0" distB="0" distL="0" distR="0" wp14:anchorId="1511C151" wp14:editId="6531EE94">
+            <wp:extent cx="4725059" cy="1066949"/>
+            <wp:effectExtent l="0" t="0" r="0" b="0"/>
+            <wp:docPr id="376868343" name="Рисунок 1"/>
+            <wp:cNvGraphicFramePr>
+              <a:graphicFrameLocks xmlns:a="http://schemas.openxmlformats.org/drawingml/2006/main" noChangeAspect="1"/>
+            </wp:cNvGraphicFramePr>
+            <a:graphic xmlns:a="http://schemas.openxmlformats.org/drawingml/2006/main">
+              <a:graphicData uri="http://schemas.openxmlformats.org/drawingml/2006/picture">
+                <pic:pic xmlns:pic="http://schemas.openxmlformats.org/drawingml/2006/picture">
+                  <pic:nvPicPr>
+                    <pic:cNvPr id="376868343" name=""/>
+                    <pic:cNvPicPr/>
+                  </pic:nvPicPr>
+                  <pic:blipFill>
+                    <a:blip r:embed="rId26"/>
+                    <a:stretch>
+                      <a:fillRect/>
+                    </a:stretch>
+                  </pic:blipFill>
+                  <pic:spPr>
+                    <a:xfrm>
+                      <a:off x="0" y="0"/>
+                      <a:ext cx="4725059" cy="1066949"/>
+                    </a:xfrm>
+                    <a:prstGeom prst="rect">
+                      <a:avLst/>
+                    </a:prstGeom>
+                  </pic:spPr>
+                </pic:pic>
+              </a:graphicData>
+            </a:graphic>
+          </wp:inline>
+        </w:drawing>
+      </w:r>
+    </w:p>
+    <w:p>
+      <w:pPr>
+        <w:spacing w:after="0" w:line="240" w:lineRule="auto"/>
+        <w:jc w:val="center"/>
+        <w:rPr>
+          <w:rFonts w:ascii="Times New Roman" w:hAnsi="Times New Roman" w:cs="Times New Roman"/>
+          <w:sz w:val="28"/>
+          <w:szCs w:val="28"/>
+        </w:rPr>
+      </w:pPr>
+      <w:r>
+        <w:rPr>
+          <w:rFonts w:ascii="Times New Roman" w:hAnsi="Times New Roman" w:cs="Times New Roman"/>
+          <w:sz w:val="28"/>
+          <w:szCs w:val="28"/>
+        </w:rPr>
+        <w:t>Рисунок 20 – Результат поиска</w:t>
+      </w:r>
+    </w:p>
+    <w:p>
+      <w:pPr>
+        <w:spacing w:after="0" w:line="240" w:lineRule="auto"/>
+        <w:jc w:val="center"/>
+        <w:rPr>
+          <w:rFonts w:ascii="Times New Roman" w:hAnsi="Times New Roman" w:cs="Times New Roman"/>
+          <w:sz w:val="28"/>
+          <w:szCs w:val="28"/>
+        </w:rPr>
+      </w:pPr>
+    </w:p>
+    <w:p>
+      <w:pPr>
+        <w:spacing w:after="0" w:line="240" w:lineRule="auto"/>
+        <w:rPr>
+          <w:rFonts w:ascii="Times New Roman" w:hAnsi="Times New Roman" w:cs="Times New Roman"/>
+          <w:sz w:val="28"/>
+          <w:szCs w:val="28"/>
+        </w:rPr>
+      </w:pPr>
+      <w:r>
+        <w:rPr>
+          <w:rFonts w:ascii="Times New Roman" w:hAnsi="Times New Roman" w:cs="Times New Roman"/>
+          <w:sz w:val="28"/>
+          <w:szCs w:val="28"/>
+        </w:rPr>
+        <w:t>Было замечено число 2465</w:t>
+      </w:r>
+      <w:r>
+        <w:rPr>
+          <w:rFonts w:ascii="Times New Roman" w:hAnsi="Times New Roman" w:cs="Times New Roman"/>
+          <w:sz w:val="28"/>
+          <w:szCs w:val="28"/>
+        </w:rPr>
+        <w:t>,</w:t>
+      </w:r>
+      <w:r>
+        <w:rPr>
+          <w:rFonts w:ascii="Times New Roman" w:hAnsi="Times New Roman" w:cs="Times New Roman"/>
+          <w:sz w:val="28"/>
+          <w:szCs w:val="28"/>
+        </w:rPr>
+        <w:t xml:space="preserve"> которое состоит из </w:t>
+      </w:r>
+      <w:r>
+        <w:rPr>
+          <w:rFonts w:ascii="Times New Roman" w:hAnsi="Times New Roman" w:cs="Times New Roman"/>
+          <w:sz w:val="28"/>
+          <w:szCs w:val="28"/>
+        </w:rPr>
+        <w:t>5 × 17 × 29</w:t>
+      </w:r>
+      <w:r>
+        <w:rPr>
+          <w:rFonts w:ascii="Times New Roman" w:hAnsi="Times New Roman" w:cs="Times New Roman"/>
+          <w:sz w:val="28"/>
+          <w:szCs w:val="28"/>
+        </w:rPr>
+        <w:t>,</w:t>
+      </w:r>
+      <w:r>
+        <w:rPr>
+          <w:rFonts w:ascii="Times New Roman" w:hAnsi="Times New Roman" w:cs="Times New Roman"/>
+          <w:sz w:val="28"/>
+          <w:szCs w:val="28"/>
+        </w:rPr>
+        <w:t xml:space="preserve"> проверим на условия:</w:t>
+      </w:r>
+    </w:p>
+    <w:p>
+      <w:pPr>
+        <w:spacing w:after="0" w:line="240" w:lineRule="auto"/>
+        <w:rPr>
+          <w:rFonts w:ascii="Times New Roman" w:hAnsi="Times New Roman" w:cs="Times New Roman"/>
+          <w:sz w:val="28"/>
+          <w:szCs w:val="28"/>
+        </w:rPr>
+      </w:pPr>
+    </w:p>
+    <w:p>
+      <w:pPr>
+        <w:spacing w:after="0" w:line="240" w:lineRule="auto"/>
+        <w:ind w:firstLine="708"/>
+        <w:rPr>
+          <w:rFonts w:ascii="Times New Roman" w:hAnsi="Times New Roman" w:cs="Times New Roman"/>
+          <w:sz w:val="28"/>
+          <w:szCs w:val="28"/>
+        </w:rPr>
+      </w:pPr>
+      <w:r>
+        <w:rPr>
+          <w:rFonts w:ascii="Times New Roman" w:hAnsi="Times New Roman" w:cs="Times New Roman"/>
+          <w:sz w:val="28"/>
+          <w:szCs w:val="28"/>
+        </w:rPr>
+        <w:t>5−1 = 4 делит 2464? 2464/4 = 616, да</w:t>
+      </w:r>
+    </w:p>
+    <w:p>
+      <w:pPr>
+        <w:spacing w:after="0" w:line="240" w:lineRule="auto"/>
+        <w:ind w:firstLine="708"/>
+        <w:rPr>
+          <w:rFonts w:ascii="Times New Roman" w:hAnsi="Times New Roman" w:cs="Times New Roman"/>
+          <w:sz w:val="28"/>
+          <w:szCs w:val="28"/>
+        </w:rPr>
+      </w:pPr>
+      <w:r>
+        <w:rPr>
+          <w:rFonts w:ascii="Times New Roman" w:hAnsi="Times New Roman" w:cs="Times New Roman"/>
+          <w:sz w:val="28"/>
+          <w:szCs w:val="28"/>
+        </w:rPr>
+        <w:t>17−1 = 16 делит 2464? 2464/16 = 154, да</w:t>
+      </w:r>
+    </w:p>
+    <w:p>
+      <w:pPr>
+        <w:spacing w:after="0" w:line="240" w:lineRule="auto"/>
+        <w:ind w:firstLine="708"/>
+        <w:rPr>
+          <w:rFonts w:ascii="Times New Roman" w:hAnsi="Times New Roman" w:cs="Times New Roman"/>
+          <w:sz w:val="28"/>
+          <w:szCs w:val="28"/>
+        </w:rPr>
+      </w:pPr>
+      <w:r>
+        <w:rPr>
+          <w:rFonts w:ascii="Times New Roman" w:hAnsi="Times New Roman" w:cs="Times New Roman"/>
+          <w:sz w:val="28"/>
+          <w:szCs w:val="28"/>
+        </w:rPr>
+        <w:t>29−1 = 28 делит 2464? 2464/28 = 88, да</w:t>
+      </w:r>
+    </w:p>
+    <w:p>
+      <w:pPr>
+        <w:spacing w:after="0" w:line="360" w:lineRule="auto"/>
+        <w:rPr>
+          <w:rFonts w:ascii="Times New Roman" w:hAnsi="Times New Roman" w:cs="Times New Roman"/>
+          <w:sz w:val="28"/>
+          <w:szCs w:val="28"/>
+        </w:rPr>
+      </w:pPr>
+      <w:r>
+        <w:rPr>
+          <w:rFonts w:ascii="Times New Roman" w:hAnsi="Times New Roman" w:cs="Times New Roman"/>
+          <w:sz w:val="28"/>
+          <w:szCs w:val="28"/>
+        </w:rPr>
+        <w:t xml:space="preserve">Число 2465 – также является числом </w:t>
+      </w:r>
+      <w:proofErr w:type="spellStart"/>
+      <w:r>
+        <w:rPr>
+          <w:rFonts w:ascii="Times New Roman" w:hAnsi="Times New Roman" w:cs="Times New Roman"/>
+          <w:sz w:val="28"/>
+          <w:szCs w:val="28"/>
+        </w:rPr>
+        <w:t>Кармайкла</w:t>
+      </w:r>
+      <w:proofErr w:type="spellEnd"/>
+      <w:r>
+        <w:rPr>
+          <w:rFonts w:ascii="Times New Roman" w:hAnsi="Times New Roman" w:cs="Times New Roman"/>
+          <w:sz w:val="28"/>
+          <w:szCs w:val="28"/>
+        </w:rPr>
+        <w:t>.</w:t>
+      </w:r>
+    </w:p>
+    <w:p>
+      <w:pPr>
+        <w:spacing w:after="0" w:line="360" w:lineRule="auto"/>
+        <w:rPr>
+          <w:rFonts w:ascii="Times New Roman" w:hAnsi="Times New Roman" w:cs="Times New Roman"/>
+          <w:sz w:val="28"/>
+          <w:szCs w:val="28"/>
+        </w:rPr>
+      </w:pPr>
+      <w:r>
+        <w:rPr>
+          <w:rFonts w:ascii="Times New Roman" w:hAnsi="Times New Roman" w:cs="Times New Roman"/>
+          <w:sz w:val="28"/>
+          <w:szCs w:val="28"/>
+        </w:rPr>
+        <w:t xml:space="preserve">В каждом из промежутков нашлось число </w:t>
+      </w:r>
+      <w:proofErr w:type="spellStart"/>
+      <w:r>
+        <w:rPr>
+          <w:rFonts w:ascii="Times New Roman" w:hAnsi="Times New Roman" w:cs="Times New Roman"/>
+          <w:sz w:val="28"/>
+          <w:szCs w:val="28"/>
+        </w:rPr>
+        <w:t>Кармайкла</w:t>
+      </w:r>
+      <w:proofErr w:type="spellEnd"/>
+      <w:r>
+        <w:rPr>
+          <w:rFonts w:ascii="Times New Roman" w:hAnsi="Times New Roman" w:cs="Times New Roman"/>
+          <w:sz w:val="28"/>
+          <w:szCs w:val="28"/>
+        </w:rPr>
+        <w:t xml:space="preserve"> и только одно.</w:t>
+      </w:r>
+    </w:p>
+    <w:p>
+      <w:pPr>
+        <w:rPr>
+          <w:rFonts w:ascii="Times New Roman" w:hAnsi="Times New Roman" w:cs="Times New Roman"/>
+          <w:sz w:val="28"/>
+          <w:szCs w:val="28"/>
+        </w:rPr>
+      </w:pPr>
+      <w:r>
+        <w:rPr>
+          <w:rFonts w:ascii="Times New Roman" w:hAnsi="Times New Roman" w:cs="Times New Roman"/>
+          <w:sz w:val="28"/>
+          <w:szCs w:val="28"/>
+        </w:rPr>
+        <w:br w:type="page"/>
+      </w:r>
+    </w:p>
+    <w:p>
+      <w:pPr>
+        <w:spacing w:after="0" w:line="360" w:lineRule="auto"/>
+        <w:rPr>
+          <w:rFonts w:ascii="Times New Roman" w:hAnsi="Times New Roman" w:cs="Times New Roman"/>
+          <w:b/>
+          <w:bCs/>
+          <w:sz w:val="28"/>
+          <w:szCs w:val="28"/>
+        </w:rPr>
+      </w:pPr>
+      <w:r>
+        <w:rPr>
+          <w:rFonts w:ascii="Times New Roman" w:hAnsi="Times New Roman" w:cs="Times New Roman"/>
+          <w:b/>
+          <w:bCs/>
+          <w:sz w:val="28"/>
+          <w:szCs w:val="28"/>
+        </w:rPr>
+        <w:lastRenderedPageBreak/>
+        <w:t>Контрольные вопросы:</w:t>
+      </w:r>
+    </w:p>
+    <w:p>
+      <w:pPr>
+        <w:pStyle w:val="a6"/>
+        <w:numPr>
+          <w:ilvl w:val="1"/>
+          <w:numId w:val="17"/>
+        </w:numPr>
+        <w:spacing w:after="0" w:line="360" w:lineRule="auto"/>
+        <w:ind w:left="284"/>
+        <w:rPr>
+          <w:rFonts w:ascii="Times New Roman" w:hAnsi="Times New Roman" w:cs="Times New Roman"/>
+          <w:sz w:val="28"/>
+          <w:szCs w:val="28"/>
+        </w:rPr>
+      </w:pPr>
+      <w:r>
+        <w:rPr>
+          <w:rFonts w:ascii="Times New Roman" w:hAnsi="Times New Roman" w:cs="Times New Roman"/>
+          <w:sz w:val="28"/>
+          <w:szCs w:val="28"/>
+        </w:rPr>
+        <w:t>Почему в качестве первого основания в тестах типа теста Ферма для проверки на простоту очень больших чисел целесообразно использовать число 2?</w:t>
+      </w:r>
+    </w:p>
+    <w:p>
+      <w:pPr>
+        <w:spacing w:after="0" w:line="360" w:lineRule="auto"/>
+        <w:ind w:left="-76"/>
+        <w:rPr>
+          <w:rFonts w:ascii="Times New Roman" w:hAnsi="Times New Roman" w:cs="Times New Roman"/>
+          <w:sz w:val="28"/>
+          <w:szCs w:val="28"/>
+        </w:rPr>
+      </w:pPr>
+      <w:r>
+        <w:rPr>
+          <w:rFonts w:ascii="Times New Roman" w:hAnsi="Times New Roman" w:cs="Times New Roman"/>
+          <w:sz w:val="28"/>
+          <w:szCs w:val="28"/>
+        </w:rPr>
+        <w:t xml:space="preserve">Основание 2 целесообразно использовать, так как оно позволяет быстро вычислять </w:t>
+      </w:r>
+      <m:oMath>
+        <m:sSup>
+          <m:sSupPr>
+            <m:ctrlPr>
+              <w:rPr>
+                <w:rFonts w:ascii="Cambria Math" w:hAnsi="Cambria Math" w:cs="Times New Roman"/>
+                <w:i/>
+                <w:sz w:val="28"/>
+                <w:szCs w:val="28"/>
+              </w:rPr>
+            </m:ctrlPr>
+          </m:sSupPr>
+          <m:e>
+            <m:r>
+              <w:rPr>
+                <w:rFonts w:ascii="Cambria Math" w:hAnsi="Cambria Math" w:cs="Times New Roman"/>
+                <w:sz w:val="28"/>
+                <w:szCs w:val="28"/>
+              </w:rPr>
+              <m:t>2</m:t>
+            </m:r>
+          </m:e>
+          <m:sup>
+            <m:r>
+              <w:rPr>
+                <w:rFonts w:ascii="Cambria Math" w:hAnsi="Cambria Math" w:cs="Times New Roman"/>
+                <w:sz w:val="28"/>
+                <w:szCs w:val="28"/>
+                <w:lang w:val="en-US"/>
+              </w:rPr>
+              <m:t>n</m:t>
+            </m:r>
+            <m:r>
+              <w:rPr>
+                <w:rFonts w:ascii="Cambria Math" w:hAnsi="Cambria Math" w:cs="Times New Roman"/>
+                <w:sz w:val="28"/>
+                <w:szCs w:val="28"/>
+              </w:rPr>
+              <m:t>-1</m:t>
+            </m:r>
+          </m:sup>
+        </m:sSup>
+        <m:r>
+          <w:rPr>
+            <w:rFonts w:ascii="Cambria Math" w:hAnsi="Cambria Math" w:cs="Times New Roman"/>
+            <w:sz w:val="28"/>
+            <w:szCs w:val="28"/>
+          </w:rPr>
+          <m:t>(m</m:t>
+        </m:r>
+        <m:r>
+          <w:rPr>
+            <w:rFonts w:ascii="Cambria Math" w:hAnsi="Cambria Math" w:cs="Times New Roman"/>
+            <w:sz w:val="28"/>
+            <w:szCs w:val="28"/>
+            <w:lang w:val="en-US"/>
+          </w:rPr>
+          <m:t>od</m:t>
+        </m:r>
+        <m:r>
+          <w:rPr>
+            <w:rFonts w:ascii="Cambria Math" w:hAnsi="Cambria Math" w:cs="Times New Roman"/>
+            <w:sz w:val="28"/>
+            <w:szCs w:val="28"/>
+          </w:rPr>
+          <m:t xml:space="preserve"> </m:t>
+        </m:r>
+        <m:r>
+          <w:rPr>
+            <w:rFonts w:ascii="Cambria Math" w:hAnsi="Cambria Math" w:cs="Times New Roman"/>
+            <w:sz w:val="28"/>
+            <w:szCs w:val="28"/>
+          </w:rPr>
+          <m:t>n</m:t>
+        </m:r>
+        <m:r>
+          <w:rPr>
+            <w:rFonts w:ascii="Cambria Math" w:hAnsi="Cambria Math" w:cs="Times New Roman"/>
+            <w:sz w:val="28"/>
+            <w:szCs w:val="28"/>
+          </w:rPr>
+          <m:t>)</m:t>
+        </m:r>
+      </m:oMath>
+      <w:r>
+        <w:rPr>
+          <w:rFonts w:ascii="Times New Roman" w:hAnsi="Times New Roman" w:cs="Times New Roman"/>
+          <w:sz w:val="28"/>
+          <w:szCs w:val="28"/>
+        </w:rPr>
+        <w:t>, и большинство составных чисел не проходят тест Ферма с этим основанием.</w:t>
+      </w:r>
+    </w:p>
+    <w:p>
+      <w:pPr>
+        <w:spacing w:after="0" w:line="360" w:lineRule="auto"/>
+        <w:rPr>
+          <w:rFonts w:ascii="Times New Roman" w:hAnsi="Times New Roman" w:cs="Times New Roman"/>
+          <w:sz w:val="28"/>
+          <w:szCs w:val="28"/>
+        </w:rPr>
+      </w:pPr>
+    </w:p>
+    <w:p>
+      <w:pPr>
+        <w:pStyle w:val="a6"/>
+        <w:numPr>
+          <w:ilvl w:val="1"/>
+          <w:numId w:val="17"/>
+        </w:numPr>
+        <w:spacing w:after="0" w:line="360" w:lineRule="auto"/>
+        <w:ind w:left="284"/>
+        <w:rPr>
+          <w:rFonts w:ascii="Times New Roman" w:hAnsi="Times New Roman" w:cs="Times New Roman"/>
+          <w:sz w:val="28"/>
+          <w:szCs w:val="28"/>
+        </w:rPr>
+      </w:pPr>
+      <w:r>
+        <w:rPr>
+          <w:rFonts w:ascii="Times New Roman" w:hAnsi="Times New Roman" w:cs="Times New Roman"/>
+          <w:sz w:val="28"/>
+          <w:szCs w:val="28"/>
+        </w:rPr>
+        <w:t>Какова вероятность Р(х) того, что наугад взятое нечетное очень большое число, не превосходящее х, окажется простым</w:t>
+      </w:r>
+      <w:r>
+        <w:rPr>
+          <w:rFonts w:ascii="Times New Roman" w:hAnsi="Times New Roman" w:cs="Times New Roman"/>
+          <w:sz w:val="28"/>
+          <w:szCs w:val="28"/>
+        </w:rPr>
+        <w:t>.</w:t>
+      </w:r>
+    </w:p>
+    <w:p>
+      <w:pPr>
+        <w:spacing w:after="0" w:line="360" w:lineRule="auto"/>
+        <w:ind w:left="-76"/>
+        <w:rPr>
+          <w:rFonts w:ascii="Times New Roman" w:eastAsiaTheme="minorEastAsia" w:hAnsi="Times New Roman" w:cs="Times New Roman"/>
+          <w:sz w:val="28"/>
+          <w:szCs w:val="28"/>
+          <w:lang w:val="en-US"/>
+        </w:rPr>
+      </w:pPr>
+      <w:r>
+        <w:rPr>
+          <w:rFonts w:ascii="Times New Roman" w:hAnsi="Times New Roman" w:cs="Times New Roman"/>
+          <w:sz w:val="28"/>
+          <w:szCs w:val="28"/>
+        </w:rPr>
+        <w:t xml:space="preserve">Для больших </w:t>
+      </w:r>
+      <m:oMath>
+        <m:r>
+          <w:rPr>
+            <w:rFonts w:ascii="Cambria Math" w:hAnsi="Cambria Math" w:cs="Times New Roman"/>
+            <w:sz w:val="28"/>
+            <w:szCs w:val="28"/>
+            <w:lang w:val="en-US"/>
+          </w:rPr>
+          <m:t>x</m:t>
+        </m:r>
+      </m:oMath>
+      <w:r>
+        <w:rPr>
+          <w:rFonts w:ascii="Times New Roman" w:hAnsi="Times New Roman" w:cs="Times New Roman"/>
+          <w:sz w:val="28"/>
+          <w:szCs w:val="28"/>
+        </w:rPr>
+        <w:t xml:space="preserve"> вероятность того, что случайное нечётное число </w:t>
+      </w:r>
+      <m:oMath>
+        <m:r>
+          <w:rPr>
+            <w:rFonts w:ascii="Cambria Math" w:hAnsi="Cambria Math" w:cs="Times New Roman"/>
+            <w:sz w:val="28"/>
+            <w:szCs w:val="28"/>
+          </w:rPr>
+          <m:t xml:space="preserve">≤ </m:t>
+        </m:r>
+        <m:r>
+          <w:rPr>
+            <w:rFonts w:ascii="Cambria Math" w:hAnsi="Cambria Math" w:cs="Times New Roman"/>
+            <w:sz w:val="28"/>
+            <w:szCs w:val="28"/>
+            <w:lang w:val="en-US"/>
+          </w:rPr>
+          <m:t>x</m:t>
+        </m:r>
+      </m:oMath>
+      <w:r>
+        <w:rPr>
+          <w:rFonts w:ascii="Times New Roman" w:hAnsi="Times New Roman" w:cs="Times New Roman"/>
+          <w:sz w:val="28"/>
+          <w:szCs w:val="28"/>
+        </w:rPr>
+        <w:t xml:space="preserve"> является простым, приближённо равна:</w:t>
+      </w:r>
+      <w:r>
+        <w:rPr>
+          <w:rFonts w:ascii="Times New Roman" w:hAnsi="Times New Roman" w:cs="Times New Roman"/>
+          <w:sz w:val="28"/>
+          <w:szCs w:val="28"/>
+        </w:rPr>
+        <w:t xml:space="preserve"> </w:t>
+      </w:r>
+      <m:oMath>
+        <m:r>
+          <w:rPr>
+            <w:rFonts w:ascii="Cambria Math" w:hAnsi="Cambria Math" w:cs="Times New Roman"/>
+            <w:sz w:val="28"/>
+            <w:szCs w:val="28"/>
+          </w:rPr>
+          <m:t>P</m:t>
+        </m:r>
+        <m:d>
+          <m:dPr>
+            <m:ctrlPr>
+              <w:rPr>
+                <w:rFonts w:ascii="Cambria Math" w:hAnsi="Cambria Math" w:cs="Times New Roman"/>
+                <w:i/>
+                <w:sz w:val="28"/>
+                <w:szCs w:val="28"/>
+              </w:rPr>
+            </m:ctrlPr>
+          </m:dPr>
+          <m:e>
+            <m:r>
+              <w:rPr>
+                <w:rFonts w:ascii="Cambria Math" w:hAnsi="Cambria Math" w:cs="Times New Roman"/>
+                <w:sz w:val="28"/>
+                <w:szCs w:val="28"/>
+              </w:rPr>
+              <m:t>x</m:t>
+            </m:r>
+          </m:e>
+        </m:d>
+        <m:r>
+          <w:rPr>
+            <w:rFonts w:ascii="Cambria Math" w:hAnsi="Cambria Math" w:cs="Times New Roman"/>
+            <w:sz w:val="28"/>
+            <w:szCs w:val="28"/>
+          </w:rPr>
+          <m:t>≈</m:t>
+        </m:r>
+        <m:f>
+          <m:fPr>
+            <m:ctrlPr>
+              <w:rPr>
+                <w:rFonts w:ascii="Cambria Math" w:hAnsi="Cambria Math" w:cs="Times New Roman"/>
+                <w:i/>
+                <w:sz w:val="28"/>
+                <w:szCs w:val="28"/>
+                <w:lang w:val="en-US"/>
+              </w:rPr>
+            </m:ctrlPr>
+          </m:fPr>
+          <m:num>
+            <m:r>
+              <w:rPr>
+                <w:rFonts w:ascii="Cambria Math" w:hAnsi="Cambria Math" w:cs="Times New Roman"/>
+                <w:sz w:val="28"/>
+                <w:szCs w:val="28"/>
+              </w:rPr>
+              <m:t>2</m:t>
+            </m:r>
+            <m:ctrlPr>
+              <w:rPr>
+                <w:rFonts w:ascii="Cambria Math" w:hAnsi="Cambria Math" w:cs="Times New Roman"/>
+                <w:i/>
+                <w:sz w:val="28"/>
+                <w:szCs w:val="28"/>
+              </w:rPr>
+            </m:ctrlPr>
+          </m:num>
+          <m:den>
+            <m:func>
+              <m:funcPr>
+                <m:ctrlPr>
+                  <w:rPr>
+                    <w:rFonts w:ascii="Cambria Math" w:hAnsi="Cambria Math" w:cs="Times New Roman"/>
+                    <w:sz w:val="28"/>
+                    <w:szCs w:val="28"/>
+                    <w:lang w:val="en-US"/>
+                  </w:rPr>
+                </m:ctrlPr>
+              </m:funcPr>
+              <m:fName>
+                <m:r>
+                  <m:rPr>
+                    <m:sty m:val="p"/>
+                  </m:rPr>
+                  <w:rPr>
+                    <w:rFonts w:ascii="Cambria Math" w:hAnsi="Cambria Math" w:cs="Times New Roman"/>
+                    <w:sz w:val="28"/>
+                    <w:szCs w:val="28"/>
+                    <w:lang w:val="en-US"/>
+                  </w:rPr>
+                  <m:t>ln</m:t>
+                </m:r>
+                <m:ctrlPr>
+                  <w:rPr>
+                    <w:rFonts w:ascii="Cambria Math" w:hAnsi="Cambria Math" w:cs="Times New Roman"/>
+                    <w:i/>
+                    <w:sz w:val="28"/>
+                    <w:szCs w:val="28"/>
+                    <w:lang w:val="en-US"/>
+                  </w:rPr>
+                </m:ctrlPr>
+              </m:fName>
+              <m:e>
+                <m:d>
+                  <m:dPr>
+                    <m:ctrlPr>
+                      <w:rPr>
+                        <w:rFonts w:ascii="Cambria Math" w:hAnsi="Cambria Math" w:cs="Times New Roman"/>
+                        <w:i/>
+                        <w:sz w:val="28"/>
+                        <w:szCs w:val="28"/>
+                        <w:lang w:val="en-US"/>
+                      </w:rPr>
+                    </m:ctrlPr>
+                  </m:dPr>
+                  <m:e>
+                    <m:r>
+                      <w:rPr>
+                        <w:rFonts w:ascii="Cambria Math" w:hAnsi="Cambria Math" w:cs="Times New Roman"/>
+                        <w:sz w:val="28"/>
+                        <w:szCs w:val="28"/>
+                        <w:lang w:val="en-US"/>
+                      </w:rPr>
+                      <m:t>x</m:t>
+                    </m:r>
+                  </m:e>
+                </m:d>
+              </m:e>
+            </m:func>
+          </m:den>
+        </m:f>
+      </m:oMath>
+      <w:r>
+        <w:rPr>
+          <w:rFonts w:ascii="Times New Roman" w:eastAsiaTheme="minorEastAsia" w:hAnsi="Times New Roman" w:cs="Times New Roman"/>
+          <w:sz w:val="28"/>
+          <w:szCs w:val="28"/>
+        </w:rPr>
+        <w:t xml:space="preserve">. </w:t>
+      </w:r>
+      <w:r>
+        <w:rPr>
+          <w:rFonts w:ascii="Times New Roman" w:eastAsiaTheme="minorEastAsia" w:hAnsi="Times New Roman" w:cs="Times New Roman"/>
+          <w:sz w:val="28"/>
+          <w:szCs w:val="28"/>
+        </w:rPr>
+        <w:t xml:space="preserve">Для очень больших </w:t>
+      </w:r>
+      <m:oMath>
+        <m:r>
+          <w:rPr>
+            <w:rFonts w:ascii="Cambria Math" w:eastAsiaTheme="minorEastAsia" w:hAnsi="Cambria Math" w:cs="Times New Roman"/>
+            <w:sz w:val="28"/>
+            <w:szCs w:val="28"/>
+          </w:rPr>
+          <m:t>x</m:t>
+        </m:r>
+      </m:oMath>
+      <w:r>
+        <w:rPr>
+          <w:rFonts w:ascii="Times New Roman" w:eastAsiaTheme="minorEastAsia" w:hAnsi="Times New Roman" w:cs="Times New Roman"/>
+          <w:sz w:val="28"/>
+          <w:szCs w:val="28"/>
+        </w:rPr>
+        <w:t xml:space="preserve"> эта вероятность стремится к нулю, но убывает медленно</w:t>
+      </w:r>
+    </w:p>
+    <w:p>
+      <w:pPr>
+        <w:pStyle w:val="a6"/>
+        <w:spacing w:after="0" w:line="360" w:lineRule="auto"/>
+        <w:ind w:left="284"/>
+        <w:rPr>
+          <w:rFonts w:ascii="Times New Roman" w:hAnsi="Times New Roman" w:cs="Times New Roman"/>
+          <w:sz w:val="28"/>
+          <w:szCs w:val="28"/>
+        </w:rPr>
+      </w:pPr>
+    </w:p>
+    <w:p>
+      <w:pPr>
+        <w:pStyle w:val="a6"/>
+        <w:numPr>
+          <w:ilvl w:val="1"/>
+          <w:numId w:val="17"/>
+        </w:numPr>
+        <w:spacing w:after="0" w:line="360" w:lineRule="auto"/>
+        <w:ind w:left="284"/>
+        <w:rPr>
+          <w:rFonts w:ascii="Times New Roman" w:eastAsiaTheme="minorEastAsia" w:hAnsi="Times New Roman" w:cs="Times New Roman"/>
+          <w:sz w:val="28"/>
+          <w:szCs w:val="28"/>
+        </w:rPr>
+      </w:pPr>
+      <w:r>
+        <w:rPr>
+          <w:rFonts w:ascii="Times New Roman" w:hAnsi="Times New Roman" w:cs="Times New Roman"/>
+          <w:sz w:val="28"/>
+          <w:szCs w:val="28"/>
+        </w:rPr>
+        <w:t xml:space="preserve">Вычислить: </w:t>
+      </w:r>
+      <m:oMath>
+        <m:r>
+          <w:rPr>
+            <w:rFonts w:ascii="Cambria Math" w:hAnsi="Cambria Math" w:cs="Times New Roman"/>
+            <w:sz w:val="28"/>
+            <w:szCs w:val="28"/>
+          </w:rPr>
+          <m:t xml:space="preserve">1812 </m:t>
+        </m:r>
+        <m:d>
+          <m:dPr>
+            <m:ctrlPr>
+              <w:rPr>
+                <w:rFonts w:ascii="Cambria Math" w:hAnsi="Cambria Math" w:cs="Times New Roman"/>
+                <w:i/>
+                <w:sz w:val="28"/>
+                <w:szCs w:val="28"/>
+              </w:rPr>
+            </m:ctrlPr>
+          </m:dPr>
+          <m:e>
+            <m:r>
+              <w:rPr>
+                <w:rFonts w:ascii="Cambria Math" w:hAnsi="Cambria Math" w:cs="Times New Roman"/>
+                <w:sz w:val="28"/>
+                <w:szCs w:val="28"/>
+              </w:rPr>
+              <m:t>mod 13</m:t>
+            </m:r>
+          </m:e>
+        </m:d>
+        <m:r>
+          <w:rPr>
+            <w:rFonts w:ascii="Cambria Math" w:hAnsi="Cambria Math" w:cs="Times New Roman"/>
+            <w:sz w:val="28"/>
+            <w:szCs w:val="28"/>
+          </w:rPr>
+          <m:t xml:space="preserve">, 127 </m:t>
+        </m:r>
+        <m:d>
+          <m:dPr>
+            <m:ctrlPr>
+              <w:rPr>
+                <w:rFonts w:ascii="Cambria Math" w:hAnsi="Cambria Math" w:cs="Times New Roman"/>
+                <w:i/>
+                <w:sz w:val="28"/>
+                <w:szCs w:val="28"/>
+              </w:rPr>
+            </m:ctrlPr>
+          </m:dPr>
+          <m:e>
+            <m:r>
+              <w:rPr>
+                <w:rFonts w:ascii="Cambria Math" w:hAnsi="Cambria Math" w:cs="Times New Roman"/>
+                <w:sz w:val="28"/>
+                <w:szCs w:val="28"/>
+              </w:rPr>
+              <m:t>mod 7</m:t>
+            </m:r>
+          </m:e>
+        </m:d>
+      </m:oMath>
+    </w:p>
+    <w:p>
+      <w:pPr>
+        <w:spacing w:after="0" w:line="360" w:lineRule="auto"/>
+        <w:jc w:val="both"/>
+        <w:rPr>
+          <w:rFonts w:ascii="Times New Roman" w:eastAsiaTheme="minorEastAsia" w:hAnsi="Times New Roman" w:cs="Times New Roman"/>
+          <w:sz w:val="28"/>
+          <w:szCs w:val="28"/>
+          <w:lang w:val="en-US"/>
+        </w:rPr>
+      </w:pPr>
+      <m:oMathPara>
+        <m:oMathParaPr>
+          <m:jc m:val="left"/>
+        </m:oMathParaPr>
+        <m:oMath>
+          <m:r>
+            <w:rPr>
+              <w:rFonts w:ascii="Cambria Math" w:eastAsiaTheme="minorEastAsia" w:hAnsi="Cambria Math" w:cs="Times New Roman"/>
+              <w:sz w:val="28"/>
+              <w:szCs w:val="28"/>
+              <w:lang w:val="en-US"/>
+            </w:rPr>
+            <m:t>1812/13=139,384…, 1812-13*139=1812-1807≡5 (mod 13</m:t>
+          </m:r>
+          <m:r>
+            <w:rPr>
+              <w:rFonts w:ascii="Cambria Math" w:eastAsiaTheme="minorEastAsia" w:hAnsi="Cambria Math" w:cs="Times New Roman"/>
+              <w:sz w:val="28"/>
+              <w:szCs w:val="28"/>
+              <w:lang w:val="en-US"/>
+            </w:rPr>
+            <m:t>)</m:t>
+          </m:r>
+        </m:oMath>
+      </m:oMathPara>
+    </w:p>
+    <w:p>
+      <w:pPr>
+        <w:spacing w:after="0" w:line="360" w:lineRule="auto"/>
+        <w:jc w:val="both"/>
+        <w:rPr>
+          <w:rFonts w:ascii="Times New Roman" w:eastAsiaTheme="minorEastAsia" w:hAnsi="Times New Roman" w:cs="Times New Roman"/>
+          <w:sz w:val="28"/>
+          <w:szCs w:val="28"/>
+          <w:lang w:val="en-US"/>
+        </w:rPr>
+      </w:pPr>
+      <m:oMathPara>
+        <m:oMathParaPr>
+          <m:jc m:val="left"/>
+        </m:oMathParaPr>
+        <m:oMath>
+          <m:r>
+            <w:rPr>
+              <w:rFonts w:ascii="Cambria Math" w:eastAsiaTheme="minorEastAsia" w:hAnsi="Cambria Math" w:cs="Times New Roman"/>
+              <w:sz w:val="28"/>
+              <w:szCs w:val="28"/>
+              <w:lang w:val="en-US"/>
+            </w:rPr>
+            <m:t>127/7=18,142… , 127-7*18=127-126 ≡1(mod 7</m:t>
+          </m:r>
+          <m:r>
+            <w:rPr>
+              <w:rFonts w:ascii="Cambria Math" w:eastAsiaTheme="minorEastAsia" w:hAnsi="Cambria Math" w:cs="Times New Roman"/>
+              <w:sz w:val="28"/>
+              <w:szCs w:val="28"/>
+              <w:lang w:val="en-US"/>
+            </w:rPr>
+            <m:t>)</m:t>
+          </m:r>
+        </m:oMath>
+      </m:oMathPara>
+    </w:p>
+    <w:p>
+      <w:pPr>
+        <w:spacing w:after="0" w:line="360" w:lineRule="auto"/>
+        <w:jc w:val="both"/>
+        <w:rPr>
+          <w:rFonts w:ascii="Times New Roman" w:eastAsiaTheme="minorEastAsia" w:hAnsi="Times New Roman" w:cs="Times New Roman"/>
+          <w:sz w:val="28"/>
+          <w:szCs w:val="28"/>
+          <w:lang w:val="en-US"/>
+        </w:rPr>
+      </w:pPr>
+    </w:p>
+    <w:p>
+      <w:pPr>
+        <w:pStyle w:val="a6"/>
+        <w:numPr>
+          <w:ilvl w:val="1"/>
+          <w:numId w:val="17"/>
+        </w:numPr>
+        <w:spacing w:after="0" w:line="360" w:lineRule="auto"/>
+        <w:ind w:left="284"/>
+        <w:rPr>
+          <w:rFonts w:ascii="Times New Roman" w:eastAsiaTheme="minorEastAsia" w:hAnsi="Times New Roman" w:cs="Times New Roman"/>
+          <w:sz w:val="28"/>
+          <w:szCs w:val="28"/>
+        </w:rPr>
+      </w:pPr>
+      <w:r>
+        <w:rPr>
+          <w:rFonts w:ascii="Times New Roman" w:hAnsi="Times New Roman" w:cs="Times New Roman"/>
+          <w:sz w:val="28"/>
+          <w:szCs w:val="28"/>
+        </w:rPr>
+        <w:t>Сформулируйте суть теста на простоту с использованием пробных делений</w:t>
+      </w:r>
+    </w:p>
+    <w:p>
+      <w:pPr>
+        <w:spacing w:after="0" w:line="360" w:lineRule="auto"/>
+        <w:rPr>
+          <w:rFonts w:ascii="Times New Roman" w:eastAsiaTheme="minorEastAsia" w:hAnsi="Times New Roman" w:cs="Times New Roman"/>
+          <w:i/>
+          <w:sz w:val="28"/>
+          <w:szCs w:val="28"/>
+        </w:rPr>
+      </w:pPr>
+      <w:r>
+        <w:rPr>
+          <w:rFonts w:ascii="Times New Roman" w:eastAsiaTheme="minorEastAsia" w:hAnsi="Times New Roman" w:cs="Times New Roman"/>
+          <w:sz w:val="28"/>
+          <w:szCs w:val="28"/>
+        </w:rPr>
+        <w:t xml:space="preserve">Тест простоты методом пробных делений заключается в последовательной проверке, делится ли данное число </w:t>
+      </w:r>
+      <m:oMath>
+        <m:r>
+          <w:rPr>
+            <w:rFonts w:ascii="Cambria Math" w:eastAsiaTheme="minorEastAsia" w:hAnsi="Cambria Math" w:cs="Times New Roman"/>
+            <w:sz w:val="28"/>
+            <w:szCs w:val="28"/>
+          </w:rPr>
+          <m:t>n</m:t>
+        </m:r>
+      </m:oMath>
+      <w:r>
+        <w:rPr>
+          <w:rFonts w:ascii="Times New Roman" w:eastAsiaTheme="minorEastAsia" w:hAnsi="Times New Roman" w:cs="Times New Roman"/>
+          <w:sz w:val="28"/>
+          <w:szCs w:val="28"/>
+        </w:rPr>
+        <w:t xml:space="preserve"> </w:t>
+      </w:r>
+      <w:r>
+        <w:rPr>
+          <w:rFonts w:ascii="Times New Roman" w:eastAsiaTheme="minorEastAsia" w:hAnsi="Times New Roman" w:cs="Times New Roman"/>
+          <w:sz w:val="28"/>
+          <w:szCs w:val="28"/>
+        </w:rPr>
+        <w:t xml:space="preserve">на какое-либо простое число из интервала </w:t>
+      </w:r>
+      <m:oMath>
+        <m:r>
+          <w:rPr>
+            <w:rFonts w:ascii="Cambria Math" w:eastAsiaTheme="minorEastAsia" w:hAnsi="Cambria Math" w:cs="Times New Roman"/>
+            <w:sz w:val="28"/>
+            <w:szCs w:val="28"/>
+          </w:rPr>
+          <m:t>[2,</m:t>
+        </m:r>
+        <m:rad>
+          <m:radPr>
+            <m:degHide m:val="1"/>
+            <m:ctrlPr>
+              <w:rPr>
+                <w:rFonts w:ascii="Cambria Math" w:eastAsiaTheme="minorEastAsia" w:hAnsi="Cambria Math" w:cs="Times New Roman"/>
+                <w:i/>
+                <w:sz w:val="28"/>
+                <w:szCs w:val="28"/>
+              </w:rPr>
+            </m:ctrlPr>
+          </m:radPr>
+          <m:deg/>
+          <m:e>
+            <m:r>
+              <w:rPr>
+                <w:rFonts w:ascii="Cambria Math" w:eastAsiaTheme="minorEastAsia" w:hAnsi="Cambria Math" w:cs="Times New Roman"/>
+                <w:sz w:val="28"/>
+                <w:szCs w:val="28"/>
+              </w:rPr>
+              <m:t>n</m:t>
+            </m:r>
+          </m:e>
+        </m:rad>
+        <m:r>
+          <w:rPr>
+            <w:rFonts w:ascii="Cambria Math" w:eastAsiaTheme="minorEastAsia" w:hAnsi="Cambria Math" w:cs="Times New Roman"/>
+            <w:sz w:val="28"/>
+            <w:szCs w:val="28"/>
+          </w:rPr>
+          <m:t>]</m:t>
+        </m:r>
+      </m:oMath>
+    </w:p>
+    <w:p>
+      <w:pPr>
+        <w:spacing w:after="0" w:line="360" w:lineRule="auto"/>
+        <w:rPr>
+          <w:rFonts w:ascii="Times New Roman" w:eastAsiaTheme="minorEastAsia" w:hAnsi="Times New Roman" w:cs="Times New Roman"/>
+          <w:sz w:val="28"/>
+          <w:szCs w:val="28"/>
+          <w:lang w:val="en-US"/>
+        </w:rPr>
+      </w:pPr>
+      <w:r>
+        <w:rPr>
+          <w:rFonts w:ascii="Times New Roman" w:eastAsiaTheme="minorEastAsia" w:hAnsi="Times New Roman" w:cs="Times New Roman"/>
+          <w:sz w:val="28"/>
+          <w:szCs w:val="28"/>
+        </w:rPr>
+        <w:t>Если</w:t>
+      </w:r>
+      <w:r>
+        <w:rPr>
+          <w:rFonts w:ascii="Times New Roman" w:eastAsiaTheme="minorEastAsia" w:hAnsi="Times New Roman" w:cs="Times New Roman"/>
+          <w:sz w:val="28"/>
+          <w:szCs w:val="28"/>
+        </w:rPr>
+        <w:t xml:space="preserve"> </w:t>
+      </w:r>
+      <w:r>
+        <w:rPr>
+          <w:rFonts w:ascii="Times New Roman" w:eastAsiaTheme="minorEastAsia" w:hAnsi="Times New Roman" w:cs="Times New Roman"/>
+          <w:sz w:val="28"/>
+          <w:szCs w:val="28"/>
+        </w:rPr>
+        <w:t>n</w:t>
+      </w:r>
+      <w:r>
+        <w:rPr>
+          <w:rFonts w:ascii="Times New Roman" w:eastAsiaTheme="minorEastAsia" w:hAnsi="Times New Roman" w:cs="Times New Roman"/>
+          <w:sz w:val="28"/>
+          <w:szCs w:val="28"/>
+        </w:rPr>
+        <w:t xml:space="preserve"> </w:t>
+      </w:r>
+      <w:r>
+        <w:rPr>
+          <w:rFonts w:ascii="Times New Roman" w:eastAsiaTheme="minorEastAsia" w:hAnsi="Times New Roman" w:cs="Times New Roman"/>
+          <w:sz w:val="28"/>
+          <w:szCs w:val="28"/>
+        </w:rPr>
+        <w:t>делится хотя бы на одно из этих чисел, то n — составное.</w:t>
+      </w:r>
+    </w:p>
+    <w:p>
+      <w:pPr>
+        <w:spacing w:after="0" w:line="360" w:lineRule="auto"/>
+        <w:rPr>
+          <w:rFonts w:ascii="Times New Roman" w:eastAsiaTheme="minorEastAsia" w:hAnsi="Times New Roman" w:cs="Times New Roman"/>
+          <w:sz w:val="28"/>
+          <w:szCs w:val="28"/>
+        </w:rPr>
+      </w:pPr>
+      <w:r>
+        <w:rPr>
+          <w:rFonts w:ascii="Times New Roman" w:eastAsiaTheme="minorEastAsia" w:hAnsi="Times New Roman" w:cs="Times New Roman"/>
+          <w:sz w:val="28"/>
+          <w:szCs w:val="28"/>
+        </w:rPr>
+        <w:t>Если ни одно из пробных простых чисел не делит n, то n — простое.</w:t>
+      </w:r>
+    </w:p>
+    <w:p>
+      <w:pPr>
+        <w:spacing w:after="0" w:line="360" w:lineRule="auto"/>
+        <w:rPr>
+          <w:rFonts w:ascii="Times New Roman" w:hAnsi="Times New Roman" w:cs="Times New Roman"/>
+          <w:sz w:val="28"/>
+          <w:szCs w:val="28"/>
+        </w:rPr>
+      </w:pPr>
     </w:p>
     <w:sectPr>
       <w:pgSz w:w="11906" w:h="16838"/>
@@ -8400,7 +10189,7 @@
   <w:abstractNum w:abstractNumId="4" w15:restartNumberingAfterBreak="0">
     <w:nsid w:val="29B07D07"/>
     <w:multiLevelType w:val="multilevel"/>
-    <w:tmpl w:val="6E4A95C6"/>
+    <w:tmpl w:val="88C20EB6"/>
     <w:lvl w:ilvl="0">
       <w:start w:val="1"/>
       <w:numFmt w:val="bullet"/>
@@ -8417,20 +10206,16 @@
         <w:sz w:val="20"/>
       </w:rPr>
     </w:lvl>
-    <w:lvl w:ilvl="1" w:tentative="1">
-      <w:start w:val="1"/>
-      <w:numFmt w:val="bullet"/>
-      <w:lvlText w:val="o"/>
-      <w:lvlJc w:val="left"/>
-      <w:pPr>
-        <w:tabs>
-          <w:tab w:val="num" w:pos="1440"/>
-        </w:tabs>
+    <w:lvl w:ilvl="1">
+      <w:start w:val="1"/>
+      <w:numFmt w:val="decimal"/>
+      <w:lvlText w:val="%2."/>
+      <w:lvlJc w:val="left"/>
+      <w:pPr>
         <w:ind w:left="1440" w:hanging="360"/>
       </w:pPr>
       <w:rPr>
-        <w:rFonts w:ascii="Courier New" w:hAnsi="Courier New" w:hint="default"/>
-        <w:sz w:val="20"/>
+        <w:rFonts w:hint="default"/>
       </w:rPr>
     </w:lvl>
     <w:lvl w:ilvl="2" w:tentative="1">
@@ -9341,6 +11126,244 @@
     </w:lvl>
   </w:abstractNum>
   <w:abstractNum w:abstractNumId="12" w15:restartNumberingAfterBreak="0">
+    <w:nsid w:val="43CF2B56"/>
+    <w:multiLevelType w:val="hybridMultilevel"/>
+    <w:tmpl w:val="6916F774"/>
+    <w:lvl w:ilvl="0" w:tplc="FFFFFFFF">
+      <w:start w:val="1"/>
+      <w:numFmt w:val="decimal"/>
+      <w:lvlText w:val="%1)"/>
+      <w:lvlJc w:val="left"/>
+      <w:pPr>
+        <w:ind w:left="928" w:hanging="360"/>
+      </w:pPr>
+      <w:rPr>
+        <w:rFonts w:hint="default"/>
+      </w:rPr>
+    </w:lvl>
+    <w:lvl w:ilvl="1" w:tplc="FFFFFFFF" w:tentative="1">
+      <w:start w:val="1"/>
+      <w:numFmt w:val="lowerLetter"/>
+      <w:lvlText w:val="%2."/>
+      <w:lvlJc w:val="left"/>
+      <w:pPr>
+        <w:ind w:left="1648" w:hanging="360"/>
+      </w:pPr>
+    </w:lvl>
+    <w:lvl w:ilvl="2" w:tplc="FFFFFFFF" w:tentative="1">
+      <w:start w:val="1"/>
+      <w:numFmt w:val="lowerRoman"/>
+      <w:lvlText w:val="%3."/>
+      <w:lvlJc w:val="right"/>
+      <w:pPr>
+        <w:ind w:left="2368" w:hanging="180"/>
+      </w:pPr>
+    </w:lvl>
+    <w:lvl w:ilvl="3" w:tplc="FFFFFFFF" w:tentative="1">
+      <w:start w:val="1"/>
+      <w:numFmt w:val="decimal"/>
+      <w:lvlText w:val="%4."/>
+      <w:lvlJc w:val="left"/>
+      <w:pPr>
+        <w:ind w:left="3088" w:hanging="360"/>
+      </w:pPr>
+    </w:lvl>
+    <w:lvl w:ilvl="4" w:tplc="FFFFFFFF" w:tentative="1">
+      <w:start w:val="1"/>
+      <w:numFmt w:val="lowerLetter"/>
+      <w:lvlText w:val="%5."/>
+      <w:lvlJc w:val="left"/>
+      <w:pPr>
+        <w:ind w:left="3808" w:hanging="360"/>
+      </w:pPr>
+    </w:lvl>
+    <w:lvl w:ilvl="5" w:tplc="FFFFFFFF" w:tentative="1">
+      <w:start w:val="1"/>
+      <w:numFmt w:val="lowerRoman"/>
+      <w:lvlText w:val="%6."/>
+      <w:lvlJc w:val="right"/>
+      <w:pPr>
+        <w:ind w:left="4528" w:hanging="180"/>
+      </w:pPr>
+    </w:lvl>
+    <w:lvl w:ilvl="6" w:tplc="FFFFFFFF" w:tentative="1">
+      <w:start w:val="1"/>
+      <w:numFmt w:val="decimal"/>
+      <w:lvlText w:val="%7."/>
+      <w:lvlJc w:val="left"/>
+      <w:pPr>
+        <w:ind w:left="5248" w:hanging="360"/>
+      </w:pPr>
+    </w:lvl>
+    <w:lvl w:ilvl="7" w:tplc="FFFFFFFF" w:tentative="1">
+      <w:start w:val="1"/>
+      <w:numFmt w:val="lowerLetter"/>
+      <w:lvlText w:val="%8."/>
+      <w:lvlJc w:val="left"/>
+      <w:pPr>
+        <w:ind w:left="5968" w:hanging="360"/>
+      </w:pPr>
+    </w:lvl>
+    <w:lvl w:ilvl="8" w:tplc="FFFFFFFF" w:tentative="1">
+      <w:start w:val="1"/>
+      <w:numFmt w:val="lowerRoman"/>
+      <w:lvlText w:val="%9."/>
+      <w:lvlJc w:val="right"/>
+      <w:pPr>
+        <w:ind w:left="6688" w:hanging="180"/>
+      </w:pPr>
+    </w:lvl>
+  </w:abstractNum>
+  <w:abstractNum w:abstractNumId="13" w15:restartNumberingAfterBreak="0">
+    <w:nsid w:val="483C61FE"/>
+    <w:multiLevelType w:val="multilevel"/>
+    <w:tmpl w:val="11E6FD26"/>
+    <w:lvl w:ilvl="0">
+      <w:start w:val="1"/>
+      <w:numFmt w:val="bullet"/>
+      <w:lvlText w:val=""/>
+      <w:lvlJc w:val="left"/>
+      <w:pPr>
+        <w:tabs>
+          <w:tab w:val="num" w:pos="720"/>
+        </w:tabs>
+        <w:ind w:left="720" w:hanging="360"/>
+      </w:pPr>
+      <w:rPr>
+        <w:rFonts w:ascii="Symbol" w:hAnsi="Symbol" w:hint="default"/>
+        <w:sz w:val="20"/>
+      </w:rPr>
+    </w:lvl>
+    <w:lvl w:ilvl="1" w:tentative="1">
+      <w:start w:val="1"/>
+      <w:numFmt w:val="bullet"/>
+      <w:lvlText w:val="o"/>
+      <w:lvlJc w:val="left"/>
+      <w:pPr>
+        <w:tabs>
+          <w:tab w:val="num" w:pos="1440"/>
+        </w:tabs>
+        <w:ind w:left="1440" w:hanging="360"/>
+      </w:pPr>
+      <w:rPr>
+        <w:rFonts w:ascii="Courier New" w:hAnsi="Courier New" w:hint="default"/>
+        <w:sz w:val="20"/>
+      </w:rPr>
+    </w:lvl>
+    <w:lvl w:ilvl="2" w:tentative="1">
+      <w:start w:val="1"/>
+      <w:numFmt w:val="bullet"/>
+      <w:lvlText w:val=""/>
+      <w:lvlJc w:val="left"/>
+      <w:pPr>
+        <w:tabs>
+          <w:tab w:val="num" w:pos="2160"/>
+        </w:tabs>
+        <w:ind w:left="2160" w:hanging="360"/>
+      </w:pPr>
+      <w:rPr>
+        <w:rFonts w:ascii="Wingdings" w:hAnsi="Wingdings" w:hint="default"/>
+        <w:sz w:val="20"/>
+      </w:rPr>
+    </w:lvl>
+    <w:lvl w:ilvl="3" w:tentative="1">
+      <w:start w:val="1"/>
+      <w:numFmt w:val="bullet"/>
+      <w:lvlText w:val=""/>
+      <w:lvlJc w:val="left"/>
+      <w:pPr>
+        <w:tabs>
+          <w:tab w:val="num" w:pos="2880"/>
+        </w:tabs>
+        <w:ind w:left="2880" w:hanging="360"/>
+      </w:pPr>
+      <w:rPr>
+        <w:rFonts w:ascii="Wingdings" w:hAnsi="Wingdings" w:hint="default"/>
+        <w:sz w:val="20"/>
+      </w:rPr>
+    </w:lvl>
+    <w:lvl w:ilvl="4" w:tentative="1">
+      <w:start w:val="1"/>
+      <w:numFmt w:val="bullet"/>
+      <w:lvlText w:val=""/>
+      <w:lvlJc w:val="left"/>
+      <w:pPr>
+        <w:tabs>
+          <w:tab w:val="num" w:pos="3600"/>
+        </w:tabs>
+        <w:ind w:left="3600" w:hanging="360"/>
+      </w:pPr>
+      <w:rPr>
+        <w:rFonts w:ascii="Wingdings" w:hAnsi="Wingdings" w:hint="default"/>
+        <w:sz w:val="20"/>
+      </w:rPr>
+    </w:lvl>
+    <w:lvl w:ilvl="5" w:tentative="1">
+      <w:start w:val="1"/>
+      <w:numFmt w:val="bullet"/>
+      <w:lvlText w:val=""/>
+      <w:lvlJc w:val="left"/>
+      <w:pPr>
+        <w:tabs>
+          <w:tab w:val="num" w:pos="4320"/>
+        </w:tabs>
+        <w:ind w:left="4320" w:hanging="360"/>
+      </w:pPr>
+      <w:rPr>
+        <w:rFonts w:ascii="Wingdings" w:hAnsi="Wingdings" w:hint="default"/>
+        <w:sz w:val="20"/>
+      </w:rPr>
+    </w:lvl>
+    <w:lvl w:ilvl="6" w:tentative="1">
+      <w:start w:val="1"/>
+      <w:numFmt w:val="bullet"/>
+      <w:lvlText w:val=""/>
+      <w:lvlJc w:val="left"/>
+      <w:pPr>
+        <w:tabs>
+          <w:tab w:val="num" w:pos="5040"/>
+        </w:tabs>
+        <w:ind w:left="5040" w:hanging="360"/>
+      </w:pPr>
+      <w:rPr>
+        <w:rFonts w:ascii="Wingdings" w:hAnsi="Wingdings" w:hint="default"/>
+        <w:sz w:val="20"/>
+      </w:rPr>
+    </w:lvl>
+    <w:lvl w:ilvl="7" w:tentative="1">
+      <w:start w:val="1"/>
+      <w:numFmt w:val="bullet"/>
+      <w:lvlText w:val=""/>
+      <w:lvlJc w:val="left"/>
+      <w:pPr>
+        <w:tabs>
+          <w:tab w:val="num" w:pos="5760"/>
+        </w:tabs>
+        <w:ind w:left="5760" w:hanging="360"/>
+      </w:pPr>
+      <w:rPr>
+        <w:rFonts w:ascii="Wingdings" w:hAnsi="Wingdings" w:hint="default"/>
+        <w:sz w:val="20"/>
+      </w:rPr>
+    </w:lvl>
+    <w:lvl w:ilvl="8" w:tentative="1">
+      <w:start w:val="1"/>
+      <w:numFmt w:val="bullet"/>
+      <w:lvlText w:val=""/>
+      <w:lvlJc w:val="left"/>
+      <w:pPr>
+        <w:tabs>
+          <w:tab w:val="num" w:pos="6480"/>
+        </w:tabs>
+        <w:ind w:left="6480" w:hanging="360"/>
+      </w:pPr>
+      <w:rPr>
+        <w:rFonts w:ascii="Wingdings" w:hAnsi="Wingdings" w:hint="default"/>
+        <w:sz w:val="20"/>
+      </w:rPr>
+    </w:lvl>
+  </w:abstractNum>
+  <w:abstractNum w:abstractNumId="14" w15:restartNumberingAfterBreak="0">
     <w:nsid w:val="4F373B30"/>
     <w:multiLevelType w:val="multilevel"/>
     <w:tmpl w:val="ACDA91E0"/>
@@ -9489,7 +11512,96 @@
       </w:rPr>
     </w:lvl>
   </w:abstractNum>
-  <w:abstractNum w:abstractNumId="13" w15:restartNumberingAfterBreak="0">
+  <w:abstractNum w:abstractNumId="15" w15:restartNumberingAfterBreak="0">
+    <w:nsid w:val="520D79B1"/>
+    <w:multiLevelType w:val="hybridMultilevel"/>
+    <w:tmpl w:val="6916F774"/>
+    <w:lvl w:ilvl="0" w:tplc="FFFFFFFF">
+      <w:start w:val="1"/>
+      <w:numFmt w:val="decimal"/>
+      <w:lvlText w:val="%1)"/>
+      <w:lvlJc w:val="left"/>
+      <w:pPr>
+        <w:ind w:left="720" w:hanging="360"/>
+      </w:pPr>
+      <w:rPr>
+        <w:rFonts w:hint="default"/>
+      </w:rPr>
+    </w:lvl>
+    <w:lvl w:ilvl="1" w:tplc="FFFFFFFF" w:tentative="1">
+      <w:start w:val="1"/>
+      <w:numFmt w:val="lowerLetter"/>
+      <w:lvlText w:val="%2."/>
+      <w:lvlJc w:val="left"/>
+      <w:pPr>
+        <w:ind w:left="1440" w:hanging="360"/>
+      </w:pPr>
+    </w:lvl>
+    <w:lvl w:ilvl="2" w:tplc="FFFFFFFF" w:tentative="1">
+      <w:start w:val="1"/>
+      <w:numFmt w:val="lowerRoman"/>
+      <w:lvlText w:val="%3."/>
+      <w:lvlJc w:val="right"/>
+      <w:pPr>
+        <w:ind w:left="2160" w:hanging="180"/>
+      </w:pPr>
+    </w:lvl>
+    <w:lvl w:ilvl="3" w:tplc="FFFFFFFF" w:tentative="1">
+      <w:start w:val="1"/>
+      <w:numFmt w:val="decimal"/>
+      <w:lvlText w:val="%4."/>
+      <w:lvlJc w:val="left"/>
+      <w:pPr>
+        <w:ind w:left="2880" w:hanging="360"/>
+      </w:pPr>
+    </w:lvl>
+    <w:lvl w:ilvl="4" w:tplc="FFFFFFFF" w:tentative="1">
+      <w:start w:val="1"/>
+      <w:numFmt w:val="lowerLetter"/>
+      <w:lvlText w:val="%5."/>
+      <w:lvlJc w:val="left"/>
+      <w:pPr>
+        <w:ind w:left="3600" w:hanging="360"/>
+      </w:pPr>
+    </w:lvl>
+    <w:lvl w:ilvl="5" w:tplc="FFFFFFFF" w:tentative="1">
+      <w:start w:val="1"/>
+      <w:numFmt w:val="lowerRoman"/>
+      <w:lvlText w:val="%6."/>
+      <w:lvlJc w:val="right"/>
+      <w:pPr>
+        <w:ind w:left="4320" w:hanging="180"/>
+      </w:pPr>
+    </w:lvl>
+    <w:lvl w:ilvl="6" w:tplc="FFFFFFFF" w:tentative="1">
+      <w:start w:val="1"/>
+      <w:numFmt w:val="decimal"/>
+      <w:lvlText w:val="%7."/>
+      <w:lvlJc w:val="left"/>
+      <w:pPr>
+        <w:ind w:left="5040" w:hanging="360"/>
+      </w:pPr>
+    </w:lvl>
+    <w:lvl w:ilvl="7" w:tplc="FFFFFFFF" w:tentative="1">
+      <w:start w:val="1"/>
+      <w:numFmt w:val="lowerLetter"/>
+      <w:lvlText w:val="%8."/>
+      <w:lvlJc w:val="left"/>
+      <w:pPr>
+        <w:ind w:left="5760" w:hanging="360"/>
+      </w:pPr>
+    </w:lvl>
+    <w:lvl w:ilvl="8" w:tplc="FFFFFFFF" w:tentative="1">
+      <w:start w:val="1"/>
+      <w:numFmt w:val="lowerRoman"/>
+      <w:lvlText w:val="%9."/>
+      <w:lvlJc w:val="right"/>
+      <w:pPr>
+        <w:ind w:left="6480" w:hanging="180"/>
+      </w:pPr>
+    </w:lvl>
+  </w:abstractNum>
+  <w:abstractNum w:abstractNumId="16" w15:restartNumberingAfterBreak="0">
     <w:nsid w:val="593B7972"/>
     <w:multiLevelType w:val="hybridMultilevel"/>
     <w:tmpl w:val="C4601214"/>
@@ -9602,7 +11714,7 @@
       </w:rPr>
     </w:lvl>
   </w:abstractNum>
-  <w:abstractNum w:abstractNumId="14" w15:restartNumberingAfterBreak="0">
+  <w:abstractNum w:abstractNumId="17" w15:restartNumberingAfterBreak="0">
     <w:nsid w:val="5F033387"/>
     <w:multiLevelType w:val="multilevel"/>
     <w:tmpl w:val="13BC8F54"/>
@@ -9715,7 +11827,7 @@
       </w:pPr>
     </w:lvl>
   </w:abstractNum>
-  <w:abstractNum w:abstractNumId="15" w15:restartNumberingAfterBreak="0">
+  <w:abstractNum w:abstractNumId="18" w15:restartNumberingAfterBreak="0">
     <w:nsid w:val="78F81FC0"/>
     <w:multiLevelType w:val="multilevel"/>
     <w:tmpl w:val="8E1687CC"/>
@@ -9864,7 +11976,7 @@
       </w:rPr>
     </w:lvl>
   </w:abstractNum>
-  <w:abstractNum w:abstractNumId="16" w15:restartNumberingAfterBreak="0">
+  <w:abstractNum w:abstractNumId="19" w15:restartNumberingAfterBreak="0">
     <w:nsid w:val="7E2F1E90"/>
     <w:multiLevelType w:val="hybridMultilevel"/>
     <w:tmpl w:val="4680074A"/>
@@ -9978,16 +12090,16 @@
     </w:lvl>
   </w:abstractNum>
   <w:num w:numId="1" w16cid:durableId="316882807">
+    <w:abstractNumId w:val="19"/>
+  </w:num>
+  <w:num w:numId="2" w16cid:durableId="63577542">
     <w:abstractNumId w:val="16"/>
   </w:num>
-  <w:num w:numId="2" w16cid:durableId="63577542">
-    <w:abstractNumId w:val="13"/>
-  </w:num>
   <w:num w:numId="3" w16cid:durableId="461535768">
-    <w:abstractNumId w:val="14"/>
+    <w:abstractNumId w:val="17"/>
   </w:num>
   <w:num w:numId="4" w16cid:durableId="1679381934">
-    <w:abstractNumId w:val="12"/>
+    <w:abstractNumId w:val="14"/>
   </w:num>
   <w:num w:numId="5" w16cid:durableId="322323694">
     <w:abstractNumId w:val="5"/>
@@ -10008,7 +12120,7 @@
     <w:abstractNumId w:val="7"/>
   </w:num>
   <w:num w:numId="10" w16cid:durableId="55664892">
-    <w:abstractNumId w:val="15"/>
+    <w:abstractNumId w:val="18"/>
   </w:num>
   <w:num w:numId="11" w16cid:durableId="1883705477">
     <w:abstractNumId w:val="3"/>
@@ -10033,6 +12145,15 @@
   </w:num>
   <w:num w:numId="18" w16cid:durableId="811362224">
     <w:abstractNumId w:val="0"/>
+  </w:num>
+  <w:num w:numId="19" w16cid:durableId="778724921">
+    <w:abstractNumId w:val="13"/>
+  </w:num>
+  <w:num w:numId="20" w16cid:durableId="1003967671">
+    <w:abstractNumId w:val="15"/>
+  </w:num>
+  <w:num w:numId="21" w16cid:durableId="1187982806">
+    <w:abstractNumId w:val="12"/>
   </w:num>
 </w:numbering>
 </file>
@@ -10440,7 +12561,6 @@
   <w:style w:type="character" w:default="1" w:styleId="a0">
     <w:name w:val="Default Paragraph Font"/>
     <w:uiPriority w:val="1"/>
-    <w:semiHidden/>
     <w:unhideWhenUsed/>
   </w:style>
   <w:style w:type="table" w:default="1" w:styleId="a1">
